--- a/pluska2526/Notes/Set31PoissonDistributionsAndPropertiesOfExpectationAndVariance/Set33PoissonDistributionsAndPropertiesOfExpectationAndVariance.docx
+++ b/pluska2526/Notes/Set31PoissonDistributionsAndPropertiesOfExpectationAndVariance/Set33PoissonDistributionsAndPropertiesOfExpectationAndVariance.docx
@@ -696,7 +696,7 @@
                 <w:sz w:val="20"/>
                 <w:szCs w:val="20"/>
               </w:rPr>
-              <w:t>Use the properties of expected value and variance to analyze sums, shifts, and scaling of random variables</w:t>
+              <w:t>Reason about center and spread after transforming random variables</w:t>
             </w:r>
           </w:p>
         </w:tc>
@@ -1165,27 +1165,7 @@
           <w:sz w:val="20"/>
           <w:szCs w:val="20"/>
         </w:rPr>
-        <w:t xml:space="preserve">of the distribution. For example, if our expected number of customers between 1pm and 2pm is 7, then we would set the parameter for the Poisson distribution to be 7. The PMF for the </w:t>
-      </w:r>
-      <w:proofErr w:type="gramStart"/>
-      <w:r>
-        <w:rPr>
-          <w:rFonts w:asciiTheme="minorHAnsi" w:hAnsiTheme="minorHAnsi" w:cstheme="minorHAnsi"/>
-          <w:color w:val="10162F"/>
-          <w:sz w:val="20"/>
-          <w:szCs w:val="20"/>
-        </w:rPr>
-        <w:t>Poisson(</w:t>
-      </w:r>
-      <w:proofErr w:type="gramEnd"/>
-      <w:r>
-        <w:rPr>
-          <w:rFonts w:asciiTheme="minorHAnsi" w:hAnsiTheme="minorHAnsi" w:cstheme="minorHAnsi"/>
-          <w:color w:val="10162F"/>
-          <w:sz w:val="20"/>
-          <w:szCs w:val="20"/>
-        </w:rPr>
-        <w:t>7) distribution is as follows</w:t>
+        <w:t>of the distribution. For example, if our expected number of customers between 1pm and 2pm is 7, then we would set the parameter for the Poisson distribution to be 7. The PMF for the Poisson(7) distribution is as follows</w:t>
       </w:r>
       <w:r>
         <w:rPr>
@@ -1755,7 +1735,6 @@
         </w:rPr>
         <w:t xml:space="preserve">We can calculate the probability of exactly 6 times of rain using the </w:t>
       </w:r>
-      <w:proofErr w:type="gramStart"/>
       <w:r>
         <w:rPr>
           <w:rFonts w:asciiTheme="minorHAnsi" w:hAnsiTheme="minorHAnsi" w:cstheme="minorHAnsi"/>
@@ -1766,20 +1745,7 @@
           <w:szCs w:val="20"/>
           <w:shd w:val="clear" w:color="auto" w:fill="FFFFFF"/>
         </w:rPr>
-        <w:t>poisson.pmf(</w:t>
-      </w:r>
-      <w:proofErr w:type="gramEnd"/>
-      <w:r>
-        <w:rPr>
-          <w:rFonts w:asciiTheme="minorHAnsi" w:hAnsiTheme="minorHAnsi" w:cstheme="minorHAnsi"/>
-          <w:i/>
-          <w:iCs/>
-          <w:color w:val="10162F"/>
-          <w:sz w:val="20"/>
-          <w:szCs w:val="20"/>
-          <w:shd w:val="clear" w:color="auto" w:fill="FFFFFF"/>
-        </w:rPr>
-        <w:t>)</w:t>
+        <w:t>poisson.pmf()</w:t>
       </w:r>
       <w:r>
         <w:rPr>
@@ -1895,27 +1861,7 @@
                 <w:sz w:val="20"/>
                 <w:szCs w:val="20"/>
               </w:rPr>
-              <w:t xml:space="preserve"> </w:t>
-            </w:r>
-            <w:proofErr w:type="gramStart"/>
-            <w:r>
-              <w:rPr>
-                <w:rFonts w:ascii="Consolas" w:hAnsi="Consolas"/>
-                <w:color w:val="3B3B3B"/>
-                <w:sz w:val="20"/>
-                <w:szCs w:val="20"/>
-              </w:rPr>
-              <w:t>scipy.stats</w:t>
-            </w:r>
-            <w:proofErr w:type="gramEnd"/>
-            <w:r>
-              <w:rPr>
-                <w:rFonts w:ascii="Consolas" w:hAnsi="Consolas"/>
-                <w:color w:val="3B3B3B"/>
-                <w:sz w:val="20"/>
-                <w:szCs w:val="20"/>
-              </w:rPr>
-              <w:t xml:space="preserve"> </w:t>
+              <w:t xml:space="preserve"> scipy.stats </w:t>
             </w:r>
             <w:r>
               <w:rPr>
@@ -1977,7 +1923,6 @@
                 <w:szCs w:val="20"/>
               </w:rPr>
             </w:pPr>
-            <w:proofErr w:type="gramStart"/>
             <w:r>
               <w:rPr>
                 <w:rFonts w:ascii="Consolas" w:hAnsi="Consolas"/>
@@ -1996,7 +1941,6 @@
               </w:rPr>
               <w:t>.poisson.pmf(</w:t>
             </w:r>
-            <w:proofErr w:type="gramEnd"/>
             <w:r>
               <w:rPr>
                 <w:rFonts w:ascii="Consolas" w:hAnsi="Consolas"/>
@@ -2087,7 +2031,6 @@
                 <w:szCs w:val="20"/>
               </w:rPr>
             </w:pPr>
-            <w:proofErr w:type="gramStart"/>
             <w:r>
               <w:rPr>
                 <w:rFonts w:ascii="Consolas" w:hAnsi="Consolas"/>
@@ -2095,17 +2038,7 @@
                 <w:sz w:val="21"/>
                 <w:szCs w:val="21"/>
               </w:rPr>
-              <w:t>np.float</w:t>
-            </w:r>
-            <w:proofErr w:type="gramEnd"/>
-            <w:r>
-              <w:rPr>
-                <w:rFonts w:ascii="Consolas" w:hAnsi="Consolas"/>
-                <w:color w:val="3B3B3B"/>
-                <w:sz w:val="21"/>
-                <w:szCs w:val="21"/>
-              </w:rPr>
-              <w:t>64(0.06305545800345125)</w:t>
+              <w:t>np.float64(0.06305545800345125)</w:t>
             </w:r>
           </w:p>
         </w:tc>
@@ -2266,7 +2199,6 @@
               </w:rPr>
               <w:t xml:space="preserve"> </w:t>
             </w:r>
-            <w:proofErr w:type="gramStart"/>
             <w:r>
               <w:rPr>
                 <w:rFonts w:ascii="Consolas" w:hAnsi="Consolas"/>
@@ -2294,7 +2226,6 @@
               </w:rPr>
               <w:t>stats</w:t>
             </w:r>
-            <w:proofErr w:type="gramEnd"/>
             <w:r>
               <w:rPr>
                 <w:rFonts w:ascii="Consolas" w:hAnsi="Consolas"/>
@@ -2364,7 +2295,6 @@
                 <w:szCs w:val="20"/>
               </w:rPr>
             </w:pPr>
-            <w:proofErr w:type="gramStart"/>
             <w:r>
               <w:rPr>
                 <w:rFonts w:ascii="Consolas" w:hAnsi="Consolas"/>
@@ -2419,7 +2349,6 @@
               </w:rPr>
               <w:t>(</w:t>
             </w:r>
-            <w:proofErr w:type="gramEnd"/>
             <w:r>
               <w:rPr>
                 <w:rFonts w:ascii="Consolas" w:hAnsi="Consolas"/>
@@ -2722,7 +2651,6 @@
                 <w:szCs w:val="20"/>
               </w:rPr>
             </w:pPr>
-            <w:proofErr w:type="gramStart"/>
             <w:r>
               <w:rPr>
                 <w:rFonts w:ascii="Consolas" w:hAnsi="Consolas" w:cstheme="minorHAnsi"/>
@@ -2730,17 +2658,7 @@
                 <w:sz w:val="20"/>
                 <w:szCs w:val="20"/>
               </w:rPr>
-              <w:t>np.float</w:t>
-            </w:r>
-            <w:proofErr w:type="gramEnd"/>
-            <w:r>
-              <w:rPr>
-                <w:rFonts w:ascii="Consolas" w:hAnsi="Consolas" w:cstheme="minorHAnsi"/>
-                <w:color w:val="10162F"/>
-                <w:sz w:val="20"/>
-                <w:szCs w:val="20"/>
-              </w:rPr>
-              <w:t>64(0.21976538076223123)</w:t>
+              <w:t>np.float64(0.21976538076223123)</w:t>
             </w:r>
           </w:p>
         </w:tc>
@@ -3082,7 +3000,6 @@
         </w:rPr>
         <w:t xml:space="preserve">We can use the </w:t>
       </w:r>
-      <w:proofErr w:type="gramStart"/>
       <w:r>
         <w:rPr>
           <w:rFonts w:asciiTheme="minorHAnsi" w:hAnsiTheme="minorHAnsi" w:cstheme="minorHAnsi"/>
@@ -3092,9 +3009,17 @@
           <w:sz w:val="20"/>
           <w:szCs w:val="20"/>
         </w:rPr>
-        <w:t>poisson.cdf(</w:t>
-      </w:r>
-      <w:proofErr w:type="gramEnd"/>
+        <w:t>poisson.cdf()</w:t>
+      </w:r>
+      <w:r>
+        <w:rPr>
+          <w:rFonts w:asciiTheme="minorHAnsi" w:hAnsiTheme="minorHAnsi" w:cstheme="minorHAnsi"/>
+          <w:bCs/>
+          <w:sz w:val="20"/>
+          <w:szCs w:val="20"/>
+        </w:rPr>
+        <w:t xml:space="preserve"> method in the </w:t>
+      </w:r>
       <w:r>
         <w:rPr>
           <w:rFonts w:asciiTheme="minorHAnsi" w:hAnsiTheme="minorHAnsi" w:cstheme="minorHAnsi"/>
@@ -3104,7 +3029,7 @@
           <w:sz w:val="20"/>
           <w:szCs w:val="20"/>
         </w:rPr>
-        <w:t>)</w:t>
+        <w:t>scipy.stats</w:t>
       </w:r>
       <w:r>
         <w:rPr>
@@ -3113,70 +3038,38 @@
           <w:sz w:val="20"/>
           <w:szCs w:val="20"/>
         </w:rPr>
-        <w:t xml:space="preserve"> method in the </w:t>
-      </w:r>
-      <w:r>
+        <w:t xml:space="preserve"> library to evaluate the probability of observing a specific number or less given the expected value of a distribution. </w:t>
+      </w:r>
+    </w:p>
+    <w:p>
+      <w:pPr>
         <w:rPr>
           <w:rFonts w:asciiTheme="minorHAnsi" w:hAnsiTheme="minorHAnsi" w:cstheme="minorHAnsi"/>
           <w:bCs/>
-          <w:i/>
-          <w:iCs/>
-          <w:sz w:val="20"/>
-          <w:szCs w:val="20"/>
-        </w:rPr>
-        <w:t>scipy.stats</w:t>
-      </w:r>
-      <w:r>
-        <w:rPr>
-          <w:rFonts w:asciiTheme="minorHAnsi" w:hAnsiTheme="minorHAnsi" w:cstheme="minorHAnsi"/>
-          <w:bCs/>
-          <w:sz w:val="20"/>
-          <w:szCs w:val="20"/>
-        </w:rPr>
-        <w:t xml:space="preserve"> library to evaluate the probability of observing a specific number or less given the expected value of a distribution. </w:t>
-      </w:r>
-    </w:p>
-    <w:p>
-      <w:pPr>
-        <w:rPr>
-          <w:rFonts w:asciiTheme="minorHAnsi" w:hAnsiTheme="minorHAnsi" w:cstheme="minorHAnsi"/>
-          <w:bCs/>
-          <w:sz w:val="20"/>
-          <w:szCs w:val="20"/>
-        </w:rPr>
-      </w:pPr>
-    </w:p>
-    <w:p>
-      <w:pPr>
-        <w:rPr>
-          <w:rFonts w:asciiTheme="minorHAnsi" w:hAnsiTheme="minorHAnsi" w:cstheme="minorHAnsi"/>
-          <w:color w:val="10162F"/>
-          <w:sz w:val="20"/>
-          <w:szCs w:val="20"/>
-          <w:shd w:val="clear" w:color="auto" w:fill="FFFFFF"/>
-        </w:rPr>
-      </w:pPr>
-      <w:proofErr w:type="gramStart"/>
-      <w:r>
-        <w:rPr>
-          <w:rFonts w:asciiTheme="minorHAnsi" w:hAnsiTheme="minorHAnsi" w:cstheme="minorHAnsi"/>
-          <w:color w:val="10162F"/>
-          <w:sz w:val="20"/>
-          <w:szCs w:val="20"/>
-          <w:shd w:val="clear" w:color="auto" w:fill="FFFFFF"/>
-        </w:rPr>
-        <w:t>Let’s</w:t>
-      </w:r>
-      <w:proofErr w:type="gramEnd"/>
-      <w:r>
-        <w:rPr>
-          <w:rFonts w:asciiTheme="minorHAnsi" w:hAnsiTheme="minorHAnsi" w:cstheme="minorHAnsi"/>
-          <w:color w:val="10162F"/>
-          <w:sz w:val="20"/>
-          <w:szCs w:val="20"/>
-          <w:shd w:val="clear" w:color="auto" w:fill="FFFFFF"/>
-        </w:rPr>
-        <w:t xml:space="preserve"> return to our rain example with </w:t>
+          <w:sz w:val="20"/>
+          <w:szCs w:val="20"/>
+        </w:rPr>
+      </w:pPr>
+    </w:p>
+    <w:p>
+      <w:pPr>
+        <w:rPr>
+          <w:rFonts w:asciiTheme="minorHAnsi" w:hAnsiTheme="minorHAnsi" w:cstheme="minorHAnsi"/>
+          <w:color w:val="10162F"/>
+          <w:sz w:val="20"/>
+          <w:szCs w:val="20"/>
+          <w:shd w:val="clear" w:color="auto" w:fill="FFFFFF"/>
+        </w:rPr>
+      </w:pPr>
+      <w:r>
+        <w:rPr>
+          <w:rFonts w:asciiTheme="minorHAnsi" w:hAnsiTheme="minorHAnsi" w:cstheme="minorHAnsi"/>
+          <w:color w:val="10162F"/>
+          <w:sz w:val="20"/>
+          <w:szCs w:val="20"/>
+          <w:shd w:val="clear" w:color="auto" w:fill="FFFFFF"/>
+        </w:rPr>
+        <w:t xml:space="preserve">Let’s return to our rain example with </w:t>
       </w:r>
       <w:r>
         <w:rPr>
@@ -3299,9 +3192,8 @@
           <w:sz w:val="20"/>
           <w:szCs w:val="20"/>
         </w:rPr>
-        <w:t xml:space="preserve"> we wanted to calculate the probability of observing 6 or fewer rain events in the next 30 </w:t>
-      </w:r>
-      <w:proofErr w:type="gramStart"/>
+        <w:t xml:space="preserve"> we wanted to calculate the probability of observing 6 or fewer rain events in the next 30 days</w:t>
+      </w:r>
       <w:r>
         <w:rPr>
           <w:rFonts w:asciiTheme="minorHAnsi" w:hAnsiTheme="minorHAnsi" w:cstheme="minorHAnsi"/>
@@ -3309,26 +3201,7 @@
           <w:sz w:val="20"/>
           <w:szCs w:val="20"/>
         </w:rPr>
-        <w:t>days</w:t>
-      </w:r>
-      <w:r>
-        <w:rPr>
-          <w:rFonts w:asciiTheme="minorHAnsi" w:hAnsiTheme="minorHAnsi" w:cstheme="minorHAnsi"/>
-          <w:bCs/>
-          <w:sz w:val="20"/>
-          <w:szCs w:val="20"/>
-        </w:rPr>
-        <w:t>.</w:t>
-      </w:r>
-      <w:proofErr w:type="gramEnd"/>
-      <w:r>
-        <w:rPr>
-          <w:rFonts w:asciiTheme="minorHAnsi" w:hAnsiTheme="minorHAnsi" w:cstheme="minorHAnsi"/>
-          <w:bCs/>
-          <w:sz w:val="20"/>
-          <w:szCs w:val="20"/>
-        </w:rPr>
-        <w:t xml:space="preserve"> </w:t>
+        <w:t xml:space="preserve">. </w:t>
       </w:r>
     </w:p>
     <w:p>
@@ -3402,7 +3275,6 @@
                 <w:szCs w:val="20"/>
               </w:rPr>
             </w:pPr>
-            <w:proofErr w:type="gramStart"/>
             <w:r>
               <w:rPr>
                 <w:rFonts w:ascii="Consolas" w:hAnsi="Consolas"/>
@@ -3457,7 +3329,6 @@
               </w:rPr>
               <w:t>(</w:t>
             </w:r>
-            <w:proofErr w:type="gramEnd"/>
             <w:r>
               <w:rPr>
                 <w:rFonts w:ascii="Consolas" w:hAnsi="Consolas"/>
@@ -3558,7 +3429,6 @@
                 <w:szCs w:val="20"/>
               </w:rPr>
             </w:pPr>
-            <w:proofErr w:type="gramStart"/>
             <w:r>
               <w:rPr>
                 <w:rFonts w:ascii="Consolas" w:hAnsi="Consolas"/>
@@ -3566,17 +3436,7 @@
                 <w:sz w:val="21"/>
                 <w:szCs w:val="21"/>
               </w:rPr>
-              <w:t>np.float</w:t>
-            </w:r>
-            <w:proofErr w:type="gramEnd"/>
-            <w:r>
-              <w:rPr>
-                <w:rFonts w:ascii="Consolas" w:hAnsi="Consolas"/>
-                <w:color w:val="3B3B3B"/>
-                <w:sz w:val="21"/>
-                <w:szCs w:val="21"/>
-              </w:rPr>
-              <w:t>64(0.130141420882483)</w:t>
+              <w:t>np.float64(0.130141420882483)</w:t>
             </w:r>
           </w:p>
         </w:tc>
@@ -3748,7 +3608,6 @@
               </w:rPr>
               <w:t xml:space="preserve">1 - </w:t>
             </w:r>
-            <w:proofErr w:type="gramStart"/>
             <w:r>
               <w:rPr>
                 <w:rFonts w:ascii="Consolas" w:hAnsi="Consolas"/>
@@ -3803,7 +3662,6 @@
               </w:rPr>
               <w:t>(</w:t>
             </w:r>
-            <w:proofErr w:type="gramEnd"/>
             <w:r>
               <w:rPr>
                 <w:rFonts w:ascii="Consolas" w:hAnsi="Consolas"/>
@@ -3904,7 +3762,6 @@
                 <w:szCs w:val="20"/>
               </w:rPr>
             </w:pPr>
-            <w:proofErr w:type="gramStart"/>
             <w:r>
               <w:rPr>
                 <w:rFonts w:ascii="Consolas" w:hAnsi="Consolas"/>
@@ -3912,17 +3769,7 @@
                 <w:sz w:val="21"/>
                 <w:szCs w:val="21"/>
               </w:rPr>
-              <w:t>np.float</w:t>
-            </w:r>
-            <w:proofErr w:type="gramEnd"/>
-            <w:r>
-              <w:rPr>
-                <w:rFonts w:ascii="Consolas" w:hAnsi="Consolas"/>
-                <w:color w:val="3B3B3B"/>
-                <w:sz w:val="21"/>
-                <w:szCs w:val="21"/>
-              </w:rPr>
-              <w:t>64(0.30322385369689386)</w:t>
+              <w:t>np.float64(0.30322385369689386)</w:t>
             </w:r>
           </w:p>
         </w:tc>
@@ -3970,7 +3817,6 @@
         </w:rPr>
         <w:t xml:space="preserve">Note that we used 11 in the statement above even though 12 was the value given in the prompt. We wanted to calculate the probability of observing 12 or more rains, which includes 12. </w:t>
       </w:r>
-      <w:proofErr w:type="gramStart"/>
       <w:r>
         <w:rPr>
           <w:rFonts w:asciiTheme="minorHAnsi" w:hAnsiTheme="minorHAnsi" w:cstheme="minorHAnsi"/>
@@ -3980,19 +3826,7 @@
           <w:sz w:val="20"/>
           <w:szCs w:val="20"/>
         </w:rPr>
-        <w:t>stats.poisson.cdf(</w:t>
-      </w:r>
-      <w:proofErr w:type="gramEnd"/>
-      <w:r>
-        <w:rPr>
-          <w:rFonts w:asciiTheme="minorHAnsi" w:hAnsiTheme="minorHAnsi" w:cstheme="minorHAnsi"/>
-          <w:i/>
-          <w:iCs/>
-          <w:color w:val="10162F"/>
-          <w:sz w:val="20"/>
-          <w:szCs w:val="20"/>
-        </w:rPr>
-        <w:t>11, 10)</w:t>
+        <w:t>stats.poisson.cdf(11, 10)</w:t>
       </w:r>
       <w:r>
         <w:rPr>
@@ -4196,7 +4030,6 @@
                 <w:szCs w:val="21"/>
               </w:rPr>
             </w:pPr>
-            <w:proofErr w:type="gramStart"/>
             <w:r>
               <w:rPr>
                 <w:rFonts w:ascii="Consolas" w:hAnsi="Consolas"/>
@@ -4251,7 +4084,6 @@
               </w:rPr>
               <w:t>(</w:t>
             </w:r>
-            <w:proofErr w:type="gramEnd"/>
             <w:r>
               <w:rPr>
                 <w:rFonts w:ascii="Consolas" w:hAnsi="Consolas"/>
@@ -4460,7 +4292,6 @@
                 <w:szCs w:val="20"/>
               </w:rPr>
             </w:pPr>
-            <w:proofErr w:type="gramStart"/>
             <w:r>
               <w:rPr>
                 <w:rFonts w:ascii="Consolas" w:hAnsi="Consolas"/>
@@ -4468,17 +4299,7 @@
                 <w:sz w:val="21"/>
                 <w:szCs w:val="21"/>
               </w:rPr>
-              <w:t>np.float</w:t>
-            </w:r>
-            <w:proofErr w:type="gramEnd"/>
-            <w:r>
-              <w:rPr>
-                <w:rFonts w:ascii="Consolas" w:hAnsi="Consolas"/>
-                <w:color w:val="3B3B3B"/>
-                <w:sz w:val="21"/>
-                <w:szCs w:val="21"/>
-              </w:rPr>
-              <w:t>64(0.29603734909303947)</w:t>
+              <w:t>np.float64(0.29603734909303947)</w:t>
             </w:r>
           </w:p>
         </w:tc>
@@ -4858,25 +4679,14 @@
           <w:szCs w:val="20"/>
         </w:rPr>
       </w:pPr>
-      <w:proofErr w:type="gramStart"/>
-      <w:r>
-        <w:rPr>
-          <w:rFonts w:asciiTheme="minorHAnsi" w:hAnsiTheme="minorHAnsi" w:cstheme="minorHAnsi"/>
-          <w:color w:val="10162F"/>
-          <w:sz w:val="20"/>
-          <w:szCs w:val="20"/>
-        </w:rPr>
-        <w:t>Let’s</w:t>
-      </w:r>
-      <w:proofErr w:type="gramEnd"/>
-      <w:r>
-        <w:rPr>
-          <w:rFonts w:asciiTheme="minorHAnsi" w:hAnsiTheme="minorHAnsi" w:cstheme="minorHAnsi"/>
-          <w:color w:val="10162F"/>
-          <w:sz w:val="20"/>
-          <w:szCs w:val="20"/>
-        </w:rPr>
-        <w:t xml:space="preserve"> put this into context: let’s say we are salespeople, and after many weeks of work, we calculate our average to be 10 sales per week. If we take this value to be our expected value of a Poisson Distribution</w:t>
+      <w:r>
+        <w:rPr>
+          <w:rFonts w:asciiTheme="minorHAnsi" w:hAnsiTheme="minorHAnsi" w:cstheme="minorHAnsi"/>
+          <w:color w:val="10162F"/>
+          <w:sz w:val="20"/>
+          <w:szCs w:val="20"/>
+        </w:rPr>
+        <w:t>Let’s put this into context: let’s say we are salespeople, and after many weeks of work, we calculate our average to be 10 sales per week. If we take this value to be our expected value of a Poisson Distribution</w:t>
       </w:r>
       <w:r>
         <w:rPr>
@@ -5015,47 +4825,15 @@
           <w:shd w:val="clear" w:color="auto" w:fill="FFFFFF"/>
         </w:rPr>
       </w:pPr>
-      <w:proofErr w:type="gramStart"/>
-      <w:r>
-        <w:rPr>
-          <w:rFonts w:asciiTheme="minorHAnsi" w:hAnsiTheme="minorHAnsi" w:cstheme="minorHAnsi"/>
-          <w:sz w:val="20"/>
-          <w:szCs w:val="20"/>
-          <w:shd w:val="clear" w:color="auto" w:fill="FFFFFF"/>
-        </w:rPr>
-        <w:t>Let’s</w:t>
-      </w:r>
-      <w:proofErr w:type="gramEnd"/>
-      <w:r>
-        <w:rPr>
-          <w:rFonts w:asciiTheme="minorHAnsi" w:hAnsiTheme="minorHAnsi" w:cstheme="minorHAnsi"/>
-          <w:sz w:val="20"/>
-          <w:szCs w:val="20"/>
-          <w:shd w:val="clear" w:color="auto" w:fill="FFFFFF"/>
-        </w:rPr>
-        <w:t xml:space="preserve"> look at this another way. </w:t>
-      </w:r>
-      <w:proofErr w:type="gramStart"/>
-      <w:r>
-        <w:rPr>
-          <w:rFonts w:asciiTheme="minorHAnsi" w:hAnsiTheme="minorHAnsi" w:cstheme="minorHAnsi"/>
-          <w:sz w:val="20"/>
-          <w:szCs w:val="20"/>
-          <w:shd w:val="clear" w:color="auto" w:fill="FFFFFF"/>
-        </w:rPr>
-        <w:t>Let’s</w:t>
-      </w:r>
-      <w:proofErr w:type="gramEnd"/>
-      <w:r>
-        <w:rPr>
-          <w:rFonts w:asciiTheme="minorHAnsi" w:hAnsiTheme="minorHAnsi" w:cstheme="minorHAnsi"/>
-          <w:sz w:val="20"/>
-          <w:szCs w:val="20"/>
-          <w:shd w:val="clear" w:color="auto" w:fill="FFFFFF"/>
-        </w:rPr>
-        <w:t xml:space="preserve"> take a sample of 1000 random values from the Poisson distribution with the expected value of 10. We can use the </w:t>
-      </w:r>
-      <w:proofErr w:type="gramStart"/>
+      <w:r>
+        <w:rPr>
+          <w:rFonts w:asciiTheme="minorHAnsi" w:hAnsiTheme="minorHAnsi" w:cstheme="minorHAnsi"/>
+          <w:sz w:val="20"/>
+          <w:szCs w:val="20"/>
+          <w:shd w:val="clear" w:color="auto" w:fill="FFFFFF"/>
+        </w:rPr>
+        <w:t xml:space="preserve">Let’s look at this another way. Let’s take a sample of 1000 random values from the Poisson distribution with the expected value of 10. We can use the </w:t>
+      </w:r>
       <w:r>
         <w:rPr>
           <w:rFonts w:asciiTheme="minorHAnsi" w:hAnsiTheme="minorHAnsi" w:cstheme="minorHAnsi"/>
@@ -5065,19 +4843,7 @@
           <w:szCs w:val="20"/>
           <w:shd w:val="clear" w:color="auto" w:fill="FFFFFF"/>
         </w:rPr>
-        <w:t>poisson.rvs(</w:t>
-      </w:r>
-      <w:proofErr w:type="gramEnd"/>
-      <w:r>
-        <w:rPr>
-          <w:rFonts w:asciiTheme="minorHAnsi" w:hAnsiTheme="minorHAnsi" w:cstheme="minorHAnsi"/>
-          <w:i/>
-          <w:iCs/>
-          <w:sz w:val="20"/>
-          <w:szCs w:val="20"/>
-          <w:shd w:val="clear" w:color="auto" w:fill="FFFFFF"/>
-        </w:rPr>
-        <w:t>)</w:t>
+        <w:t>poisson.rvs()</w:t>
       </w:r>
       <w:r>
         <w:rPr>
@@ -5283,7 +5049,6 @@
               </w:rPr>
               <w:t xml:space="preserve"> </w:t>
             </w:r>
-            <w:proofErr w:type="gramStart"/>
             <w:r>
               <w:rPr>
                 <w:rFonts w:ascii="Consolas" w:hAnsi="Consolas"/>
@@ -5338,7 +5103,6 @@
               </w:rPr>
               <w:t>(</w:t>
             </w:r>
-            <w:proofErr w:type="gramEnd"/>
             <w:r>
               <w:rPr>
                 <w:rFonts w:ascii="Consolas" w:hAnsi="Consolas"/>
@@ -5477,27 +5241,7 @@
                 <w:sz w:val="21"/>
                 <w:szCs w:val="21"/>
               </w:rPr>
-              <w:t xml:space="preserve">[ 8 </w:t>
-            </w:r>
-            <w:proofErr w:type="gramStart"/>
-            <w:r>
-              <w:rPr>
-                <w:rFonts w:ascii="Consolas" w:hAnsi="Consolas"/>
-                <w:color w:val="3B3B3B"/>
-                <w:sz w:val="21"/>
-                <w:szCs w:val="21"/>
-              </w:rPr>
-              <w:t>13  9</w:t>
-            </w:r>
-            <w:proofErr w:type="gramEnd"/>
-            <w:r>
-              <w:rPr>
-                <w:rFonts w:ascii="Consolas" w:hAnsi="Consolas"/>
-                <w:color w:val="3B3B3B"/>
-                <w:sz w:val="21"/>
-                <w:szCs w:val="21"/>
-              </w:rPr>
-              <w:t xml:space="preserve">  7 10  8  3 12 12  9  9  8 11 10 12 12 12 16 10  9 11  9 11 12</w:t>
+              <w:t>[ 8 13  9  7 10  8  3 12 12  9  9  8 11 10 12 12 12 16 10  9 11  9 11 12</w:t>
             </w:r>
           </w:p>
           <w:p>
@@ -5516,27 +5260,7 @@
                 <w:sz w:val="21"/>
                 <w:szCs w:val="21"/>
               </w:rPr>
-              <w:t xml:space="preserve">  </w:t>
-            </w:r>
-            <w:proofErr w:type="gramStart"/>
-            <w:r>
-              <w:rPr>
-                <w:rFonts w:ascii="Consolas" w:hAnsi="Consolas"/>
-                <w:color w:val="3B3B3B"/>
-                <w:sz w:val="21"/>
-                <w:szCs w:val="21"/>
-              </w:rPr>
-              <w:t>3  5</w:t>
-            </w:r>
-            <w:proofErr w:type="gramEnd"/>
-            <w:r>
-              <w:rPr>
-                <w:rFonts w:ascii="Consolas" w:hAnsi="Consolas"/>
-                <w:color w:val="3B3B3B"/>
-                <w:sz w:val="21"/>
-                <w:szCs w:val="21"/>
-              </w:rPr>
-              <w:t xml:space="preserve">  5 12  9 15 14  5 21  8  9  8 11  9 14 13 14  8 10  7  9  2  8  7</w:t>
+              <w:t xml:space="preserve">  3  5  5 12  9 15 14  5 21  8  9  8 11  9 14 13 14  8 10  7  9  2  8  7</w:t>
             </w:r>
           </w:p>
           <w:p>
@@ -5583,27 +5307,7 @@
                 <w:sz w:val="21"/>
                 <w:szCs w:val="21"/>
               </w:rPr>
-              <w:t xml:space="preserve">12 10 10 11 </w:t>
-            </w:r>
-            <w:proofErr w:type="gramStart"/>
-            <w:r>
-              <w:rPr>
-                <w:rFonts w:ascii="Consolas" w:hAnsi="Consolas"/>
-                <w:color w:val="3B3B3B"/>
-                <w:sz w:val="21"/>
-                <w:szCs w:val="21"/>
-              </w:rPr>
-              <w:t>11  8</w:t>
-            </w:r>
-            <w:proofErr w:type="gramEnd"/>
-            <w:r>
-              <w:rPr>
-                <w:rFonts w:ascii="Consolas" w:hAnsi="Consolas"/>
-                <w:color w:val="3B3B3B"/>
-                <w:sz w:val="21"/>
-                <w:szCs w:val="21"/>
-              </w:rPr>
-              <w:t xml:space="preserve">  9  8 11  8  8  7  8 15 16  9 17  6  9  6 11 16 12 13</w:t>
+              <w:t>12 10 10 11 11  8  9  8 11  8  8  7  8 15 16  9 17  6  9  6 11 16 12 13</w:t>
             </w:r>
           </w:p>
           <w:p>
@@ -5622,27 +5326,7 @@
                 <w:sz w:val="21"/>
                 <w:szCs w:val="21"/>
               </w:rPr>
-              <w:t xml:space="preserve"> </w:t>
-            </w:r>
-            <w:proofErr w:type="gramStart"/>
-            <w:r>
-              <w:rPr>
-                <w:rFonts w:ascii="Consolas" w:hAnsi="Consolas"/>
-                <w:color w:val="3B3B3B"/>
-                <w:sz w:val="21"/>
-                <w:szCs w:val="21"/>
-              </w:rPr>
-              <w:t>15  8</w:t>
-            </w:r>
-            <w:proofErr w:type="gramEnd"/>
-            <w:r>
-              <w:rPr>
-                <w:rFonts w:ascii="Consolas" w:hAnsi="Consolas"/>
-                <w:color w:val="3B3B3B"/>
-                <w:sz w:val="21"/>
-                <w:szCs w:val="21"/>
-              </w:rPr>
-              <w:t xml:space="preserve"> 10  9  7 16 13 13  2  9 10 14  8  9  5 10 10  8 15  7  6 14  4 12</w:t>
+              <w:t xml:space="preserve"> 15  8 10  9  7 16 13 13  2  9 10 14  8  9  5 10 10  8 15  7  6 14  4 12</w:t>
             </w:r>
           </w:p>
           <w:p>
@@ -5663,27 +5347,7 @@
                 <w:sz w:val="21"/>
                 <w:szCs w:val="21"/>
               </w:rPr>
-              <w:t xml:space="preserve"> 15 </w:t>
-            </w:r>
-            <w:proofErr w:type="gramStart"/>
-            <w:r>
-              <w:rPr>
-                <w:rFonts w:ascii="Consolas" w:hAnsi="Consolas"/>
-                <w:color w:val="3B3B3B"/>
-                <w:sz w:val="21"/>
-                <w:szCs w:val="21"/>
-              </w:rPr>
-              <w:t>15  8</w:t>
-            </w:r>
-            <w:proofErr w:type="gramEnd"/>
-            <w:r>
-              <w:rPr>
-                <w:rFonts w:ascii="Consolas" w:hAnsi="Consolas"/>
-                <w:color w:val="3B3B3B"/>
-                <w:sz w:val="21"/>
-                <w:szCs w:val="21"/>
-              </w:rPr>
-              <w:t xml:space="preserve">  8 12  9 15  8  6 11  7 11 13 14 11  8]</w:t>
+              <w:t xml:space="preserve"> 15 15  8  8 12  9 15  8  6 11  7 11 13 14 11  8]</w:t>
             </w:r>
           </w:p>
         </w:tc>
@@ -5920,7 +5584,6 @@
               </w:rPr>
               <w:t xml:space="preserve"> </w:t>
             </w:r>
-            <w:proofErr w:type="gramStart"/>
             <w:r>
               <w:rPr>
                 <w:rFonts w:ascii="Consolas" w:hAnsi="Consolas"/>
@@ -5975,7 +5638,6 @@
               </w:rPr>
               <w:t>(</w:t>
             </w:r>
-            <w:proofErr w:type="gramEnd"/>
             <w:r>
               <w:rPr>
                 <w:rFonts w:ascii="Consolas" w:hAnsi="Consolas"/>
@@ -6078,7 +5740,6 @@
               </w:rPr>
               <w:t>(</w:t>
             </w:r>
-            <w:proofErr w:type="gramStart"/>
             <w:r>
               <w:rPr>
                 <w:rFonts w:ascii="Consolas" w:hAnsi="Consolas"/>
@@ -6095,17 +5756,7 @@
                 <w:sz w:val="20"/>
                 <w:szCs w:val="20"/>
               </w:rPr>
-              <w:t>.mean</w:t>
-            </w:r>
-            <w:proofErr w:type="gramEnd"/>
-            <w:r>
-              <w:rPr>
-                <w:rFonts w:ascii="Consolas" w:hAnsi="Consolas"/>
-                <w:color w:val="3B3B3B"/>
-                <w:sz w:val="20"/>
-                <w:szCs w:val="20"/>
-              </w:rPr>
-              <w:t>())</w:t>
+              <w:t>.mean())</w:t>
             </w:r>
           </w:p>
           <w:p>
@@ -6155,7 +5806,6 @@
               </w:rPr>
               <w:t xml:space="preserve"> </w:t>
             </w:r>
-            <w:proofErr w:type="gramStart"/>
             <w:r>
               <w:rPr>
                 <w:rFonts w:ascii="Consolas" w:hAnsi="Consolas"/>
@@ -6210,7 +5860,6 @@
               </w:rPr>
               <w:t>(</w:t>
             </w:r>
-            <w:proofErr w:type="gramEnd"/>
             <w:r>
               <w:rPr>
                 <w:rFonts w:ascii="Consolas" w:hAnsi="Consolas"/>
@@ -6313,7 +5962,6 @@
               </w:rPr>
               <w:t>(</w:t>
             </w:r>
-            <w:proofErr w:type="gramStart"/>
             <w:r>
               <w:rPr>
                 <w:rFonts w:ascii="Consolas" w:hAnsi="Consolas"/>
@@ -6330,17 +5978,7 @@
                 <w:sz w:val="20"/>
                 <w:szCs w:val="20"/>
               </w:rPr>
-              <w:t>.mean</w:t>
-            </w:r>
-            <w:proofErr w:type="gramEnd"/>
-            <w:r>
-              <w:rPr>
-                <w:rFonts w:ascii="Consolas" w:hAnsi="Consolas"/>
-                <w:color w:val="3B3B3B"/>
-                <w:sz w:val="20"/>
-                <w:szCs w:val="20"/>
-              </w:rPr>
-              <w:t>())</w:t>
+              <w:t>.mean())</w:t>
             </w:r>
           </w:p>
           <w:p>
@@ -6390,7 +6028,6 @@
               </w:rPr>
               <w:t xml:space="preserve"> </w:t>
             </w:r>
-            <w:proofErr w:type="gramStart"/>
             <w:r>
               <w:rPr>
                 <w:rFonts w:ascii="Consolas" w:hAnsi="Consolas"/>
@@ -6445,7 +6082,6 @@
               </w:rPr>
               <w:t>(</w:t>
             </w:r>
-            <w:proofErr w:type="gramEnd"/>
             <w:r>
               <w:rPr>
                 <w:rFonts w:ascii="Consolas" w:hAnsi="Consolas"/>
@@ -6548,7 +6184,6 @@
               </w:rPr>
               <w:t>(</w:t>
             </w:r>
-            <w:proofErr w:type="gramStart"/>
             <w:r>
               <w:rPr>
                 <w:rFonts w:ascii="Consolas" w:hAnsi="Consolas"/>
@@ -6565,17 +6200,7 @@
                 <w:sz w:val="20"/>
                 <w:szCs w:val="20"/>
               </w:rPr>
-              <w:t>.mean</w:t>
-            </w:r>
-            <w:proofErr w:type="gramEnd"/>
-            <w:r>
-              <w:rPr>
-                <w:rFonts w:ascii="Consolas" w:hAnsi="Consolas"/>
-                <w:color w:val="3B3B3B"/>
-                <w:sz w:val="20"/>
-                <w:szCs w:val="20"/>
-              </w:rPr>
-              <w:t>())</w:t>
+              <w:t>.mean())</w:t>
             </w:r>
           </w:p>
           <w:p>
@@ -6625,7 +6250,6 @@
               </w:rPr>
               <w:t xml:space="preserve"> </w:t>
             </w:r>
-            <w:proofErr w:type="gramStart"/>
             <w:r>
               <w:rPr>
                 <w:rFonts w:ascii="Consolas" w:hAnsi="Consolas"/>
@@ -6680,7 +6304,6 @@
               </w:rPr>
               <w:t>(</w:t>
             </w:r>
-            <w:proofErr w:type="gramEnd"/>
             <w:r>
               <w:rPr>
                 <w:rFonts w:ascii="Consolas" w:hAnsi="Consolas"/>
@@ -6783,7 +6406,6 @@
               </w:rPr>
               <w:t>(</w:t>
             </w:r>
-            <w:proofErr w:type="gramStart"/>
             <w:r>
               <w:rPr>
                 <w:rFonts w:ascii="Consolas" w:hAnsi="Consolas"/>
@@ -6800,17 +6422,7 @@
                 <w:sz w:val="20"/>
                 <w:szCs w:val="20"/>
               </w:rPr>
-              <w:t>.mean</w:t>
-            </w:r>
-            <w:proofErr w:type="gramEnd"/>
-            <w:r>
-              <w:rPr>
-                <w:rFonts w:ascii="Consolas" w:hAnsi="Consolas"/>
-                <w:color w:val="3B3B3B"/>
-                <w:sz w:val="20"/>
-                <w:szCs w:val="20"/>
-              </w:rPr>
-              <w:t>())</w:t>
+              <w:t>.mean())</w:t>
             </w:r>
           </w:p>
         </w:tc>
@@ -7552,7 +7164,6 @@
         </w:rPr>
         <w:t xml:space="preserve">We can calculate the variance of a sample using the </w:t>
       </w:r>
-      <w:proofErr w:type="gramStart"/>
       <w:r>
         <w:rPr>
           <w:rFonts w:asciiTheme="minorHAnsi" w:hAnsiTheme="minorHAnsi" w:cstheme="minorHAnsi"/>
@@ -7562,19 +7173,7 @@
           <w:szCs w:val="20"/>
           <w:shd w:val="clear" w:color="auto" w:fill="FFFFFF"/>
         </w:rPr>
-        <w:t>numpy.var(</w:t>
-      </w:r>
-      <w:proofErr w:type="gramEnd"/>
-      <w:r>
-        <w:rPr>
-          <w:rFonts w:asciiTheme="minorHAnsi" w:hAnsiTheme="minorHAnsi" w:cstheme="minorHAnsi"/>
-          <w:i/>
-          <w:iCs/>
-          <w:sz w:val="20"/>
-          <w:szCs w:val="20"/>
-          <w:shd w:val="clear" w:color="auto" w:fill="FFFFFF"/>
-        </w:rPr>
-        <w:t>)</w:t>
+        <w:t>numpy.var()</w:t>
       </w:r>
       <w:r>
         <w:rPr>
@@ -7699,7 +7298,6 @@
               </w:rPr>
               <w:t xml:space="preserve"> </w:t>
             </w:r>
-            <w:proofErr w:type="gramStart"/>
             <w:r>
               <w:rPr>
                 <w:rFonts w:ascii="Consolas" w:hAnsi="Consolas"/>
@@ -7754,7 +7352,6 @@
               </w:rPr>
               <w:t>(</w:t>
             </w:r>
-            <w:proofErr w:type="gramEnd"/>
             <w:r>
               <w:rPr>
                 <w:rFonts w:ascii="Consolas" w:hAnsi="Consolas"/>
@@ -7959,7 +7556,6 @@
               </w:rPr>
               <w:t xml:space="preserve"> </w:t>
             </w:r>
-            <w:proofErr w:type="gramStart"/>
             <w:r>
               <w:rPr>
                 <w:rFonts w:ascii="Consolas" w:hAnsi="Consolas"/>
@@ -8014,7 +7610,6 @@
               </w:rPr>
               <w:t>(</w:t>
             </w:r>
-            <w:proofErr w:type="gramEnd"/>
             <w:r>
               <w:rPr>
                 <w:rFonts w:ascii="Consolas" w:hAnsi="Consolas"/>
@@ -8219,7 +7814,6 @@
               </w:rPr>
               <w:t xml:space="preserve"> </w:t>
             </w:r>
-            <w:proofErr w:type="gramStart"/>
             <w:r>
               <w:rPr>
                 <w:rFonts w:ascii="Consolas" w:hAnsi="Consolas"/>
@@ -8274,7 +7868,6 @@
               </w:rPr>
               <w:t>(</w:t>
             </w:r>
-            <w:proofErr w:type="gramEnd"/>
             <w:r>
               <w:rPr>
                 <w:rFonts w:ascii="Consolas" w:hAnsi="Consolas"/>
@@ -8846,27 +8439,7 @@
           <w:szCs w:val="20"/>
           <w:shd w:val="clear" w:color="auto" w:fill="FFFFFF"/>
         </w:rPr>
-        <w:t xml:space="preserve">Consider the following scenario: we flip a fair coin 10 times and count the number of heads we observe. How many heads would you expect to see? You might naturally think 5, and you would be right! What we are doing is calculating the expected value without even realizing it. We take the </w:t>
-      </w:r>
-      <w:proofErr w:type="gramStart"/>
-      <w:r>
-        <w:rPr>
-          <w:rFonts w:asciiTheme="minorHAnsi" w:hAnsiTheme="minorHAnsi" w:cstheme="minorHAnsi"/>
-          <w:sz w:val="20"/>
-          <w:szCs w:val="20"/>
-          <w:shd w:val="clear" w:color="auto" w:fill="FFFFFF"/>
-        </w:rPr>
-        <w:t>10 coin</w:t>
-      </w:r>
-      <w:proofErr w:type="gramEnd"/>
-      <w:r>
-        <w:rPr>
-          <w:rFonts w:asciiTheme="minorHAnsi" w:hAnsiTheme="minorHAnsi" w:cstheme="minorHAnsi"/>
-          <w:sz w:val="20"/>
-          <w:szCs w:val="20"/>
-          <w:shd w:val="clear" w:color="auto" w:fill="FFFFFF"/>
-        </w:rPr>
-        <w:t xml:space="preserve"> flips and multiply it by the chance of getting heads, or one-half, getting the answer of 5 heads. And that is exactly the equation for the expected value of the binomial distribution:</w:t>
+        <w:t>Consider the following scenario: we flip a fair coin 10 times and count the number of heads we observe. How many heads would you expect to see? You might naturally think 5, and you would be right! What we are doing is calculating the expected value without even realizing it. We take the 10 coin flips and multiply it by the chance of getting heads, or one-half, getting the answer of 5 heads. And that is exactly the equation for the expected value of the binomial distribution:</w:t>
       </w:r>
     </w:p>
     <w:p>
@@ -8909,7 +8482,6 @@
           <w:bdr w:val="none" w:sz="0" w:space="0" w:color="auto" w:frame="1"/>
         </w:rPr>
       </w:pPr>
-      <w:proofErr w:type="gramStart"/>
       <w:r>
         <w:rPr>
           <w:rFonts w:ascii="Cambria Math" w:hAnsi="Cambria Math" w:cstheme="minorHAnsi"/>
@@ -8918,18 +8490,7 @@
           <w:szCs w:val="20"/>
           <w:bdr w:val="none" w:sz="0" w:space="0" w:color="auto" w:frame="1"/>
         </w:rPr>
-        <w:t>Expected(</w:t>
-      </w:r>
-      <w:proofErr w:type="gramEnd"/>
-      <w:r>
-        <w:rPr>
-          <w:rFonts w:ascii="Cambria Math" w:hAnsi="Cambria Math" w:cstheme="minorHAnsi"/>
-          <w:color w:val="10162F"/>
-          <w:sz w:val="20"/>
-          <w:szCs w:val="20"/>
-          <w:bdr w:val="none" w:sz="0" w:space="0" w:color="auto" w:frame="1"/>
-        </w:rPr>
-        <w:t># of Heads) = E(X) = n × p</w:t>
+        <w:t>Expected(# of Heads) = E(X) = n × p</w:t>
       </w:r>
     </w:p>
     <w:p>
@@ -9287,45 +8848,14 @@
           <w:shd w:val="clear" w:color="auto" w:fill="FFFFFF"/>
         </w:rPr>
       </w:pPr>
-      <w:proofErr w:type="gramStart"/>
-      <w:r>
-        <w:rPr>
-          <w:rFonts w:asciiTheme="minorHAnsi" w:hAnsiTheme="minorHAnsi" w:cstheme="minorHAnsi"/>
-          <w:sz w:val="20"/>
-          <w:szCs w:val="20"/>
-          <w:shd w:val="clear" w:color="auto" w:fill="FFFFFF"/>
-        </w:rPr>
-        <w:t>Let’s</w:t>
-      </w:r>
-      <w:proofErr w:type="gramEnd"/>
-      <w:r>
-        <w:rPr>
-          <w:rFonts w:asciiTheme="minorHAnsi" w:hAnsiTheme="minorHAnsi" w:cstheme="minorHAnsi"/>
-          <w:sz w:val="20"/>
-          <w:szCs w:val="20"/>
-          <w:shd w:val="clear" w:color="auto" w:fill="FFFFFF"/>
-        </w:rPr>
-        <w:t xml:space="preserve"> look at a different example. </w:t>
-      </w:r>
-      <w:proofErr w:type="gramStart"/>
-      <w:r>
-        <w:rPr>
-          <w:rFonts w:asciiTheme="minorHAnsi" w:hAnsiTheme="minorHAnsi" w:cstheme="minorHAnsi"/>
-          <w:sz w:val="20"/>
-          <w:szCs w:val="20"/>
-          <w:shd w:val="clear" w:color="auto" w:fill="FFFFFF"/>
-        </w:rPr>
-        <w:t>Let’s</w:t>
-      </w:r>
-      <w:proofErr w:type="gramEnd"/>
-      <w:r>
-        <w:rPr>
-          <w:rFonts w:asciiTheme="minorHAnsi" w:hAnsiTheme="minorHAnsi" w:cstheme="minorHAnsi"/>
-          <w:sz w:val="20"/>
-          <w:szCs w:val="20"/>
-          <w:shd w:val="clear" w:color="auto" w:fill="FFFFFF"/>
-        </w:rPr>
-        <w:t xml:space="preserve"> say we forgot to study, and we are going to guess B on all 20 questions of a multiple-choice quiz. If we assume that every letter option (A, B, C, and D) has the same probability of being the right answer for each question, how many questions would we expect to get correct? n would equal 20, because there are 20 questions, and p would equal 0.25, because there is a 1 in 4 chance that B will be the right answer. Using the equation, we can calculate:</w:t>
+      <w:r>
+        <w:rPr>
+          <w:rFonts w:asciiTheme="minorHAnsi" w:hAnsiTheme="minorHAnsi" w:cstheme="minorHAnsi"/>
+          <w:sz w:val="20"/>
+          <w:szCs w:val="20"/>
+          <w:shd w:val="clear" w:color="auto" w:fill="FFFFFF"/>
+        </w:rPr>
+        <w:t>Let’s look at a different example. Let’s say we forgot to study, and we are going to guess B on all 20 questions of a multiple-choice quiz. If we assume that every letter option (A, B, C, and D) has the same probability of being the right answer for each question, how many questions would we expect to get correct? n would equal 20, because there are 20 questions, and p would equal 0.25, because there is a 1 in 4 chance that B will be the right answer. Using the equation, we can calculate:</w:t>
       </w:r>
     </w:p>
     <w:p>
@@ -9767,27 +9297,7 @@
           <w:szCs w:val="20"/>
           <w:shd w:val="clear" w:color="auto" w:fill="FFFFFF"/>
         </w:rPr>
-        <w:t xml:space="preserve">Variance for the Binomial distribution is similarly calculated to the expected value using the n (# of trials) and p (probability of success) parameters. </w:t>
-      </w:r>
-      <w:proofErr w:type="gramStart"/>
-      <w:r>
-        <w:rPr>
-          <w:rFonts w:asciiTheme="minorHAnsi" w:hAnsiTheme="minorHAnsi" w:cstheme="minorHAnsi"/>
-          <w:sz w:val="20"/>
-          <w:szCs w:val="20"/>
-          <w:shd w:val="clear" w:color="auto" w:fill="FFFFFF"/>
-        </w:rPr>
-        <w:t>Let’s</w:t>
-      </w:r>
-      <w:proofErr w:type="gramEnd"/>
-      <w:r>
-        <w:rPr>
-          <w:rFonts w:asciiTheme="minorHAnsi" w:hAnsiTheme="minorHAnsi" w:cstheme="minorHAnsi"/>
-          <w:sz w:val="20"/>
-          <w:szCs w:val="20"/>
-          <w:shd w:val="clear" w:color="auto" w:fill="FFFFFF"/>
-        </w:rPr>
-        <w:t xml:space="preserve"> use the 10 fair coin flips example to try to understand how variance is calculated. Each coin flip has a certain probability of landing as heads or tails: 0.5 and 0.5, respectively.</w:t>
+        <w:t>Variance for the Binomial distribution is similarly calculated to the expected value using the n (# of trials) and p (probability of success) parameters. Let’s use the 10 fair coin flips example to try to understand how variance is calculated. Each coin flip has a certain probability of landing as heads or tails: 0.5 and 0.5, respectively.</w:t>
       </w:r>
     </w:p>
     <w:p>
@@ -9854,27 +9364,7 @@
           <w:szCs w:val="20"/>
           <w:shd w:val="clear" w:color="auto" w:fill="FFFFFF"/>
         </w:rPr>
-        <w:t xml:space="preserve">The variance of a single coin flip will be the probability that the success happens times the probability that it does not </w:t>
-      </w:r>
-      <w:proofErr w:type="gramStart"/>
-      <w:r>
-        <w:rPr>
-          <w:rFonts w:asciiTheme="minorHAnsi" w:hAnsiTheme="minorHAnsi" w:cstheme="minorHAnsi"/>
-          <w:sz w:val="20"/>
-          <w:szCs w:val="20"/>
-          <w:shd w:val="clear" w:color="auto" w:fill="FFFFFF"/>
-        </w:rPr>
-        <w:t>happen:</w:t>
-      </w:r>
-      <w:proofErr w:type="gramEnd"/>
-      <w:r>
-        <w:rPr>
-          <w:rFonts w:asciiTheme="minorHAnsi" w:hAnsiTheme="minorHAnsi" w:cstheme="minorHAnsi"/>
-          <w:sz w:val="20"/>
-          <w:szCs w:val="20"/>
-          <w:shd w:val="clear" w:color="auto" w:fill="FFFFFF"/>
-        </w:rPr>
-        <w:t xml:space="preserve"> p·(1-p), or 0.5 x 0.5. Because we have n = 10 number of coin flips, the variance of a single fair coin flip is multiplied by the number of flips. Thus</w:t>
+        <w:t>The variance of a single coin flip will be the probability that the success happens times the probability that it does not happen: p·(1-p), or 0.5 x 0.5. Because we have n = 10 number of coin flips, the variance of a single fair coin flip is multiplied by the number of flips. Thus</w:t>
       </w:r>
       <w:r>
         <w:rPr>
@@ -9935,7 +9425,6 @@
           <w:bdr w:val="none" w:sz="0" w:space="0" w:color="auto" w:frame="1"/>
         </w:rPr>
       </w:pPr>
-      <w:proofErr w:type="gramStart"/>
       <w:r>
         <w:rPr>
           <w:rFonts w:ascii="Cambria Math" w:hAnsi="Cambria Math"/>
@@ -9944,18 +9433,7 @@
           <w:szCs w:val="20"/>
           <w:bdr w:val="none" w:sz="0" w:space="0" w:color="auto" w:frame="1"/>
         </w:rPr>
-        <w:t>Variance(</w:t>
-      </w:r>
-      <w:proofErr w:type="gramEnd"/>
-      <w:r>
-        <w:rPr>
-          <w:rFonts w:ascii="Cambria Math" w:hAnsi="Cambria Math"/>
-          <w:color w:val="10162F"/>
-          <w:sz w:val="20"/>
-          <w:szCs w:val="20"/>
-          <w:bdr w:val="none" w:sz="0" w:space="0" w:color="auto" w:frame="1"/>
-        </w:rPr>
-        <w:t># of Heads )= Var(X) = n × p × (1 − p)</w:t>
+        <w:t>Variance(# of Heads )= Var(X) = n × p × (1 − p)</w:t>
       </w:r>
     </w:p>
     <w:p>
@@ -9988,7 +9466,6 @@
           <w:szCs w:val="20"/>
         </w:rPr>
       </w:pPr>
-      <w:proofErr w:type="gramStart"/>
       <w:r>
         <w:rPr>
           <w:rFonts w:ascii="Cambria Math" w:hAnsi="Cambria Math"/>
@@ -9997,18 +9474,7 @@
           <w:szCs w:val="20"/>
           <w:bdr w:val="none" w:sz="0" w:space="0" w:color="auto" w:frame="1"/>
         </w:rPr>
-        <w:t>Variance(</w:t>
-      </w:r>
-      <w:proofErr w:type="gramEnd"/>
-      <w:r>
-        <w:rPr>
-          <w:rFonts w:ascii="Cambria Math" w:hAnsi="Cambria Math"/>
-          <w:color w:val="10162F"/>
-          <w:sz w:val="20"/>
-          <w:szCs w:val="20"/>
-          <w:bdr w:val="none" w:sz="0" w:space="0" w:color="auto" w:frame="1"/>
-        </w:rPr>
-        <w:t># of Heads) = 10 × 0.5 × (1 − 0.5) = 2.5</w:t>
+        <w:t>Variance(# of Heads) = 10 × 0.5 × (1 − 0.5) = 2.5</w:t>
       </w:r>
     </w:p>
     <w:p>
@@ -10040,25 +9506,14 @@
           <w:szCs w:val="20"/>
         </w:rPr>
       </w:pPr>
-      <w:proofErr w:type="gramStart"/>
-      <w:r>
-        <w:rPr>
-          <w:rFonts w:asciiTheme="minorHAnsi" w:hAnsiTheme="minorHAnsi" w:cstheme="minorHAnsi"/>
-          <w:color w:val="10162F"/>
-          <w:sz w:val="20"/>
-          <w:szCs w:val="20"/>
-        </w:rPr>
-        <w:t>Let’s</w:t>
-      </w:r>
-      <w:proofErr w:type="gramEnd"/>
-      <w:r>
-        <w:rPr>
-          <w:rFonts w:asciiTheme="minorHAnsi" w:hAnsiTheme="minorHAnsi" w:cstheme="minorHAnsi"/>
-          <w:color w:val="10162F"/>
-          <w:sz w:val="20"/>
-          <w:szCs w:val="20"/>
-        </w:rPr>
-        <w:t xml:space="preserve"> consider our 20 multiple choice quiz again. The variance around getting an individual question correct would be p·(1-p), or 0.25 x 0.75. We then multiply this variance for all 20 questions in the quiz and get, </w:t>
+      <w:r>
+        <w:rPr>
+          <w:rFonts w:asciiTheme="minorHAnsi" w:hAnsiTheme="minorHAnsi" w:cstheme="minorHAnsi"/>
+          <w:color w:val="10162F"/>
+          <w:sz w:val="20"/>
+          <w:szCs w:val="20"/>
+        </w:rPr>
+        <w:t xml:space="preserve">Let’s consider our 20 multiple choice quiz again. The variance around getting an individual question correct would be p·(1-p), or 0.25 x 0.75. We then multiply this variance for all 20 questions in the quiz and get, </w:t>
       </w:r>
     </w:p>
     <w:p>
@@ -10091,7 +9546,6 @@
           <w:szCs w:val="20"/>
         </w:rPr>
       </w:pPr>
-      <w:proofErr w:type="gramStart"/>
       <w:r>
         <w:rPr>
           <w:rStyle w:val="mord"/>
@@ -10114,7 +9568,6 @@
         </w:rPr>
         <w:t>(</w:t>
       </w:r>
-      <w:proofErr w:type="gramEnd"/>
       <w:r>
         <w:rPr>
           <w:rStyle w:val="mord"/>
@@ -10506,7 +9959,7 @@
                 <w:sz w:val="20"/>
                 <w:szCs w:val="20"/>
               </w:rPr>
-              <w:t>Use the properties of expected value and variance to analyze sums, shifts, and scaling of random variables</w:t>
+              <w:t>Reason about center and spread after transforming random variables</w:t>
             </w:r>
           </w:p>
         </w:tc>
@@ -10583,6 +10036,130 @@
           <w:szCs w:val="20"/>
         </w:rPr>
         <w:t xml:space="preserve"> Concepts</w:t>
+      </w:r>
+    </w:p>
+    <w:p>
+      <w:pPr>
+        <w:pStyle w:val="NormalWeb"/>
+        <w:rPr>
+          <w:rFonts w:asciiTheme="minorHAnsi" w:hAnsiTheme="minorHAnsi" w:cstheme="minorHAnsi"/>
+          <w:sz w:val="20"/>
+          <w:szCs w:val="20"/>
+        </w:rPr>
+      </w:pPr>
+      <w:r>
+        <w:rPr>
+          <w:rFonts w:asciiTheme="minorHAnsi" w:hAnsiTheme="minorHAnsi" w:cstheme="minorHAnsi"/>
+          <w:sz w:val="20"/>
+          <w:szCs w:val="20"/>
+        </w:rPr>
+        <w:t>So far, we have used the Poisson distribution to model event counts and used expected value and variance to describe the center and spread of a distribution.  In data science, we often do more than just model one random variable. We also:</w:t>
+      </w:r>
+    </w:p>
+    <w:p>
+      <w:pPr>
+        <w:pStyle w:val="NormalWeb"/>
+        <w:numPr>
+          <w:ilvl w:val="0"/>
+          <w:numId w:val="4"/>
+        </w:numPr>
+        <w:rPr>
+          <w:rFonts w:asciiTheme="minorHAnsi" w:hAnsiTheme="minorHAnsi" w:cstheme="minorHAnsi"/>
+          <w:sz w:val="20"/>
+          <w:szCs w:val="20"/>
+        </w:rPr>
+      </w:pPr>
+      <w:r>
+        <w:rPr>
+          <w:rFonts w:asciiTheme="minorHAnsi" w:hAnsiTheme="minorHAnsi" w:cstheme="minorHAnsi"/>
+          <w:sz w:val="20"/>
+          <w:szCs w:val="20"/>
+        </w:rPr>
+        <w:t>combine counts from different sources</w:t>
+      </w:r>
+    </w:p>
+    <w:p>
+      <w:pPr>
+        <w:pStyle w:val="NormalWeb"/>
+        <w:numPr>
+          <w:ilvl w:val="0"/>
+          <w:numId w:val="4"/>
+        </w:numPr>
+        <w:rPr>
+          <w:rFonts w:asciiTheme="minorHAnsi" w:hAnsiTheme="minorHAnsi" w:cstheme="minorHAnsi"/>
+          <w:sz w:val="20"/>
+          <w:szCs w:val="20"/>
+        </w:rPr>
+      </w:pPr>
+      <w:r>
+        <w:rPr>
+          <w:rFonts w:asciiTheme="minorHAnsi" w:hAnsiTheme="minorHAnsi" w:cstheme="minorHAnsi"/>
+          <w:sz w:val="20"/>
+          <w:szCs w:val="20"/>
+        </w:rPr>
+        <w:t>rescale values into new units</w:t>
+      </w:r>
+    </w:p>
+    <w:p>
+      <w:pPr>
+        <w:pStyle w:val="NormalWeb"/>
+        <w:numPr>
+          <w:ilvl w:val="0"/>
+          <w:numId w:val="4"/>
+        </w:numPr>
+        <w:rPr>
+          <w:rFonts w:asciiTheme="minorHAnsi" w:hAnsiTheme="minorHAnsi" w:cstheme="minorHAnsi"/>
+          <w:sz w:val="20"/>
+          <w:szCs w:val="20"/>
+        </w:rPr>
+      </w:pPr>
+      <w:r>
+        <w:rPr>
+          <w:rFonts w:asciiTheme="minorHAnsi" w:hAnsiTheme="minorHAnsi" w:cstheme="minorHAnsi"/>
+          <w:sz w:val="20"/>
+          <w:szCs w:val="20"/>
+        </w:rPr>
+        <w:t>add constants to correct or adjust measurements</w:t>
+      </w:r>
+    </w:p>
+    <w:p>
+      <w:pPr>
+        <w:pStyle w:val="NormalWeb"/>
+        <w:numPr>
+          <w:ilvl w:val="0"/>
+          <w:numId w:val="4"/>
+        </w:numPr>
+        <w:rPr>
+          <w:rFonts w:asciiTheme="minorHAnsi" w:hAnsiTheme="minorHAnsi" w:cstheme="minorHAnsi"/>
+          <w:sz w:val="20"/>
+          <w:szCs w:val="20"/>
+        </w:rPr>
+      </w:pPr>
+      <w:r>
+        <w:rPr>
+          <w:rFonts w:asciiTheme="minorHAnsi" w:hAnsiTheme="minorHAnsi" w:cstheme="minorHAnsi"/>
+          <w:sz w:val="20"/>
+          <w:szCs w:val="20"/>
+        </w:rPr>
+        <w:t>estimate how much variability to expect after combining or transforming data</w:t>
+      </w:r>
+    </w:p>
+    <w:p>
+      <w:pPr>
+        <w:pStyle w:val="NormalWeb"/>
+        <w:rPr>
+          <w:rFonts w:asciiTheme="minorHAnsi" w:hAnsiTheme="minorHAnsi" w:cstheme="minorHAnsi"/>
+          <w:sz w:val="20"/>
+          <w:szCs w:val="20"/>
+        </w:rPr>
+      </w:pPr>
+      <w:r>
+        <w:rPr>
+          <w:rFonts w:asciiTheme="minorHAnsi" w:hAnsiTheme="minorHAnsi" w:cstheme="minorHAnsi"/>
+          <w:sz w:val="20"/>
+          <w:szCs w:val="20"/>
+        </w:rPr>
+        <w:t>These ideas help us interpret models, compare datasets, and understand how uncertainty changes when data is transformed. This is useful whether the original variable follows a binomial, normal, or Poisson distribution</w:t>
       </w:r>
     </w:p>
     <w:p>
@@ -10610,9 +10187,20 @@
           <w:rFonts w:asciiTheme="minorHAnsi" w:hAnsiTheme="minorHAnsi" w:cstheme="minorHAnsi"/>
           <w:sz w:val="20"/>
           <w:szCs w:val="20"/>
-          <w:shd w:val="clear" w:color="auto" w:fill="FFFFFF"/>
-        </w:rPr>
-      </w:pPr>
+          <w:u w:val="single"/>
+          <w:shd w:val="clear" w:color="auto" w:fill="FFFFFF"/>
+        </w:rPr>
+      </w:pPr>
+      <w:r>
+        <w:rPr>
+          <w:rFonts w:asciiTheme="minorHAnsi" w:hAnsiTheme="minorHAnsi" w:cstheme="minorHAnsi"/>
+          <w:sz w:val="20"/>
+          <w:szCs w:val="20"/>
+          <w:u w:val="single"/>
+          <w:shd w:val="clear" w:color="auto" w:fill="FFFFFF"/>
+        </w:rPr>
+        <w:t>Expected values add</w:t>
+      </w:r>
     </w:p>
     <w:p>
       <w:pPr>
@@ -10637,180 +10225,15 @@
         </w:tabs>
         <w:rPr>
           <w:rFonts w:asciiTheme="minorHAnsi" w:hAnsiTheme="minorHAnsi" w:cstheme="minorHAnsi"/>
-          <w:color w:val="10162F"/>
-          <w:sz w:val="20"/>
-          <w:szCs w:val="20"/>
-          <w:shd w:val="clear" w:color="auto" w:fill="FFFFFF"/>
-        </w:rPr>
-      </w:pPr>
-      <w:r>
-        <w:rPr>
-          <w:rFonts w:asciiTheme="minorHAnsi" w:hAnsiTheme="minorHAnsi" w:cstheme="minorHAnsi"/>
-          <w:color w:val="10162F"/>
-          <w:sz w:val="20"/>
-          <w:szCs w:val="20"/>
-          <w:shd w:val="clear" w:color="auto" w:fill="FFFFFF"/>
-        </w:rPr>
-        <w:t xml:space="preserve">We have learned about several different types of distributions in this lesson and the previous: </w:t>
-      </w:r>
-      <w:r>
-        <w:rPr>
-          <w:rFonts w:asciiTheme="minorHAnsi" w:hAnsiTheme="minorHAnsi" w:cstheme="minorHAnsi"/>
-          <w:color w:val="10162F"/>
-          <w:sz w:val="20"/>
-          <w:szCs w:val="20"/>
-          <w:shd w:val="clear" w:color="auto" w:fill="FFFFFF"/>
-        </w:rPr>
-        <w:t>binomial distributions, normal distributions, and Poisson distributions.</w:t>
-      </w:r>
-      <w:r>
-        <w:rPr>
-          <w:rFonts w:asciiTheme="minorHAnsi" w:hAnsiTheme="minorHAnsi" w:cstheme="minorHAnsi"/>
-          <w:color w:val="10162F"/>
-          <w:sz w:val="20"/>
-          <w:szCs w:val="20"/>
-          <w:shd w:val="clear" w:color="auto" w:fill="FFFFFF"/>
-        </w:rPr>
-        <w:t xml:space="preserve"> </w:t>
-      </w:r>
-      <w:r>
-        <w:rPr>
-          <w:rFonts w:asciiTheme="minorHAnsi" w:hAnsiTheme="minorHAnsi" w:cstheme="minorHAnsi"/>
-          <w:color w:val="10162F"/>
-          <w:sz w:val="20"/>
-          <w:szCs w:val="20"/>
-          <w:shd w:val="clear" w:color="auto" w:fill="FFFFFF"/>
-        </w:rPr>
-        <w:t>There are several properties of expectation and variance that are consistent through all distributions</w:t>
-      </w:r>
-      <w:r>
-        <w:rPr>
-          <w:rFonts w:asciiTheme="minorHAnsi" w:hAnsiTheme="minorHAnsi" w:cstheme="minorHAnsi"/>
-          <w:color w:val="10162F"/>
-          <w:sz w:val="20"/>
-          <w:szCs w:val="20"/>
-          <w:shd w:val="clear" w:color="auto" w:fill="FFFFFF"/>
-        </w:rPr>
-        <w:t xml:space="preserve">, </w:t>
-      </w:r>
-    </w:p>
-    <w:p>
-      <w:pPr>
-        <w:shd w:val="clear" w:color="auto" w:fill="FFFFFF"/>
-        <w:tabs>
-          <w:tab w:val="left" w:pos="916"/>
-          <w:tab w:val="left" w:pos="1832"/>
-          <w:tab w:val="left" w:pos="2748"/>
-          <w:tab w:val="left" w:pos="3664"/>
-          <w:tab w:val="left" w:pos="4580"/>
-          <w:tab w:val="left" w:pos="5496"/>
-          <w:tab w:val="left" w:pos="6412"/>
-          <w:tab w:val="left" w:pos="7328"/>
-          <w:tab w:val="left" w:pos="8244"/>
-          <w:tab w:val="left" w:pos="9160"/>
-          <w:tab w:val="left" w:pos="10076"/>
-          <w:tab w:val="left" w:pos="10992"/>
-          <w:tab w:val="left" w:pos="11908"/>
-          <w:tab w:val="left" w:pos="12824"/>
-          <w:tab w:val="left" w:pos="13740"/>
-          <w:tab w:val="left" w:pos="14656"/>
-        </w:tabs>
-        <w:rPr>
-          <w:rFonts w:asciiTheme="minorHAnsi" w:hAnsiTheme="minorHAnsi" w:cstheme="minorHAnsi"/>
-          <w:color w:val="10162F"/>
-          <w:sz w:val="20"/>
-          <w:szCs w:val="20"/>
-          <w:shd w:val="clear" w:color="auto" w:fill="FFFFFF"/>
-        </w:rPr>
-      </w:pPr>
-    </w:p>
-    <w:p>
-      <w:pPr>
-        <w:shd w:val="clear" w:color="auto" w:fill="FFFFFF"/>
-        <w:tabs>
-          <w:tab w:val="left" w:pos="916"/>
-          <w:tab w:val="left" w:pos="1832"/>
-          <w:tab w:val="left" w:pos="2748"/>
-          <w:tab w:val="left" w:pos="3664"/>
-          <w:tab w:val="left" w:pos="4580"/>
-          <w:tab w:val="left" w:pos="5496"/>
-          <w:tab w:val="left" w:pos="6412"/>
-          <w:tab w:val="left" w:pos="7328"/>
-          <w:tab w:val="left" w:pos="8244"/>
-          <w:tab w:val="left" w:pos="9160"/>
-          <w:tab w:val="left" w:pos="10076"/>
-          <w:tab w:val="left" w:pos="10992"/>
-          <w:tab w:val="left" w:pos="11908"/>
-          <w:tab w:val="left" w:pos="12824"/>
-          <w:tab w:val="left" w:pos="13740"/>
-          <w:tab w:val="left" w:pos="14656"/>
-        </w:tabs>
-        <w:rPr>
-          <w:rFonts w:asciiTheme="minorHAnsi" w:hAnsiTheme="minorHAnsi" w:cstheme="minorHAnsi"/>
           <w:sz w:val="20"/>
           <w:szCs w:val="20"/>
           <w:u w:val="single"/>
           <w:shd w:val="clear" w:color="auto" w:fill="FFFFFF"/>
         </w:rPr>
       </w:pPr>
-      <w:r>
-        <w:rPr>
-          <w:rFonts w:asciiTheme="minorHAnsi" w:hAnsiTheme="minorHAnsi" w:cstheme="minorHAnsi"/>
-          <w:sz w:val="20"/>
-          <w:szCs w:val="20"/>
-          <w:u w:val="single"/>
-          <w:shd w:val="clear" w:color="auto" w:fill="FFFFFF"/>
-        </w:rPr>
-        <w:t>Properties of Expect</w:t>
-      </w:r>
-      <w:r>
-        <w:rPr>
-          <w:rFonts w:asciiTheme="minorHAnsi" w:hAnsiTheme="minorHAnsi" w:cstheme="minorHAnsi"/>
-          <w:sz w:val="20"/>
-          <w:szCs w:val="20"/>
-          <w:u w:val="single"/>
-          <w:shd w:val="clear" w:color="auto" w:fill="FFFFFF"/>
-        </w:rPr>
-        <w:t>ed Values</w:t>
-      </w:r>
-    </w:p>
-    <w:p>
-      <w:pPr>
-        <w:shd w:val="clear" w:color="auto" w:fill="FFFFFF"/>
-        <w:tabs>
-          <w:tab w:val="left" w:pos="916"/>
-          <w:tab w:val="left" w:pos="1832"/>
-          <w:tab w:val="left" w:pos="2748"/>
-          <w:tab w:val="left" w:pos="3664"/>
-          <w:tab w:val="left" w:pos="4580"/>
-          <w:tab w:val="left" w:pos="5496"/>
-          <w:tab w:val="left" w:pos="6412"/>
-          <w:tab w:val="left" w:pos="7328"/>
-          <w:tab w:val="left" w:pos="8244"/>
-          <w:tab w:val="left" w:pos="9160"/>
-          <w:tab w:val="left" w:pos="10076"/>
-          <w:tab w:val="left" w:pos="10992"/>
-          <w:tab w:val="left" w:pos="11908"/>
-          <w:tab w:val="left" w:pos="12824"/>
-          <w:tab w:val="left" w:pos="13740"/>
-          <w:tab w:val="left" w:pos="14656"/>
-        </w:tabs>
-        <w:rPr>
-          <w:rFonts w:asciiTheme="minorHAnsi" w:hAnsiTheme="minorHAnsi" w:cstheme="minorHAnsi"/>
-          <w:sz w:val="20"/>
-          <w:szCs w:val="20"/>
-          <w:u w:val="single"/>
-          <w:shd w:val="clear" w:color="auto" w:fill="FFFFFF"/>
-        </w:rPr>
-      </w:pPr>
-    </w:p>
-    <w:p>
-      <w:pPr>
-        <w:pStyle w:val="ListParagraph"/>
-        <w:numPr>
-          <w:ilvl w:val="0"/>
-          <w:numId w:val="2"/>
-        </w:numPr>
+    </w:p>
+    <w:p>
+      <w:pPr>
         <w:shd w:val="clear" w:color="auto" w:fill="FFFFFF"/>
         <w:tabs>
           <w:tab w:val="left" w:pos="916"/>
@@ -10843,47 +10266,8 @@
           <w:rFonts w:asciiTheme="minorHAnsi" w:hAnsiTheme="minorHAnsi" w:cstheme="minorHAnsi"/>
           <w:sz w:val="20"/>
           <w:szCs w:val="20"/>
-          <w:shd w:val="clear" w:color="auto" w:fill="FFFFFF"/>
-        </w:rPr>
-        <w:t xml:space="preserve">The expected value </w:t>
-      </w:r>
-      <w:r>
-        <w:rPr>
-          <w:rFonts w:asciiTheme="minorHAnsi" w:hAnsiTheme="minorHAnsi" w:cstheme="minorHAnsi"/>
-          <w:sz w:val="20"/>
-          <w:szCs w:val="20"/>
-          <w:shd w:val="clear" w:color="auto" w:fill="FFFFFF"/>
-        </w:rPr>
-        <w:t>two</w:t>
-      </w:r>
-      <w:r>
-        <w:rPr>
-          <w:rFonts w:asciiTheme="minorHAnsi" w:hAnsiTheme="minorHAnsi" w:cstheme="minorHAnsi"/>
-          <w:sz w:val="20"/>
-          <w:szCs w:val="20"/>
-          <w:shd w:val="clear" w:color="auto" w:fill="FFFFFF"/>
-        </w:rPr>
-        <w:t xml:space="preserve"> random variables </w:t>
-      </w:r>
-      <w:proofErr w:type="gramStart"/>
-      <w:r>
-        <w:rPr>
-          <w:rFonts w:asciiTheme="minorHAnsi" w:hAnsiTheme="minorHAnsi" w:cstheme="minorHAnsi"/>
-          <w:sz w:val="20"/>
-          <w:szCs w:val="20"/>
-          <w:shd w:val="clear" w:color="auto" w:fill="FFFFFF"/>
-        </w:rPr>
-        <w:t>is</w:t>
-      </w:r>
-      <w:proofErr w:type="gramEnd"/>
-      <w:r>
-        <w:rPr>
-          <w:rFonts w:asciiTheme="minorHAnsi" w:hAnsiTheme="minorHAnsi" w:cstheme="minorHAnsi"/>
-          <w:sz w:val="20"/>
-          <w:szCs w:val="20"/>
-          <w:shd w:val="clear" w:color="auto" w:fill="FFFFFF"/>
-        </w:rPr>
-        <w:t xml:space="preserve"> the sum of each expected value separately,</w:t>
+        </w:rPr>
+        <w:t>If two random variables represent two separate counts, then the expected total is the sum of the two expected values:</w:t>
       </w:r>
     </w:p>
     <w:p>
@@ -10953,29 +10337,7 @@
           <w:szCs w:val="20"/>
           <w:bdr w:val="none" w:sz="0" w:space="0" w:color="auto" w:frame="1"/>
         </w:rPr>
-        <w:t>E(X+</w:t>
-      </w:r>
-      <w:proofErr w:type="gramStart"/>
-      <w:r>
-        <w:rPr>
-          <w:rFonts w:ascii="Cambria Math" w:hAnsi="Cambria Math"/>
-          <w:color w:val="10162F"/>
-          <w:sz w:val="20"/>
-          <w:szCs w:val="20"/>
-          <w:bdr w:val="none" w:sz="0" w:space="0" w:color="auto" w:frame="1"/>
-        </w:rPr>
-        <w:t>Y)=</w:t>
-      </w:r>
-      <w:proofErr w:type="gramEnd"/>
-      <w:r>
-        <w:rPr>
-          <w:rFonts w:ascii="Cambria Math" w:hAnsi="Cambria Math"/>
-          <w:color w:val="10162F"/>
-          <w:sz w:val="20"/>
-          <w:szCs w:val="20"/>
-          <w:bdr w:val="none" w:sz="0" w:space="0" w:color="auto" w:frame="1"/>
-        </w:rPr>
-        <w:t>E(X)+E(Y)</w:t>
+        <w:t>E(X+Y)=E(X)+E(Y)</w:t>
       </w:r>
     </w:p>
     <w:p>
@@ -11038,16 +10400,6 @@
           <w:shd w:val="clear" w:color="auto" w:fill="FFFFFF"/>
         </w:rPr>
       </w:pPr>
-      <w:r>
-        <w:rPr>
-          <w:rFonts w:asciiTheme="minorHAnsi" w:hAnsiTheme="minorHAnsi" w:cstheme="minorHAnsi"/>
-          <w:color w:val="10162F"/>
-          <w:sz w:val="20"/>
-          <w:szCs w:val="20"/>
-          <w:shd w:val="clear" w:color="auto" w:fill="FFFFFF"/>
-        </w:rPr>
-        <w:t>For example, if we wanted to count the total number of heads between 10 fair quarter flips and 6 fair nickel flips, the expected value combined would be 5 heads (from the quarters) and 3 heads (from the nickels) so 8 heads overall.</w:t>
-      </w:r>
     </w:p>
     <w:p>
       <w:pPr>
@@ -11073,12 +10425,24 @@
         <w:ind w:left="360"/>
         <w:rPr>
           <w:rFonts w:asciiTheme="minorHAnsi" w:hAnsiTheme="minorHAnsi" w:cstheme="minorHAnsi"/>
-          <w:color w:val="10162F"/>
-          <w:sz w:val="20"/>
-          <w:szCs w:val="20"/>
-          <w:shd w:val="clear" w:color="auto" w:fill="FFFFFF"/>
-        </w:rPr>
-      </w:pPr>
+          <w:b/>
+          <w:bCs/>
+          <w:color w:val="10162F"/>
+          <w:sz w:val="20"/>
+          <w:szCs w:val="20"/>
+          <w:shd w:val="clear" w:color="auto" w:fill="FFFFFF"/>
+        </w:rPr>
+      </w:pPr>
+      <w:r>
+        <w:rPr>
+          <w:rFonts w:asciiTheme="minorHAnsi" w:hAnsiTheme="minorHAnsi" w:cstheme="minorHAnsi"/>
+          <w:b/>
+          <w:bCs/>
+          <w:sz w:val="20"/>
+          <w:szCs w:val="20"/>
+        </w:rPr>
+        <w:t>Data science example</w:t>
+      </w:r>
     </w:p>
     <w:p>
       <w:pPr>
@@ -11141,6 +10505,16 @@
           <w:shd w:val="clear" w:color="auto" w:fill="FFFFFF"/>
         </w:rPr>
       </w:pPr>
+      <w:r>
+        <w:rPr>
+          <w:rFonts w:asciiTheme="minorHAnsi" w:hAnsiTheme="minorHAnsi" w:cstheme="minorHAnsi"/>
+          <w:color w:val="10162F"/>
+          <w:sz w:val="20"/>
+          <w:szCs w:val="20"/>
+          <w:shd w:val="clear" w:color="auto" w:fill="FFFFFF"/>
+        </w:rPr>
+        <w:t>Suppose a website gets an average of 120 signups per day from search traffic and 45 signups per day from email traffic.</w:t>
+      </w:r>
     </w:p>
     <w:p>
       <w:pPr>
@@ -11203,6 +10577,56 @@
           <w:shd w:val="clear" w:color="auto" w:fill="FFFFFF"/>
         </w:rPr>
       </w:pPr>
+      <w:r>
+        <w:rPr>
+          <w:rFonts w:asciiTheme="minorHAnsi" w:hAnsiTheme="minorHAnsi" w:cstheme="minorHAnsi"/>
+          <w:color w:val="10162F"/>
+          <w:sz w:val="20"/>
+          <w:szCs w:val="20"/>
+          <w:shd w:val="clear" w:color="auto" w:fill="FFFFFF"/>
+        </w:rPr>
+        <w:t xml:space="preserve">If </w:t>
+      </w:r>
+      <w:r>
+        <w:rPr>
+          <w:rFonts w:ascii="Cambria Math" w:hAnsi="Cambria Math" w:cstheme="minorHAnsi"/>
+          <w:color w:val="10162F"/>
+          <w:sz w:val="20"/>
+          <w:szCs w:val="20"/>
+          <w:shd w:val="clear" w:color="auto" w:fill="FFFFFF"/>
+        </w:rPr>
+        <w:t>X</w:t>
+      </w:r>
+      <w:r>
+        <w:rPr>
+          <w:rFonts w:asciiTheme="minorHAnsi" w:hAnsiTheme="minorHAnsi" w:cstheme="minorHAnsi"/>
+          <w:color w:val="10162F"/>
+          <w:sz w:val="20"/>
+          <w:szCs w:val="20"/>
+          <w:shd w:val="clear" w:color="auto" w:fill="FFFFFF"/>
+        </w:rPr>
+        <w:t xml:space="preserve"> is daily signups from search and </w:t>
+      </w:r>
+      <w:r>
+        <w:rPr>
+          <w:rFonts w:ascii="Cambria Math" w:hAnsi="Cambria Math" w:cstheme="minorHAnsi"/>
+          <w:color w:val="10162F"/>
+          <w:sz w:val="20"/>
+          <w:szCs w:val="20"/>
+          <w:shd w:val="clear" w:color="auto" w:fill="FFFFFF"/>
+        </w:rPr>
+        <w:t>Y</w:t>
+      </w:r>
+      <w:r>
+        <w:rPr>
+          <w:rFonts w:asciiTheme="minorHAnsi" w:hAnsiTheme="minorHAnsi" w:cstheme="minorHAnsi"/>
+          <w:color w:val="10162F"/>
+          <w:sz w:val="20"/>
+          <w:szCs w:val="20"/>
+          <w:shd w:val="clear" w:color="auto" w:fill="FFFFFF"/>
+        </w:rPr>
+        <w:t xml:space="preserve"> is daily signups from email, then</w:t>
+      </w:r>
     </w:p>
     <w:p>
       <w:pPr>
@@ -11237,97 +10661,246 @@
     </w:p>
     <w:p>
       <w:pPr>
-        <w:pStyle w:val="g-md-li"/>
-        <w:numPr>
-          <w:ilvl w:val="0"/>
-          <w:numId w:val="2"/>
-        </w:numPr>
         <w:shd w:val="clear" w:color="auto" w:fill="FFFFFF"/>
-        <w:spacing w:before="0" w:beforeAutospacing="0" w:after="0" w:afterAutospacing="0"/>
+        <w:tabs>
+          <w:tab w:val="left" w:pos="916"/>
+          <w:tab w:val="left" w:pos="1832"/>
+          <w:tab w:val="left" w:pos="2748"/>
+          <w:tab w:val="left" w:pos="3664"/>
+          <w:tab w:val="left" w:pos="4580"/>
+          <w:tab w:val="left" w:pos="5496"/>
+          <w:tab w:val="left" w:pos="6412"/>
+          <w:tab w:val="left" w:pos="7328"/>
+          <w:tab w:val="left" w:pos="8244"/>
+          <w:tab w:val="left" w:pos="9160"/>
+          <w:tab w:val="left" w:pos="10076"/>
+          <w:tab w:val="left" w:pos="10992"/>
+          <w:tab w:val="left" w:pos="11908"/>
+          <w:tab w:val="left" w:pos="12824"/>
+          <w:tab w:val="left" w:pos="13740"/>
+          <w:tab w:val="left" w:pos="14656"/>
+        </w:tabs>
         <w:ind w:left="360"/>
-        <w:rPr>
-          <w:rFonts w:asciiTheme="minorHAnsi" w:hAnsiTheme="minorHAnsi" w:cstheme="minorHAnsi"/>
-          <w:color w:val="10162F"/>
-          <w:sz w:val="20"/>
-          <w:szCs w:val="20"/>
-        </w:rPr>
-      </w:pPr>
-      <w:r>
-        <w:rPr>
-          <w:rFonts w:asciiTheme="minorHAnsi" w:hAnsiTheme="minorHAnsi" w:cstheme="minorHAnsi"/>
-          <w:color w:val="10162F"/>
-          <w:sz w:val="20"/>
-          <w:szCs w:val="20"/>
-        </w:rPr>
-        <w:t>Multiplying a random variable by a constant </w:t>
-      </w:r>
-      <w:r>
-        <w:rPr>
-          <w:rStyle w:val="Emphasis"/>
-          <w:rFonts w:asciiTheme="minorHAnsi" w:hAnsiTheme="minorHAnsi" w:cstheme="minorHAnsi"/>
-          <w:color w:val="10162F"/>
-          <w:sz w:val="20"/>
-          <w:szCs w:val="20"/>
-        </w:rPr>
-        <w:t>a</w:t>
-      </w:r>
-      <w:r>
-        <w:rPr>
-          <w:rFonts w:asciiTheme="minorHAnsi" w:hAnsiTheme="minorHAnsi" w:cstheme="minorHAnsi"/>
-          <w:color w:val="10162F"/>
-          <w:sz w:val="20"/>
-          <w:szCs w:val="20"/>
-        </w:rPr>
-        <w:t> </w:t>
-      </w:r>
-      <w:proofErr w:type="gramStart"/>
-      <w:r>
-        <w:rPr>
-          <w:rFonts w:asciiTheme="minorHAnsi" w:hAnsiTheme="minorHAnsi" w:cstheme="minorHAnsi"/>
-          <w:color w:val="10162F"/>
-          <w:sz w:val="20"/>
-          <w:szCs w:val="20"/>
-        </w:rPr>
-        <w:t>changes</w:t>
-      </w:r>
-      <w:proofErr w:type="gramEnd"/>
-      <w:r>
-        <w:rPr>
-          <w:rFonts w:asciiTheme="minorHAnsi" w:hAnsiTheme="minorHAnsi" w:cstheme="minorHAnsi"/>
-          <w:color w:val="10162F"/>
-          <w:sz w:val="20"/>
-          <w:szCs w:val="20"/>
-        </w:rPr>
-        <w:t xml:space="preserve"> the expected value to be </w:t>
-      </w:r>
-      <w:r>
-        <w:rPr>
-          <w:rStyle w:val="Emphasis"/>
-          <w:rFonts w:asciiTheme="minorHAnsi" w:hAnsiTheme="minorHAnsi" w:cstheme="minorHAnsi"/>
-          <w:color w:val="10162F"/>
-          <w:sz w:val="20"/>
-          <w:szCs w:val="20"/>
-        </w:rPr>
-        <w:t>a</w:t>
-      </w:r>
-      <w:r>
-        <w:rPr>
-          <w:rFonts w:asciiTheme="minorHAnsi" w:hAnsiTheme="minorHAnsi" w:cstheme="minorHAnsi"/>
-          <w:color w:val="10162F"/>
-          <w:sz w:val="20"/>
-          <w:szCs w:val="20"/>
-        </w:rPr>
-        <w:t> times the expected value of the random variable</w:t>
-      </w:r>
-      <w:r>
-        <w:rPr>
-          <w:rFonts w:asciiTheme="minorHAnsi" w:hAnsiTheme="minorHAnsi" w:cstheme="minorHAnsi"/>
-          <w:color w:val="10162F"/>
-          <w:sz w:val="20"/>
-          <w:szCs w:val="20"/>
-        </w:rPr>
-        <w:t xml:space="preserve">, </w:t>
-      </w:r>
+        <w:jc w:val="center"/>
+        <w:rPr>
+          <w:rFonts w:ascii="Cambria Math" w:hAnsi="Cambria Math" w:cstheme="minorHAnsi"/>
+          <w:color w:val="10162F"/>
+          <w:sz w:val="20"/>
+          <w:szCs w:val="20"/>
+          <w:shd w:val="clear" w:color="auto" w:fill="FFFFFF"/>
+        </w:rPr>
+      </w:pPr>
+      <w:r>
+        <w:rPr>
+          <w:rFonts w:ascii="Cambria Math" w:hAnsi="Cambria Math" w:cstheme="minorHAnsi"/>
+          <w:color w:val="10162F"/>
+          <w:sz w:val="20"/>
+          <w:szCs w:val="20"/>
+          <w:shd w:val="clear" w:color="auto" w:fill="FFFFFF"/>
+        </w:rPr>
+        <w:t>E(X + Y) = 120 + 45 = 165</w:t>
+      </w:r>
+    </w:p>
+    <w:p>
+      <w:pPr>
+        <w:shd w:val="clear" w:color="auto" w:fill="FFFFFF"/>
+        <w:tabs>
+          <w:tab w:val="left" w:pos="916"/>
+          <w:tab w:val="left" w:pos="1832"/>
+          <w:tab w:val="left" w:pos="2748"/>
+          <w:tab w:val="left" w:pos="3664"/>
+          <w:tab w:val="left" w:pos="4580"/>
+          <w:tab w:val="left" w:pos="5496"/>
+          <w:tab w:val="left" w:pos="6412"/>
+          <w:tab w:val="left" w:pos="7328"/>
+          <w:tab w:val="left" w:pos="8244"/>
+          <w:tab w:val="left" w:pos="9160"/>
+          <w:tab w:val="left" w:pos="10076"/>
+          <w:tab w:val="left" w:pos="10992"/>
+          <w:tab w:val="left" w:pos="11908"/>
+          <w:tab w:val="left" w:pos="12824"/>
+          <w:tab w:val="left" w:pos="13740"/>
+          <w:tab w:val="left" w:pos="14656"/>
+        </w:tabs>
+        <w:ind w:left="360"/>
+        <w:rPr>
+          <w:rFonts w:asciiTheme="minorHAnsi" w:hAnsiTheme="minorHAnsi" w:cstheme="minorHAnsi"/>
+          <w:color w:val="10162F"/>
+          <w:sz w:val="20"/>
+          <w:szCs w:val="20"/>
+          <w:shd w:val="clear" w:color="auto" w:fill="FFFFFF"/>
+        </w:rPr>
+      </w:pPr>
+    </w:p>
+    <w:p>
+      <w:pPr>
+        <w:shd w:val="clear" w:color="auto" w:fill="FFFFFF"/>
+        <w:tabs>
+          <w:tab w:val="left" w:pos="916"/>
+          <w:tab w:val="left" w:pos="1832"/>
+          <w:tab w:val="left" w:pos="2748"/>
+          <w:tab w:val="left" w:pos="3664"/>
+          <w:tab w:val="left" w:pos="4580"/>
+          <w:tab w:val="left" w:pos="5496"/>
+          <w:tab w:val="left" w:pos="6412"/>
+          <w:tab w:val="left" w:pos="7328"/>
+          <w:tab w:val="left" w:pos="8244"/>
+          <w:tab w:val="left" w:pos="9160"/>
+          <w:tab w:val="left" w:pos="10076"/>
+          <w:tab w:val="left" w:pos="10992"/>
+          <w:tab w:val="left" w:pos="11908"/>
+          <w:tab w:val="left" w:pos="12824"/>
+          <w:tab w:val="left" w:pos="13740"/>
+          <w:tab w:val="left" w:pos="14656"/>
+        </w:tabs>
+        <w:rPr>
+          <w:rFonts w:asciiTheme="minorHAnsi" w:hAnsiTheme="minorHAnsi" w:cstheme="minorHAnsi"/>
+          <w:color w:val="10162F"/>
+          <w:sz w:val="20"/>
+          <w:szCs w:val="20"/>
+          <w:shd w:val="clear" w:color="auto" w:fill="FFFFFF"/>
+        </w:rPr>
+      </w:pPr>
+    </w:p>
+    <w:p>
+      <w:pPr>
+        <w:shd w:val="clear" w:color="auto" w:fill="FFFFFF"/>
+        <w:tabs>
+          <w:tab w:val="left" w:pos="916"/>
+          <w:tab w:val="left" w:pos="1832"/>
+          <w:tab w:val="left" w:pos="2748"/>
+          <w:tab w:val="left" w:pos="3664"/>
+          <w:tab w:val="left" w:pos="4580"/>
+          <w:tab w:val="left" w:pos="5496"/>
+          <w:tab w:val="left" w:pos="6412"/>
+          <w:tab w:val="left" w:pos="7328"/>
+          <w:tab w:val="left" w:pos="8244"/>
+          <w:tab w:val="left" w:pos="9160"/>
+          <w:tab w:val="left" w:pos="10076"/>
+          <w:tab w:val="left" w:pos="10992"/>
+          <w:tab w:val="left" w:pos="11908"/>
+          <w:tab w:val="left" w:pos="12824"/>
+          <w:tab w:val="left" w:pos="13740"/>
+          <w:tab w:val="left" w:pos="14656"/>
+        </w:tabs>
+        <w:rPr>
+          <w:rFonts w:asciiTheme="minorHAnsi" w:hAnsiTheme="minorHAnsi" w:cstheme="minorHAnsi"/>
+          <w:sz w:val="20"/>
+          <w:szCs w:val="20"/>
+          <w:u w:val="single"/>
+          <w:shd w:val="clear" w:color="auto" w:fill="FFFFFF"/>
+        </w:rPr>
+      </w:pPr>
+      <w:r>
+        <w:rPr>
+          <w:rFonts w:asciiTheme="minorHAnsi" w:hAnsiTheme="minorHAnsi" w:cstheme="minorHAnsi"/>
+          <w:sz w:val="20"/>
+          <w:szCs w:val="20"/>
+          <w:u w:val="single"/>
+          <w:shd w:val="clear" w:color="auto" w:fill="FFFFFF"/>
+        </w:rPr>
+        <w:t>Scaling changes the expected value</w:t>
+      </w:r>
+    </w:p>
+    <w:p>
+      <w:pPr>
+        <w:shd w:val="clear" w:color="auto" w:fill="FFFFFF"/>
+        <w:tabs>
+          <w:tab w:val="left" w:pos="916"/>
+          <w:tab w:val="left" w:pos="1832"/>
+          <w:tab w:val="left" w:pos="2748"/>
+          <w:tab w:val="left" w:pos="3664"/>
+          <w:tab w:val="left" w:pos="4580"/>
+          <w:tab w:val="left" w:pos="5496"/>
+          <w:tab w:val="left" w:pos="6412"/>
+          <w:tab w:val="left" w:pos="7328"/>
+          <w:tab w:val="left" w:pos="8244"/>
+          <w:tab w:val="left" w:pos="9160"/>
+          <w:tab w:val="left" w:pos="10076"/>
+          <w:tab w:val="left" w:pos="10992"/>
+          <w:tab w:val="left" w:pos="11908"/>
+          <w:tab w:val="left" w:pos="12824"/>
+          <w:tab w:val="left" w:pos="13740"/>
+          <w:tab w:val="left" w:pos="14656"/>
+        </w:tabs>
+        <w:rPr>
+          <w:rFonts w:asciiTheme="minorHAnsi" w:hAnsiTheme="minorHAnsi" w:cstheme="minorHAnsi"/>
+          <w:color w:val="10162F"/>
+          <w:sz w:val="20"/>
+          <w:szCs w:val="20"/>
+          <w:shd w:val="clear" w:color="auto" w:fill="FFFFFF"/>
+        </w:rPr>
+      </w:pPr>
+    </w:p>
+    <w:p>
+      <w:pPr>
+        <w:shd w:val="clear" w:color="auto" w:fill="FFFFFF"/>
+        <w:tabs>
+          <w:tab w:val="left" w:pos="916"/>
+          <w:tab w:val="left" w:pos="1832"/>
+          <w:tab w:val="left" w:pos="2748"/>
+          <w:tab w:val="left" w:pos="3664"/>
+          <w:tab w:val="left" w:pos="4580"/>
+          <w:tab w:val="left" w:pos="5496"/>
+          <w:tab w:val="left" w:pos="6412"/>
+          <w:tab w:val="left" w:pos="7328"/>
+          <w:tab w:val="left" w:pos="8244"/>
+          <w:tab w:val="left" w:pos="9160"/>
+          <w:tab w:val="left" w:pos="10076"/>
+          <w:tab w:val="left" w:pos="10992"/>
+          <w:tab w:val="left" w:pos="11908"/>
+          <w:tab w:val="left" w:pos="12824"/>
+          <w:tab w:val="left" w:pos="13740"/>
+          <w:tab w:val="left" w:pos="14656"/>
+        </w:tabs>
+        <w:ind w:left="360"/>
+        <w:rPr>
+          <w:rFonts w:asciiTheme="minorHAnsi" w:hAnsiTheme="minorHAnsi" w:cstheme="minorHAnsi"/>
+          <w:color w:val="10162F"/>
+          <w:sz w:val="20"/>
+          <w:szCs w:val="20"/>
+          <w:shd w:val="clear" w:color="auto" w:fill="FFFFFF"/>
+        </w:rPr>
+      </w:pPr>
+      <w:r>
+        <w:rPr>
+          <w:rFonts w:asciiTheme="minorHAnsi" w:hAnsiTheme="minorHAnsi" w:cstheme="minorHAnsi"/>
+          <w:sz w:val="20"/>
+          <w:szCs w:val="20"/>
+        </w:rPr>
+        <w:t>If every value is multiplied by a constant, the expected value is multiplied by that constant too:</w:t>
+      </w:r>
+    </w:p>
+    <w:p>
+      <w:pPr>
+        <w:shd w:val="clear" w:color="auto" w:fill="FFFFFF"/>
+        <w:tabs>
+          <w:tab w:val="left" w:pos="916"/>
+          <w:tab w:val="left" w:pos="1832"/>
+          <w:tab w:val="left" w:pos="2748"/>
+          <w:tab w:val="left" w:pos="3664"/>
+          <w:tab w:val="left" w:pos="4580"/>
+          <w:tab w:val="left" w:pos="5496"/>
+          <w:tab w:val="left" w:pos="6412"/>
+          <w:tab w:val="left" w:pos="7328"/>
+          <w:tab w:val="left" w:pos="8244"/>
+          <w:tab w:val="left" w:pos="9160"/>
+          <w:tab w:val="left" w:pos="10076"/>
+          <w:tab w:val="left" w:pos="10992"/>
+          <w:tab w:val="left" w:pos="11908"/>
+          <w:tab w:val="left" w:pos="12824"/>
+          <w:tab w:val="left" w:pos="13740"/>
+          <w:tab w:val="left" w:pos="14656"/>
+        </w:tabs>
+        <w:ind w:left="360"/>
+        <w:rPr>
+          <w:rFonts w:asciiTheme="minorHAnsi" w:hAnsiTheme="minorHAnsi" w:cstheme="minorHAnsi"/>
+          <w:color w:val="10162F"/>
+          <w:sz w:val="20"/>
+          <w:szCs w:val="20"/>
+          <w:shd w:val="clear" w:color="auto" w:fill="FFFFFF"/>
+        </w:rPr>
+      </w:pPr>
     </w:p>
     <w:p>
       <w:pPr>
@@ -11425,19 +10998,23 @@
         <w:ind w:left="360"/>
         <w:rPr>
           <w:rFonts w:asciiTheme="minorHAnsi" w:hAnsiTheme="minorHAnsi" w:cstheme="minorHAnsi"/>
-          <w:color w:val="10162F"/>
-          <w:sz w:val="20"/>
-          <w:szCs w:val="20"/>
-        </w:rPr>
-      </w:pPr>
-      <w:r>
-        <w:rPr>
-          <w:rFonts w:asciiTheme="minorHAnsi" w:hAnsiTheme="minorHAnsi" w:cstheme="minorHAnsi"/>
-          <w:color w:val="10162F"/>
-          <w:sz w:val="20"/>
-          <w:szCs w:val="20"/>
-        </w:rPr>
-        <w:t>For example, the expected number of heads from 10 fair coin flips is 5. If we wanted to calculate the number of heads from this event run 4 times (40 total coin flips), the expected value would now be 4 times the original expected value, or 20.</w:t>
+          <w:b/>
+          <w:bCs/>
+          <w:color w:val="10162F"/>
+          <w:sz w:val="20"/>
+          <w:szCs w:val="20"/>
+          <w:shd w:val="clear" w:color="auto" w:fill="FFFFFF"/>
+        </w:rPr>
+      </w:pPr>
+      <w:r>
+        <w:rPr>
+          <w:rFonts w:asciiTheme="minorHAnsi" w:hAnsiTheme="minorHAnsi" w:cstheme="minorHAnsi"/>
+          <w:b/>
+          <w:bCs/>
+          <w:sz w:val="20"/>
+          <w:szCs w:val="20"/>
+        </w:rPr>
+        <w:t>Data science example</w:t>
       </w:r>
     </w:p>
     <w:p>
@@ -11461,73 +11038,282 @@
           <w:tab w:val="left" w:pos="13740"/>
           <w:tab w:val="left" w:pos="14656"/>
         </w:tabs>
-        <w:rPr>
-          <w:rFonts w:asciiTheme="minorHAnsi" w:hAnsiTheme="minorHAnsi" w:cstheme="minorHAnsi"/>
-          <w:color w:val="10162F"/>
-          <w:sz w:val="20"/>
-          <w:szCs w:val="20"/>
-        </w:rPr>
-      </w:pPr>
-    </w:p>
-    <w:p>
-      <w:pPr>
-        <w:pStyle w:val="g-md-li"/>
-        <w:numPr>
-          <w:ilvl w:val="0"/>
-          <w:numId w:val="2"/>
-        </w:numPr>
+        <w:ind w:left="360"/>
+        <w:rPr>
+          <w:rFonts w:asciiTheme="minorHAnsi" w:hAnsiTheme="minorHAnsi" w:cstheme="minorHAnsi"/>
+          <w:color w:val="10162F"/>
+          <w:sz w:val="20"/>
+          <w:szCs w:val="20"/>
+          <w:shd w:val="clear" w:color="auto" w:fill="FFFFFF"/>
+        </w:rPr>
+      </w:pPr>
+    </w:p>
+    <w:p>
+      <w:pPr>
         <w:shd w:val="clear" w:color="auto" w:fill="FFFFFF"/>
-        <w:spacing w:before="0" w:beforeAutospacing="0" w:after="0" w:afterAutospacing="0"/>
+        <w:tabs>
+          <w:tab w:val="left" w:pos="916"/>
+          <w:tab w:val="left" w:pos="1832"/>
+          <w:tab w:val="left" w:pos="2748"/>
+          <w:tab w:val="left" w:pos="3664"/>
+          <w:tab w:val="left" w:pos="4580"/>
+          <w:tab w:val="left" w:pos="5496"/>
+          <w:tab w:val="left" w:pos="6412"/>
+          <w:tab w:val="left" w:pos="7328"/>
+          <w:tab w:val="left" w:pos="8244"/>
+          <w:tab w:val="left" w:pos="9160"/>
+          <w:tab w:val="left" w:pos="10076"/>
+          <w:tab w:val="left" w:pos="10992"/>
+          <w:tab w:val="left" w:pos="11908"/>
+          <w:tab w:val="left" w:pos="12824"/>
+          <w:tab w:val="left" w:pos="13740"/>
+          <w:tab w:val="left" w:pos="14656"/>
+        </w:tabs>
         <w:ind w:left="360"/>
         <w:rPr>
           <w:rFonts w:asciiTheme="minorHAnsi" w:hAnsiTheme="minorHAnsi" w:cstheme="minorHAnsi"/>
           <w:color w:val="10162F"/>
           <w:sz w:val="20"/>
           <w:szCs w:val="20"/>
-        </w:rPr>
-      </w:pPr>
-      <w:r>
-        <w:rPr>
-          <w:rFonts w:asciiTheme="minorHAnsi" w:hAnsiTheme="minorHAnsi" w:cstheme="minorHAnsi"/>
-          <w:color w:val="10162F"/>
-          <w:sz w:val="20"/>
-          <w:szCs w:val="20"/>
-        </w:rPr>
-        <w:t>Adding a constant </w:t>
-      </w:r>
-      <w:r>
-        <w:rPr>
-          <w:rStyle w:val="Emphasis"/>
-          <w:rFonts w:asciiTheme="minorHAnsi" w:hAnsiTheme="minorHAnsi" w:cstheme="minorHAnsi"/>
-          <w:color w:val="10162F"/>
-          <w:sz w:val="20"/>
-          <w:szCs w:val="20"/>
-        </w:rPr>
-        <w:t>a</w:t>
-      </w:r>
-      <w:r>
-        <w:rPr>
-          <w:rFonts w:asciiTheme="minorHAnsi" w:hAnsiTheme="minorHAnsi" w:cstheme="minorHAnsi"/>
-          <w:color w:val="10162F"/>
-          <w:sz w:val="20"/>
-          <w:szCs w:val="20"/>
-        </w:rPr>
-        <w:t> to the distribution changes the expected value by the value </w:t>
-      </w:r>
-      <w:r>
-        <w:rPr>
-          <w:rStyle w:val="Emphasis"/>
-          <w:rFonts w:asciiTheme="minorHAnsi" w:hAnsiTheme="minorHAnsi" w:cstheme="minorHAnsi"/>
-          <w:color w:val="10162F"/>
-          <w:sz w:val="20"/>
-          <w:szCs w:val="20"/>
-        </w:rPr>
-        <w:t>a</w:t>
-      </w:r>
-      <w:r>
-        <w:rPr>
-          <w:rFonts w:asciiTheme="minorHAnsi" w:hAnsiTheme="minorHAnsi" w:cstheme="minorHAnsi"/>
-          <w:color w:val="10162F"/>
+          <w:shd w:val="clear" w:color="auto" w:fill="FFFFFF"/>
+        </w:rPr>
+      </w:pPr>
+      <w:r>
+        <w:rPr>
+          <w:rFonts w:asciiTheme="minorHAnsi" w:hAnsiTheme="minorHAnsi" w:cstheme="minorHAnsi"/>
+          <w:color w:val="10162F"/>
+          <w:sz w:val="20"/>
+          <w:szCs w:val="20"/>
+          <w:shd w:val="clear" w:color="auto" w:fill="FFFFFF"/>
+        </w:rPr>
+        <w:t xml:space="preserve">Suppose </w:t>
+      </w:r>
+      <w:r>
+        <w:rPr>
+          <w:rFonts w:ascii="Cambria Math" w:hAnsi="Cambria Math" w:cstheme="minorHAnsi"/>
+          <w:color w:val="10162F"/>
+          <w:sz w:val="20"/>
+          <w:szCs w:val="20"/>
+          <w:shd w:val="clear" w:color="auto" w:fill="FFFFFF"/>
+        </w:rPr>
+        <w:t>X</w:t>
+      </w:r>
+      <w:r>
+        <w:rPr>
+          <w:rFonts w:asciiTheme="minorHAnsi" w:hAnsiTheme="minorHAnsi" w:cstheme="minorHAnsi"/>
+          <w:color w:val="10162F"/>
+          <w:sz w:val="20"/>
+          <w:szCs w:val="20"/>
+          <w:shd w:val="clear" w:color="auto" w:fill="FFFFFF"/>
+        </w:rPr>
+        <w:t xml:space="preserve"> is the number of purchases in an hour, and each purchase is worth $8 in profit.  Then total hourly profit is </w:t>
+      </w:r>
+      <w:r>
+        <w:rPr>
+          <w:rFonts w:ascii="Cambria Math" w:hAnsi="Cambria Math" w:cstheme="minorHAnsi"/>
+          <w:color w:val="10162F"/>
+          <w:sz w:val="20"/>
+          <w:szCs w:val="20"/>
+          <w:shd w:val="clear" w:color="auto" w:fill="FFFFFF"/>
+        </w:rPr>
+        <w:t>8X</w:t>
+      </w:r>
+      <w:r>
+        <w:rPr>
+          <w:rFonts w:asciiTheme="minorHAnsi" w:hAnsiTheme="minorHAnsi" w:cstheme="minorHAnsi"/>
+          <w:color w:val="10162F"/>
+          <w:sz w:val="20"/>
+          <w:szCs w:val="20"/>
+          <w:shd w:val="clear" w:color="auto" w:fill="FFFFFF"/>
+        </w:rPr>
+        <w:t xml:space="preserve">, so </w:t>
+      </w:r>
+    </w:p>
+    <w:p>
+      <w:pPr>
+        <w:shd w:val="clear" w:color="auto" w:fill="FFFFFF"/>
+        <w:tabs>
+          <w:tab w:val="left" w:pos="916"/>
+          <w:tab w:val="left" w:pos="1832"/>
+          <w:tab w:val="left" w:pos="2748"/>
+          <w:tab w:val="left" w:pos="3664"/>
+          <w:tab w:val="left" w:pos="4580"/>
+          <w:tab w:val="left" w:pos="5496"/>
+          <w:tab w:val="left" w:pos="6412"/>
+          <w:tab w:val="left" w:pos="7328"/>
+          <w:tab w:val="left" w:pos="8244"/>
+          <w:tab w:val="left" w:pos="9160"/>
+          <w:tab w:val="left" w:pos="10076"/>
+          <w:tab w:val="left" w:pos="10992"/>
+          <w:tab w:val="left" w:pos="11908"/>
+          <w:tab w:val="left" w:pos="12824"/>
+          <w:tab w:val="left" w:pos="13740"/>
+          <w:tab w:val="left" w:pos="14656"/>
+        </w:tabs>
+        <w:ind w:left="360"/>
+        <w:rPr>
+          <w:rFonts w:asciiTheme="minorHAnsi" w:hAnsiTheme="minorHAnsi" w:cstheme="minorHAnsi"/>
+          <w:color w:val="10162F"/>
+          <w:sz w:val="20"/>
+          <w:szCs w:val="20"/>
+          <w:shd w:val="clear" w:color="auto" w:fill="FFFFFF"/>
+        </w:rPr>
+      </w:pPr>
+    </w:p>
+    <w:p>
+      <w:pPr>
+        <w:shd w:val="clear" w:color="auto" w:fill="FFFFFF"/>
+        <w:tabs>
+          <w:tab w:val="left" w:pos="916"/>
+          <w:tab w:val="left" w:pos="1832"/>
+          <w:tab w:val="left" w:pos="2748"/>
+          <w:tab w:val="left" w:pos="3664"/>
+          <w:tab w:val="left" w:pos="4580"/>
+          <w:tab w:val="left" w:pos="5496"/>
+          <w:tab w:val="left" w:pos="6412"/>
+          <w:tab w:val="left" w:pos="7328"/>
+          <w:tab w:val="left" w:pos="8244"/>
+          <w:tab w:val="left" w:pos="9160"/>
+          <w:tab w:val="left" w:pos="10076"/>
+          <w:tab w:val="left" w:pos="10992"/>
+          <w:tab w:val="left" w:pos="11908"/>
+          <w:tab w:val="left" w:pos="12824"/>
+          <w:tab w:val="left" w:pos="13740"/>
+          <w:tab w:val="left" w:pos="14656"/>
+        </w:tabs>
+        <w:ind w:left="360"/>
+        <w:rPr>
+          <w:rFonts w:asciiTheme="minorHAnsi" w:hAnsiTheme="minorHAnsi" w:cstheme="minorHAnsi"/>
+          <w:color w:val="10162F"/>
+          <w:sz w:val="20"/>
+          <w:szCs w:val="20"/>
+          <w:shd w:val="clear" w:color="auto" w:fill="FFFFFF"/>
+        </w:rPr>
+      </w:pPr>
+    </w:p>
+    <w:p>
+      <w:pPr>
+        <w:shd w:val="clear" w:color="auto" w:fill="FFFFFF"/>
+        <w:tabs>
+          <w:tab w:val="left" w:pos="916"/>
+          <w:tab w:val="left" w:pos="1832"/>
+          <w:tab w:val="left" w:pos="2748"/>
+          <w:tab w:val="left" w:pos="3664"/>
+          <w:tab w:val="left" w:pos="4580"/>
+          <w:tab w:val="left" w:pos="5496"/>
+          <w:tab w:val="left" w:pos="6412"/>
+          <w:tab w:val="left" w:pos="7328"/>
+          <w:tab w:val="left" w:pos="8244"/>
+          <w:tab w:val="left" w:pos="9160"/>
+          <w:tab w:val="left" w:pos="10076"/>
+          <w:tab w:val="left" w:pos="10992"/>
+          <w:tab w:val="left" w:pos="11908"/>
+          <w:tab w:val="left" w:pos="12824"/>
+          <w:tab w:val="left" w:pos="13740"/>
+          <w:tab w:val="left" w:pos="14656"/>
+        </w:tabs>
+        <w:ind w:left="360"/>
+        <w:jc w:val="center"/>
+        <w:rPr>
+          <w:rFonts w:ascii="Cambria Math" w:hAnsi="Cambria Math" w:cstheme="minorHAnsi"/>
+          <w:color w:val="10162F"/>
+          <w:sz w:val="20"/>
+          <w:szCs w:val="20"/>
+          <w:shd w:val="clear" w:color="auto" w:fill="FFFFFF"/>
+        </w:rPr>
+      </w:pPr>
+      <w:r>
+        <w:rPr>
+          <w:rFonts w:ascii="Cambria Math" w:hAnsi="Cambria Math" w:cstheme="minorHAnsi"/>
+          <w:color w:val="10162F"/>
+          <w:sz w:val="20"/>
+          <w:szCs w:val="20"/>
+          <w:shd w:val="clear" w:color="auto" w:fill="FFFFFF"/>
+        </w:rPr>
+        <w:t>E(</w:t>
+      </w:r>
+      <w:r>
+        <w:rPr>
+          <w:rFonts w:ascii="Cambria Math" w:hAnsi="Cambria Math" w:cstheme="minorHAnsi"/>
+          <w:color w:val="10162F"/>
+          <w:sz w:val="20"/>
+          <w:szCs w:val="20"/>
+          <w:shd w:val="clear" w:color="auto" w:fill="FFFFFF"/>
+        </w:rPr>
+        <w:t>8X) = 8E(X)</w:t>
+      </w:r>
+    </w:p>
+    <w:p>
+      <w:pPr>
+        <w:shd w:val="clear" w:color="auto" w:fill="FFFFFF"/>
+        <w:tabs>
+          <w:tab w:val="left" w:pos="916"/>
+          <w:tab w:val="left" w:pos="1832"/>
+          <w:tab w:val="left" w:pos="2748"/>
+          <w:tab w:val="left" w:pos="3664"/>
+          <w:tab w:val="left" w:pos="4580"/>
+          <w:tab w:val="left" w:pos="5496"/>
+          <w:tab w:val="left" w:pos="6412"/>
+          <w:tab w:val="left" w:pos="7328"/>
+          <w:tab w:val="left" w:pos="8244"/>
+          <w:tab w:val="left" w:pos="9160"/>
+          <w:tab w:val="left" w:pos="10076"/>
+          <w:tab w:val="left" w:pos="10992"/>
+          <w:tab w:val="left" w:pos="11908"/>
+          <w:tab w:val="left" w:pos="12824"/>
+          <w:tab w:val="left" w:pos="13740"/>
+          <w:tab w:val="left" w:pos="14656"/>
+        </w:tabs>
+        <w:ind w:left="360"/>
+        <w:jc w:val="center"/>
+        <w:rPr>
+          <w:rFonts w:ascii="Cambria Math" w:hAnsi="Cambria Math" w:cstheme="minorHAnsi"/>
+          <w:color w:val="10162F"/>
+          <w:sz w:val="20"/>
+          <w:szCs w:val="20"/>
+          <w:shd w:val="clear" w:color="auto" w:fill="FFFFFF"/>
+        </w:rPr>
+      </w:pPr>
+    </w:p>
+    <w:p>
+      <w:pPr>
+        <w:shd w:val="clear" w:color="auto" w:fill="FFFFFF"/>
+        <w:tabs>
+          <w:tab w:val="left" w:pos="916"/>
+          <w:tab w:val="left" w:pos="1832"/>
+          <w:tab w:val="left" w:pos="2748"/>
+          <w:tab w:val="left" w:pos="3664"/>
+          <w:tab w:val="left" w:pos="4580"/>
+          <w:tab w:val="left" w:pos="5496"/>
+          <w:tab w:val="left" w:pos="6412"/>
+          <w:tab w:val="left" w:pos="7328"/>
+          <w:tab w:val="left" w:pos="8244"/>
+          <w:tab w:val="left" w:pos="9160"/>
+          <w:tab w:val="left" w:pos="10076"/>
+          <w:tab w:val="left" w:pos="10992"/>
+          <w:tab w:val="left" w:pos="11908"/>
+          <w:tab w:val="left" w:pos="12824"/>
+          <w:tab w:val="left" w:pos="13740"/>
+          <w:tab w:val="left" w:pos="14656"/>
+        </w:tabs>
+        <w:ind w:left="360"/>
+        <w:rPr>
+          <w:rFonts w:asciiTheme="minorHAnsi" w:hAnsiTheme="minorHAnsi" w:cstheme="minorHAnsi"/>
+          <w:sz w:val="20"/>
+          <w:szCs w:val="20"/>
+        </w:rPr>
+      </w:pPr>
+      <w:r>
+        <w:rPr>
+          <w:rFonts w:asciiTheme="minorHAnsi" w:hAnsiTheme="minorHAnsi" w:cstheme="minorHAnsi"/>
+          <w:sz w:val="20"/>
+          <w:szCs w:val="20"/>
+        </w:rPr>
+        <w:t>If the expected number of purchases is 20, then expected profit is</w:t>
+      </w:r>
+      <w:r>
+        <w:rPr>
+          <w:rFonts w:asciiTheme="minorHAnsi" w:hAnsiTheme="minorHAnsi" w:cstheme="minorHAnsi"/>
           <w:sz w:val="20"/>
           <w:szCs w:val="20"/>
         </w:rPr>
@@ -11536,15 +11322,246 @@
     </w:p>
     <w:p>
       <w:pPr>
-        <w:pStyle w:val="g-md-li"/>
         <w:shd w:val="clear" w:color="auto" w:fill="FFFFFF"/>
-        <w:spacing w:before="0" w:beforeAutospacing="0" w:after="0" w:afterAutospacing="0"/>
+        <w:tabs>
+          <w:tab w:val="left" w:pos="916"/>
+          <w:tab w:val="left" w:pos="1832"/>
+          <w:tab w:val="left" w:pos="2748"/>
+          <w:tab w:val="left" w:pos="3664"/>
+          <w:tab w:val="left" w:pos="4580"/>
+          <w:tab w:val="left" w:pos="5496"/>
+          <w:tab w:val="left" w:pos="6412"/>
+          <w:tab w:val="left" w:pos="7328"/>
+          <w:tab w:val="left" w:pos="8244"/>
+          <w:tab w:val="left" w:pos="9160"/>
+          <w:tab w:val="left" w:pos="10076"/>
+          <w:tab w:val="left" w:pos="10992"/>
+          <w:tab w:val="left" w:pos="11908"/>
+          <w:tab w:val="left" w:pos="12824"/>
+          <w:tab w:val="left" w:pos="13740"/>
+          <w:tab w:val="left" w:pos="14656"/>
+        </w:tabs>
         <w:ind w:left="360"/>
         <w:rPr>
           <w:rFonts w:asciiTheme="minorHAnsi" w:hAnsiTheme="minorHAnsi" w:cstheme="minorHAnsi"/>
-          <w:color w:val="10162F"/>
-          <w:sz w:val="20"/>
-          <w:szCs w:val="20"/>
+          <w:sz w:val="20"/>
+          <w:szCs w:val="20"/>
+        </w:rPr>
+      </w:pPr>
+    </w:p>
+    <w:p>
+      <w:pPr>
+        <w:shd w:val="clear" w:color="auto" w:fill="FFFFFF"/>
+        <w:tabs>
+          <w:tab w:val="left" w:pos="916"/>
+          <w:tab w:val="left" w:pos="1832"/>
+          <w:tab w:val="left" w:pos="2748"/>
+          <w:tab w:val="left" w:pos="3664"/>
+          <w:tab w:val="left" w:pos="4580"/>
+          <w:tab w:val="left" w:pos="5496"/>
+          <w:tab w:val="left" w:pos="6412"/>
+          <w:tab w:val="left" w:pos="7328"/>
+          <w:tab w:val="left" w:pos="8244"/>
+          <w:tab w:val="left" w:pos="9160"/>
+          <w:tab w:val="left" w:pos="10076"/>
+          <w:tab w:val="left" w:pos="10992"/>
+          <w:tab w:val="left" w:pos="11908"/>
+          <w:tab w:val="left" w:pos="12824"/>
+          <w:tab w:val="left" w:pos="13740"/>
+          <w:tab w:val="left" w:pos="14656"/>
+        </w:tabs>
+        <w:ind w:left="360"/>
+        <w:jc w:val="center"/>
+        <w:rPr>
+          <w:rFonts w:ascii="Cambria Math" w:hAnsi="Cambria Math" w:cstheme="minorHAnsi"/>
+          <w:color w:val="10162F"/>
+          <w:sz w:val="20"/>
+          <w:szCs w:val="20"/>
+          <w:shd w:val="clear" w:color="auto" w:fill="FFFFFF"/>
+        </w:rPr>
+      </w:pPr>
+      <w:r>
+        <w:rPr>
+          <w:rFonts w:ascii="Cambria Math" w:hAnsi="Cambria Math" w:cstheme="minorHAnsi"/>
+          <w:sz w:val="20"/>
+          <w:szCs w:val="20"/>
+        </w:rPr>
+        <w:t>8 * 20 = $160</w:t>
+      </w:r>
+    </w:p>
+    <w:p>
+      <w:pPr>
+        <w:shd w:val="clear" w:color="auto" w:fill="FFFFFF"/>
+        <w:tabs>
+          <w:tab w:val="left" w:pos="916"/>
+          <w:tab w:val="left" w:pos="1832"/>
+          <w:tab w:val="left" w:pos="2748"/>
+          <w:tab w:val="left" w:pos="3664"/>
+          <w:tab w:val="left" w:pos="4580"/>
+          <w:tab w:val="left" w:pos="5496"/>
+          <w:tab w:val="left" w:pos="6412"/>
+          <w:tab w:val="left" w:pos="7328"/>
+          <w:tab w:val="left" w:pos="8244"/>
+          <w:tab w:val="left" w:pos="9160"/>
+          <w:tab w:val="left" w:pos="10076"/>
+          <w:tab w:val="left" w:pos="10992"/>
+          <w:tab w:val="left" w:pos="11908"/>
+          <w:tab w:val="left" w:pos="12824"/>
+          <w:tab w:val="left" w:pos="13740"/>
+          <w:tab w:val="left" w:pos="14656"/>
+        </w:tabs>
+        <w:ind w:left="360"/>
+        <w:rPr>
+          <w:rFonts w:asciiTheme="minorHAnsi" w:hAnsiTheme="minorHAnsi" w:cstheme="minorHAnsi"/>
+          <w:color w:val="10162F"/>
+          <w:sz w:val="20"/>
+          <w:szCs w:val="20"/>
+          <w:shd w:val="clear" w:color="auto" w:fill="FFFFFF"/>
+        </w:rPr>
+      </w:pPr>
+    </w:p>
+    <w:p>
+      <w:pPr>
+        <w:shd w:val="clear" w:color="auto" w:fill="FFFFFF"/>
+        <w:tabs>
+          <w:tab w:val="left" w:pos="916"/>
+          <w:tab w:val="left" w:pos="1832"/>
+          <w:tab w:val="left" w:pos="2748"/>
+          <w:tab w:val="left" w:pos="3664"/>
+          <w:tab w:val="left" w:pos="4580"/>
+          <w:tab w:val="left" w:pos="5496"/>
+          <w:tab w:val="left" w:pos="6412"/>
+          <w:tab w:val="left" w:pos="7328"/>
+          <w:tab w:val="left" w:pos="8244"/>
+          <w:tab w:val="left" w:pos="9160"/>
+          <w:tab w:val="left" w:pos="10076"/>
+          <w:tab w:val="left" w:pos="10992"/>
+          <w:tab w:val="left" w:pos="11908"/>
+          <w:tab w:val="left" w:pos="12824"/>
+          <w:tab w:val="left" w:pos="13740"/>
+          <w:tab w:val="left" w:pos="14656"/>
+        </w:tabs>
+        <w:rPr>
+          <w:rFonts w:asciiTheme="minorHAnsi" w:hAnsiTheme="minorHAnsi" w:cstheme="minorHAnsi"/>
+          <w:color w:val="10162F"/>
+          <w:sz w:val="20"/>
+          <w:szCs w:val="20"/>
+          <w:u w:val="single"/>
+          <w:shd w:val="clear" w:color="auto" w:fill="FFFFFF"/>
+        </w:rPr>
+      </w:pPr>
+      <w:r>
+        <w:rPr>
+          <w:rFonts w:asciiTheme="minorHAnsi" w:hAnsiTheme="minorHAnsi" w:cstheme="minorHAnsi"/>
+          <w:color w:val="10162F"/>
+          <w:sz w:val="20"/>
+          <w:szCs w:val="20"/>
+          <w:u w:val="single"/>
+          <w:shd w:val="clear" w:color="auto" w:fill="FFFFFF"/>
+        </w:rPr>
+        <w:t>Adding a constant shifts the mean</w:t>
+      </w:r>
+    </w:p>
+    <w:p>
+      <w:pPr>
+        <w:shd w:val="clear" w:color="auto" w:fill="FFFFFF"/>
+        <w:tabs>
+          <w:tab w:val="left" w:pos="916"/>
+          <w:tab w:val="left" w:pos="1832"/>
+          <w:tab w:val="left" w:pos="2748"/>
+          <w:tab w:val="left" w:pos="3664"/>
+          <w:tab w:val="left" w:pos="4580"/>
+          <w:tab w:val="left" w:pos="5496"/>
+          <w:tab w:val="left" w:pos="6412"/>
+          <w:tab w:val="left" w:pos="7328"/>
+          <w:tab w:val="left" w:pos="8244"/>
+          <w:tab w:val="left" w:pos="9160"/>
+          <w:tab w:val="left" w:pos="10076"/>
+          <w:tab w:val="left" w:pos="10992"/>
+          <w:tab w:val="left" w:pos="11908"/>
+          <w:tab w:val="left" w:pos="12824"/>
+          <w:tab w:val="left" w:pos="13740"/>
+          <w:tab w:val="left" w:pos="14656"/>
+        </w:tabs>
+        <w:ind w:left="360"/>
+        <w:rPr>
+          <w:rFonts w:asciiTheme="minorHAnsi" w:hAnsiTheme="minorHAnsi" w:cstheme="minorHAnsi"/>
+          <w:color w:val="10162F"/>
+          <w:sz w:val="20"/>
+          <w:szCs w:val="20"/>
+          <w:shd w:val="clear" w:color="auto" w:fill="FFFFFF"/>
+        </w:rPr>
+      </w:pPr>
+    </w:p>
+    <w:p>
+      <w:pPr>
+        <w:shd w:val="clear" w:color="auto" w:fill="FFFFFF"/>
+        <w:tabs>
+          <w:tab w:val="left" w:pos="916"/>
+          <w:tab w:val="left" w:pos="1832"/>
+          <w:tab w:val="left" w:pos="2748"/>
+          <w:tab w:val="left" w:pos="3664"/>
+          <w:tab w:val="left" w:pos="4580"/>
+          <w:tab w:val="left" w:pos="5496"/>
+          <w:tab w:val="left" w:pos="6412"/>
+          <w:tab w:val="left" w:pos="7328"/>
+          <w:tab w:val="left" w:pos="8244"/>
+          <w:tab w:val="left" w:pos="9160"/>
+          <w:tab w:val="left" w:pos="10076"/>
+          <w:tab w:val="left" w:pos="10992"/>
+          <w:tab w:val="left" w:pos="11908"/>
+          <w:tab w:val="left" w:pos="12824"/>
+          <w:tab w:val="left" w:pos="13740"/>
+          <w:tab w:val="left" w:pos="14656"/>
+        </w:tabs>
+        <w:ind w:left="360"/>
+        <w:rPr>
+          <w:rFonts w:asciiTheme="minorHAnsi" w:hAnsiTheme="minorHAnsi" w:cstheme="minorHAnsi"/>
+          <w:color w:val="10162F"/>
+          <w:sz w:val="20"/>
+          <w:szCs w:val="20"/>
+          <w:shd w:val="clear" w:color="auto" w:fill="FFFFFF"/>
+        </w:rPr>
+      </w:pPr>
+      <w:r>
+        <w:rPr>
+          <w:rFonts w:asciiTheme="minorHAnsi" w:hAnsiTheme="minorHAnsi" w:cstheme="minorHAnsi"/>
+          <w:color w:val="10162F"/>
+          <w:sz w:val="20"/>
+          <w:szCs w:val="20"/>
+          <w:shd w:val="clear" w:color="auto" w:fill="FFFFFF"/>
+        </w:rPr>
+        <w:t>If a constant is added to every value, the expected value shifts by that constant:</w:t>
+      </w:r>
+    </w:p>
+    <w:p>
+      <w:pPr>
+        <w:shd w:val="clear" w:color="auto" w:fill="FFFFFF"/>
+        <w:tabs>
+          <w:tab w:val="left" w:pos="916"/>
+          <w:tab w:val="left" w:pos="1832"/>
+          <w:tab w:val="left" w:pos="2748"/>
+          <w:tab w:val="left" w:pos="3664"/>
+          <w:tab w:val="left" w:pos="4580"/>
+          <w:tab w:val="left" w:pos="5496"/>
+          <w:tab w:val="left" w:pos="6412"/>
+          <w:tab w:val="left" w:pos="7328"/>
+          <w:tab w:val="left" w:pos="8244"/>
+          <w:tab w:val="left" w:pos="9160"/>
+          <w:tab w:val="left" w:pos="10076"/>
+          <w:tab w:val="left" w:pos="10992"/>
+          <w:tab w:val="left" w:pos="11908"/>
+          <w:tab w:val="left" w:pos="12824"/>
+          <w:tab w:val="left" w:pos="13740"/>
+          <w:tab w:val="left" w:pos="14656"/>
+        </w:tabs>
+        <w:ind w:left="360"/>
+        <w:rPr>
+          <w:rFonts w:asciiTheme="minorHAnsi" w:hAnsiTheme="minorHAnsi" w:cstheme="minorHAnsi"/>
+          <w:color w:val="10162F"/>
+          <w:sz w:val="20"/>
+          <w:szCs w:val="20"/>
+          <w:shd w:val="clear" w:color="auto" w:fill="FFFFFF"/>
         </w:rPr>
       </w:pPr>
     </w:p>
@@ -11607,7 +11624,6 @@
         </w:rPr>
         <w:t>+</w:t>
       </w:r>
-      <w:proofErr w:type="gramStart"/>
       <w:r>
         <w:rPr>
           <w:rStyle w:val="mord"/>
@@ -11641,7 +11657,6 @@
         </w:rPr>
         <w:t>=</w:t>
       </w:r>
-      <w:proofErr w:type="gramEnd"/>
       <w:r>
         <w:rPr>
           <w:rStyle w:val="mord"/>
@@ -11711,177 +11726,545 @@
     </w:p>
     <w:p>
       <w:pPr>
-        <w:pStyle w:val="g-md-li"/>
-        <w:shd w:val="clear" w:color="auto" w:fill="FFFFFF"/>
-        <w:spacing w:before="0" w:beforeAutospacing="0" w:after="0" w:afterAutospacing="0"/>
-        <w:ind w:left="360"/>
-        <w:rPr>
-          <w:rFonts w:asciiTheme="minorHAnsi" w:hAnsiTheme="minorHAnsi" w:cstheme="minorHAnsi"/>
-          <w:color w:val="10162F"/>
-          <w:sz w:val="20"/>
-          <w:szCs w:val="20"/>
-          <w:shd w:val="clear" w:color="auto" w:fill="FFFFFF"/>
-        </w:rPr>
-      </w:pPr>
-    </w:p>
-    <w:p>
-      <w:pPr>
-        <w:pStyle w:val="g-md-li"/>
-        <w:shd w:val="clear" w:color="auto" w:fill="FFFFFF"/>
-        <w:spacing w:before="0" w:beforeAutospacing="0" w:after="0" w:afterAutospacing="0"/>
-        <w:ind w:left="360"/>
-        <w:rPr>
-          <w:rFonts w:asciiTheme="minorHAnsi" w:hAnsiTheme="minorHAnsi" w:cstheme="minorHAnsi"/>
-          <w:color w:val="10162F"/>
-          <w:sz w:val="20"/>
-          <w:szCs w:val="20"/>
-          <w:shd w:val="clear" w:color="auto" w:fill="FFFFFF"/>
-        </w:rPr>
-      </w:pPr>
-      <w:r>
-        <w:rPr>
-          <w:rFonts w:asciiTheme="minorHAnsi" w:hAnsiTheme="minorHAnsi" w:cstheme="minorHAnsi"/>
-          <w:color w:val="10162F"/>
-          <w:sz w:val="20"/>
-          <w:szCs w:val="20"/>
-          <w:shd w:val="clear" w:color="auto" w:fill="FFFFFF"/>
-        </w:rPr>
-        <w:t xml:space="preserve">For example, if </w:t>
-      </w:r>
-      <w:r>
-        <w:rPr>
-          <w:rFonts w:asciiTheme="minorHAnsi" w:hAnsiTheme="minorHAnsi" w:cstheme="minorHAnsi"/>
-          <w:color w:val="10162F"/>
-          <w:sz w:val="20"/>
-          <w:szCs w:val="20"/>
-          <w:shd w:val="clear" w:color="auto" w:fill="FFFFFF"/>
-        </w:rPr>
-        <w:t>a test was given and graded, and the average grade was 78 out of 100 points. If the teacher decided to curve the grade by adding 2 points to everyone’s grade, the average would now be 80 points.</w:t>
-      </w:r>
-    </w:p>
-    <w:p>
-      <w:pPr>
-        <w:pStyle w:val="g-md-li"/>
-        <w:shd w:val="clear" w:color="auto" w:fill="FFFFFF"/>
-        <w:spacing w:before="0" w:beforeAutospacing="0" w:after="0" w:afterAutospacing="0"/>
-        <w:ind w:left="360"/>
-        <w:rPr>
-          <w:rFonts w:asciiTheme="minorHAnsi" w:hAnsiTheme="minorHAnsi" w:cstheme="minorHAnsi"/>
-          <w:color w:val="10162F"/>
-          <w:sz w:val="20"/>
-          <w:szCs w:val="20"/>
-          <w:shd w:val="clear" w:color="auto" w:fill="FFFFFF"/>
-        </w:rPr>
-      </w:pPr>
-    </w:p>
-    <w:p>
-      <w:pPr>
-        <w:pStyle w:val="g-md-li"/>
-        <w:shd w:val="clear" w:color="auto" w:fill="FFFFFF"/>
-        <w:spacing w:before="0" w:beforeAutospacing="0" w:after="0" w:afterAutospacing="0"/>
-        <w:rPr>
-          <w:rFonts w:asciiTheme="minorHAnsi" w:hAnsiTheme="minorHAnsi" w:cstheme="minorHAnsi"/>
-          <w:color w:val="10162F"/>
-          <w:sz w:val="20"/>
-          <w:szCs w:val="20"/>
-          <w:u w:val="single"/>
-        </w:rPr>
-      </w:pPr>
-      <w:r>
-        <w:rPr>
-          <w:rFonts w:asciiTheme="minorHAnsi" w:hAnsiTheme="minorHAnsi" w:cstheme="minorHAnsi"/>
-          <w:color w:val="10162F"/>
-          <w:sz w:val="20"/>
-          <w:szCs w:val="20"/>
-          <w:u w:val="single"/>
-        </w:rPr>
-        <w:t>Properties of Variance</w:t>
-      </w:r>
-    </w:p>
-    <w:p>
-      <w:pPr>
-        <w:pStyle w:val="g-md-li"/>
-        <w:shd w:val="clear" w:color="auto" w:fill="FFFFFF"/>
-        <w:spacing w:before="0" w:beforeAutospacing="0" w:after="0" w:afterAutospacing="0"/>
-        <w:rPr>
-          <w:rFonts w:asciiTheme="minorHAnsi" w:hAnsiTheme="minorHAnsi" w:cstheme="minorHAnsi"/>
-          <w:color w:val="10162F"/>
-          <w:sz w:val="20"/>
-          <w:szCs w:val="20"/>
-          <w:u w:val="single"/>
-        </w:rPr>
-      </w:pPr>
-    </w:p>
-    <w:p>
-      <w:pPr>
-        <w:pStyle w:val="g-md-li"/>
-        <w:numPr>
-          <w:ilvl w:val="0"/>
-          <w:numId w:val="3"/>
-        </w:numPr>
         <w:shd w:val="clear" w:color="auto" w:fill="FFFFFF"/>
         <w:tabs>
-          <w:tab w:val="clear" w:pos="720"/>
-          <w:tab w:val="num" w:pos="360"/>
+          <w:tab w:val="left" w:pos="916"/>
+          <w:tab w:val="left" w:pos="1832"/>
+          <w:tab w:val="left" w:pos="2748"/>
+          <w:tab w:val="left" w:pos="3664"/>
+          <w:tab w:val="left" w:pos="4580"/>
+          <w:tab w:val="left" w:pos="5496"/>
+          <w:tab w:val="left" w:pos="6412"/>
+          <w:tab w:val="left" w:pos="7328"/>
+          <w:tab w:val="left" w:pos="8244"/>
+          <w:tab w:val="left" w:pos="9160"/>
+          <w:tab w:val="left" w:pos="10076"/>
+          <w:tab w:val="left" w:pos="10992"/>
+          <w:tab w:val="left" w:pos="11908"/>
+          <w:tab w:val="left" w:pos="12824"/>
+          <w:tab w:val="left" w:pos="13740"/>
+          <w:tab w:val="left" w:pos="14656"/>
         </w:tabs>
-        <w:spacing w:before="0" w:beforeAutospacing="0" w:after="0" w:afterAutospacing="0"/>
         <w:ind w:left="360"/>
         <w:rPr>
           <w:rFonts w:asciiTheme="minorHAnsi" w:hAnsiTheme="minorHAnsi" w:cstheme="minorHAnsi"/>
           <w:color w:val="10162F"/>
           <w:sz w:val="20"/>
           <w:szCs w:val="20"/>
-        </w:rPr>
-      </w:pPr>
-      <w:r>
-        <w:rPr>
-          <w:rFonts w:asciiTheme="minorHAnsi" w:hAnsiTheme="minorHAnsi" w:cstheme="minorHAnsi"/>
-          <w:color w:val="10162F"/>
-          <w:sz w:val="20"/>
-          <w:szCs w:val="20"/>
-        </w:rPr>
-        <w:t>Increasing the values in a distribution by a constant </w:t>
-      </w:r>
-      <w:r>
-        <w:rPr>
-          <w:rStyle w:val="Emphasis"/>
-          <w:rFonts w:asciiTheme="minorHAnsi" w:hAnsiTheme="minorHAnsi" w:cstheme="minorHAnsi"/>
-          <w:color w:val="10162F"/>
-          <w:sz w:val="20"/>
-          <w:szCs w:val="20"/>
-        </w:rPr>
-        <w:t>a</w:t>
-      </w:r>
-      <w:r>
-        <w:rPr>
-          <w:rFonts w:asciiTheme="minorHAnsi" w:hAnsiTheme="minorHAnsi" w:cstheme="minorHAnsi"/>
-          <w:color w:val="10162F"/>
-          <w:sz w:val="20"/>
-          <w:szCs w:val="20"/>
-        </w:rPr>
-        <w:t> does not change the variance</w:t>
-      </w:r>
-      <w:r>
-        <w:rPr>
-          <w:rFonts w:asciiTheme="minorHAnsi" w:hAnsiTheme="minorHAnsi" w:cstheme="minorHAnsi"/>
-          <w:color w:val="10162F"/>
-          <w:sz w:val="20"/>
-          <w:szCs w:val="20"/>
-        </w:rPr>
-        <w:t xml:space="preserve">, </w:t>
-      </w:r>
-    </w:p>
-    <w:p>
-      <w:pPr>
-        <w:pStyle w:val="g-md-li"/>
+          <w:shd w:val="clear" w:color="auto" w:fill="FFFFFF"/>
+        </w:rPr>
+      </w:pPr>
+    </w:p>
+    <w:p>
+      <w:pPr>
         <w:shd w:val="clear" w:color="auto" w:fill="FFFFFF"/>
-        <w:spacing w:before="0" w:beforeAutospacing="0" w:after="0" w:afterAutospacing="0"/>
+        <w:tabs>
+          <w:tab w:val="left" w:pos="916"/>
+          <w:tab w:val="left" w:pos="1832"/>
+          <w:tab w:val="left" w:pos="2748"/>
+          <w:tab w:val="left" w:pos="3664"/>
+          <w:tab w:val="left" w:pos="4580"/>
+          <w:tab w:val="left" w:pos="5496"/>
+          <w:tab w:val="left" w:pos="6412"/>
+          <w:tab w:val="left" w:pos="7328"/>
+          <w:tab w:val="left" w:pos="8244"/>
+          <w:tab w:val="left" w:pos="9160"/>
+          <w:tab w:val="left" w:pos="10076"/>
+          <w:tab w:val="left" w:pos="10992"/>
+          <w:tab w:val="left" w:pos="11908"/>
+          <w:tab w:val="left" w:pos="12824"/>
+          <w:tab w:val="left" w:pos="13740"/>
+          <w:tab w:val="left" w:pos="14656"/>
+        </w:tabs>
+        <w:rPr>
+          <w:rFonts w:asciiTheme="minorHAnsi" w:hAnsiTheme="minorHAnsi" w:cstheme="minorHAnsi"/>
+          <w:color w:val="10162F"/>
+          <w:sz w:val="20"/>
+          <w:szCs w:val="20"/>
+          <w:shd w:val="clear" w:color="auto" w:fill="FFFFFF"/>
+        </w:rPr>
+      </w:pPr>
+    </w:p>
+    <w:p>
+      <w:pPr>
+        <w:shd w:val="clear" w:color="auto" w:fill="FFFFFF"/>
+        <w:tabs>
+          <w:tab w:val="left" w:pos="916"/>
+          <w:tab w:val="left" w:pos="1832"/>
+          <w:tab w:val="left" w:pos="2748"/>
+          <w:tab w:val="left" w:pos="3664"/>
+          <w:tab w:val="left" w:pos="4580"/>
+          <w:tab w:val="left" w:pos="5496"/>
+          <w:tab w:val="left" w:pos="6412"/>
+          <w:tab w:val="left" w:pos="7328"/>
+          <w:tab w:val="left" w:pos="8244"/>
+          <w:tab w:val="left" w:pos="9160"/>
+          <w:tab w:val="left" w:pos="10076"/>
+          <w:tab w:val="left" w:pos="10992"/>
+          <w:tab w:val="left" w:pos="11908"/>
+          <w:tab w:val="left" w:pos="12824"/>
+          <w:tab w:val="left" w:pos="13740"/>
+          <w:tab w:val="left" w:pos="14656"/>
+        </w:tabs>
         <w:ind w:left="360"/>
         <w:rPr>
           <w:rFonts w:asciiTheme="minorHAnsi" w:hAnsiTheme="minorHAnsi" w:cstheme="minorHAnsi"/>
-          <w:color w:val="10162F"/>
-          <w:sz w:val="20"/>
-          <w:szCs w:val="20"/>
+          <w:b/>
+          <w:bCs/>
+          <w:color w:val="10162F"/>
+          <w:sz w:val="20"/>
+          <w:szCs w:val="20"/>
+          <w:shd w:val="clear" w:color="auto" w:fill="FFFFFF"/>
+        </w:rPr>
+      </w:pPr>
+      <w:r>
+        <w:rPr>
+          <w:rFonts w:asciiTheme="minorHAnsi" w:hAnsiTheme="minorHAnsi" w:cstheme="minorHAnsi"/>
+          <w:b/>
+          <w:bCs/>
+          <w:sz w:val="20"/>
+          <w:szCs w:val="20"/>
+        </w:rPr>
+        <w:t>Data science example</w:t>
+      </w:r>
+    </w:p>
+    <w:p>
+      <w:pPr>
+        <w:shd w:val="clear" w:color="auto" w:fill="FFFFFF"/>
+        <w:tabs>
+          <w:tab w:val="left" w:pos="916"/>
+          <w:tab w:val="left" w:pos="1832"/>
+          <w:tab w:val="left" w:pos="2748"/>
+          <w:tab w:val="left" w:pos="3664"/>
+          <w:tab w:val="left" w:pos="4580"/>
+          <w:tab w:val="left" w:pos="5496"/>
+          <w:tab w:val="left" w:pos="6412"/>
+          <w:tab w:val="left" w:pos="7328"/>
+          <w:tab w:val="left" w:pos="8244"/>
+          <w:tab w:val="left" w:pos="9160"/>
+          <w:tab w:val="left" w:pos="10076"/>
+          <w:tab w:val="left" w:pos="10992"/>
+          <w:tab w:val="left" w:pos="11908"/>
+          <w:tab w:val="left" w:pos="12824"/>
+          <w:tab w:val="left" w:pos="13740"/>
+          <w:tab w:val="left" w:pos="14656"/>
+        </w:tabs>
+        <w:ind w:left="360"/>
+        <w:rPr>
+          <w:rFonts w:asciiTheme="minorHAnsi" w:hAnsiTheme="minorHAnsi" w:cstheme="minorHAnsi"/>
+          <w:color w:val="10162F"/>
+          <w:sz w:val="20"/>
+          <w:szCs w:val="20"/>
+          <w:shd w:val="clear" w:color="auto" w:fill="FFFFFF"/>
+        </w:rPr>
+      </w:pPr>
+    </w:p>
+    <w:p>
+      <w:pPr>
+        <w:ind w:left="360"/>
+        <w:rPr>
+          <w:rFonts w:asciiTheme="minorHAnsi" w:hAnsiTheme="minorHAnsi" w:cstheme="minorHAnsi"/>
+          <w:sz w:val="20"/>
+          <w:szCs w:val="20"/>
+        </w:rPr>
+      </w:pPr>
+      <w:r>
+        <w:rPr>
+          <w:rFonts w:asciiTheme="minorHAnsi" w:hAnsiTheme="minorHAnsi" w:cstheme="minorHAnsi"/>
+          <w:sz w:val="20"/>
+          <w:szCs w:val="20"/>
+        </w:rPr>
+        <w:t>Suppose a sensor is discovered to read every temperature 2 degrees too low.</w:t>
+      </w:r>
+      <w:r>
+        <w:rPr>
+          <w:rFonts w:asciiTheme="minorHAnsi" w:hAnsiTheme="minorHAnsi" w:cstheme="minorHAnsi"/>
+          <w:sz w:val="20"/>
+          <w:szCs w:val="20"/>
+        </w:rPr>
+        <w:br/>
+        <w:t xml:space="preserve">If </w:t>
+      </w:r>
+      <w:r>
+        <w:rPr>
+          <w:rFonts w:ascii="Cambria Math" w:hAnsi="Cambria Math" w:cstheme="minorHAnsi"/>
+          <w:sz w:val="20"/>
+          <w:szCs w:val="20"/>
+        </w:rPr>
+        <w:t>X</w:t>
+      </w:r>
+      <w:r>
+        <w:rPr>
+          <w:rFonts w:asciiTheme="minorHAnsi" w:hAnsiTheme="minorHAnsi" w:cstheme="minorHAnsi"/>
+          <w:sz w:val="20"/>
+          <w:szCs w:val="20"/>
+        </w:rPr>
+        <w:t xml:space="preserve"> is the recorded temperature, the corrected value is </w:t>
+      </w:r>
+      <w:r>
+        <w:rPr>
+          <w:rFonts w:ascii="Cambria Math" w:hAnsi="Cambria Math" w:cstheme="minorHAnsi"/>
+          <w:sz w:val="20"/>
+          <w:szCs w:val="20"/>
+        </w:rPr>
+        <w:t>X+2</w:t>
+      </w:r>
+      <w:r>
+        <w:rPr>
+          <w:rFonts w:asciiTheme="minorHAnsi" w:hAnsiTheme="minorHAnsi" w:cstheme="minorHAnsi"/>
+          <w:sz w:val="20"/>
+          <w:szCs w:val="20"/>
+        </w:rPr>
+        <w:t>.</w:t>
+      </w:r>
+    </w:p>
+    <w:p>
+      <w:pPr>
+        <w:ind w:left="360"/>
+        <w:rPr>
+          <w:rFonts w:asciiTheme="minorHAnsi" w:hAnsiTheme="minorHAnsi" w:cstheme="minorHAnsi"/>
+          <w:sz w:val="20"/>
+          <w:szCs w:val="20"/>
+        </w:rPr>
+      </w:pPr>
+      <w:r>
+        <w:rPr>
+          <w:rFonts w:asciiTheme="minorHAnsi" w:hAnsiTheme="minorHAnsi" w:cstheme="minorHAnsi"/>
+          <w:sz w:val="20"/>
+          <w:szCs w:val="20"/>
+        </w:rPr>
+        <w:br/>
+        <w:t>Then the corrected average is</w:t>
+      </w:r>
+    </w:p>
+    <w:p>
+      <w:pPr>
+        <w:ind w:left="360"/>
+        <w:rPr>
+          <w:rFonts w:asciiTheme="minorHAnsi" w:hAnsiTheme="minorHAnsi" w:cstheme="minorHAnsi"/>
+          <w:sz w:val="20"/>
+          <w:szCs w:val="20"/>
+        </w:rPr>
+      </w:pPr>
+    </w:p>
+    <w:p>
+      <w:pPr>
+        <w:jc w:val="center"/>
+        <w:rPr>
+          <w:rFonts w:ascii="Cambria Math" w:hAnsi="Cambria Math" w:cstheme="minorHAnsi"/>
+          <w:sz w:val="20"/>
+          <w:szCs w:val="20"/>
+        </w:rPr>
+      </w:pPr>
+      <w:r>
+        <w:rPr>
+          <w:rFonts w:ascii="Cambria Math" w:hAnsi="Cambria Math" w:cstheme="minorHAnsi"/>
+          <w:sz w:val="20"/>
+          <w:szCs w:val="20"/>
+        </w:rPr>
+        <w:t>E(X+2)=E(X)+2</w:t>
+      </w:r>
+    </w:p>
+    <w:p>
+      <w:pPr>
+        <w:rPr>
+          <w:rFonts w:asciiTheme="minorHAnsi" w:hAnsiTheme="minorHAnsi" w:cstheme="minorHAnsi"/>
+          <w:sz w:val="20"/>
+          <w:szCs w:val="20"/>
+        </w:rPr>
+      </w:pPr>
+    </w:p>
+    <w:p>
+      <w:pPr>
+        <w:ind w:left="709" w:hanging="349"/>
+        <w:rPr>
+          <w:rFonts w:asciiTheme="minorHAnsi" w:hAnsiTheme="minorHAnsi" w:cstheme="minorHAnsi"/>
+          <w:sz w:val="20"/>
+          <w:szCs w:val="20"/>
+        </w:rPr>
+      </w:pPr>
+      <w:r>
+        <w:rPr>
+          <w:rFonts w:asciiTheme="minorHAnsi" w:hAnsiTheme="minorHAnsi" w:cstheme="minorHAnsi"/>
+          <w:sz w:val="20"/>
+          <w:szCs w:val="20"/>
+        </w:rPr>
+        <w:t>A</w:t>
+      </w:r>
+      <w:r>
+        <w:rPr>
+          <w:rFonts w:asciiTheme="minorHAnsi" w:hAnsiTheme="minorHAnsi" w:cstheme="minorHAnsi"/>
+          <w:sz w:val="20"/>
+          <w:szCs w:val="20"/>
+        </w:rPr>
+        <w:t>dding a constant changes the center, but not the underlying randomness.</w:t>
+      </w:r>
+    </w:p>
+    <w:p>
+      <w:pPr>
+        <w:shd w:val="clear" w:color="auto" w:fill="FFFFFF"/>
+        <w:tabs>
+          <w:tab w:val="left" w:pos="916"/>
+          <w:tab w:val="left" w:pos="1832"/>
+          <w:tab w:val="left" w:pos="2748"/>
+          <w:tab w:val="left" w:pos="3664"/>
+          <w:tab w:val="left" w:pos="4580"/>
+          <w:tab w:val="left" w:pos="5496"/>
+          <w:tab w:val="left" w:pos="6412"/>
+          <w:tab w:val="left" w:pos="7328"/>
+          <w:tab w:val="left" w:pos="8244"/>
+          <w:tab w:val="left" w:pos="9160"/>
+          <w:tab w:val="left" w:pos="10076"/>
+          <w:tab w:val="left" w:pos="10992"/>
+          <w:tab w:val="left" w:pos="11908"/>
+          <w:tab w:val="left" w:pos="12824"/>
+          <w:tab w:val="left" w:pos="13740"/>
+          <w:tab w:val="left" w:pos="14656"/>
+        </w:tabs>
+        <w:ind w:left="360"/>
+        <w:rPr>
+          <w:rFonts w:asciiTheme="minorHAnsi" w:hAnsiTheme="minorHAnsi" w:cstheme="minorHAnsi"/>
+          <w:color w:val="10162F"/>
+          <w:sz w:val="20"/>
+          <w:szCs w:val="20"/>
+          <w:shd w:val="clear" w:color="auto" w:fill="FFFFFF"/>
+        </w:rPr>
+      </w:pPr>
+    </w:p>
+    <w:p>
+      <w:pPr>
+        <w:shd w:val="clear" w:color="auto" w:fill="FFFFFF"/>
+        <w:tabs>
+          <w:tab w:val="left" w:pos="916"/>
+          <w:tab w:val="left" w:pos="1832"/>
+          <w:tab w:val="left" w:pos="2748"/>
+          <w:tab w:val="left" w:pos="3664"/>
+          <w:tab w:val="left" w:pos="4580"/>
+          <w:tab w:val="left" w:pos="5496"/>
+          <w:tab w:val="left" w:pos="6412"/>
+          <w:tab w:val="left" w:pos="7328"/>
+          <w:tab w:val="left" w:pos="8244"/>
+          <w:tab w:val="left" w:pos="9160"/>
+          <w:tab w:val="left" w:pos="10076"/>
+          <w:tab w:val="left" w:pos="10992"/>
+          <w:tab w:val="left" w:pos="11908"/>
+          <w:tab w:val="left" w:pos="12824"/>
+          <w:tab w:val="left" w:pos="13740"/>
+          <w:tab w:val="left" w:pos="14656"/>
+        </w:tabs>
+        <w:ind w:left="360"/>
+        <w:rPr>
+          <w:rFonts w:asciiTheme="minorHAnsi" w:hAnsiTheme="minorHAnsi" w:cstheme="minorHAnsi"/>
+          <w:color w:val="10162F"/>
+          <w:sz w:val="20"/>
+          <w:szCs w:val="20"/>
+          <w:shd w:val="clear" w:color="auto" w:fill="FFFFFF"/>
+        </w:rPr>
+      </w:pPr>
+    </w:p>
+    <w:p>
+      <w:pPr>
+        <w:shd w:val="clear" w:color="auto" w:fill="FFFFFF"/>
+        <w:tabs>
+          <w:tab w:val="left" w:pos="916"/>
+          <w:tab w:val="left" w:pos="1832"/>
+          <w:tab w:val="left" w:pos="2748"/>
+          <w:tab w:val="left" w:pos="3664"/>
+          <w:tab w:val="left" w:pos="4580"/>
+          <w:tab w:val="left" w:pos="5496"/>
+          <w:tab w:val="left" w:pos="6412"/>
+          <w:tab w:val="left" w:pos="7328"/>
+          <w:tab w:val="left" w:pos="8244"/>
+          <w:tab w:val="left" w:pos="9160"/>
+          <w:tab w:val="left" w:pos="10076"/>
+          <w:tab w:val="left" w:pos="10992"/>
+          <w:tab w:val="left" w:pos="11908"/>
+          <w:tab w:val="left" w:pos="12824"/>
+          <w:tab w:val="left" w:pos="13740"/>
+          <w:tab w:val="left" w:pos="14656"/>
+        </w:tabs>
+        <w:ind w:left="360"/>
+        <w:rPr>
+          <w:rFonts w:asciiTheme="minorHAnsi" w:hAnsiTheme="minorHAnsi" w:cstheme="minorHAnsi"/>
+          <w:color w:val="10162F"/>
+          <w:sz w:val="20"/>
+          <w:szCs w:val="20"/>
+          <w:shd w:val="clear" w:color="auto" w:fill="FFFFFF"/>
+        </w:rPr>
+      </w:pPr>
+    </w:p>
+    <w:p>
+      <w:pPr>
+        <w:shd w:val="clear" w:color="auto" w:fill="FFFFFF"/>
+        <w:tabs>
+          <w:tab w:val="left" w:pos="916"/>
+          <w:tab w:val="left" w:pos="1832"/>
+          <w:tab w:val="left" w:pos="2748"/>
+          <w:tab w:val="left" w:pos="3664"/>
+          <w:tab w:val="left" w:pos="4580"/>
+          <w:tab w:val="left" w:pos="5496"/>
+          <w:tab w:val="left" w:pos="6412"/>
+          <w:tab w:val="left" w:pos="7328"/>
+          <w:tab w:val="left" w:pos="8244"/>
+          <w:tab w:val="left" w:pos="9160"/>
+          <w:tab w:val="left" w:pos="10076"/>
+          <w:tab w:val="left" w:pos="10992"/>
+          <w:tab w:val="left" w:pos="11908"/>
+          <w:tab w:val="left" w:pos="12824"/>
+          <w:tab w:val="left" w:pos="13740"/>
+          <w:tab w:val="left" w:pos="14656"/>
+        </w:tabs>
+        <w:ind w:left="360"/>
+        <w:rPr>
+          <w:rFonts w:asciiTheme="minorHAnsi" w:hAnsiTheme="minorHAnsi" w:cstheme="minorHAnsi"/>
+          <w:color w:val="10162F"/>
+          <w:sz w:val="20"/>
+          <w:szCs w:val="20"/>
+          <w:shd w:val="clear" w:color="auto" w:fill="FFFFFF"/>
+        </w:rPr>
+      </w:pPr>
+    </w:p>
+    <w:p>
+      <w:pPr>
+        <w:shd w:val="clear" w:color="auto" w:fill="FFFFFF"/>
+        <w:tabs>
+          <w:tab w:val="left" w:pos="916"/>
+          <w:tab w:val="left" w:pos="1832"/>
+          <w:tab w:val="left" w:pos="2748"/>
+          <w:tab w:val="left" w:pos="3664"/>
+          <w:tab w:val="left" w:pos="4580"/>
+          <w:tab w:val="left" w:pos="5496"/>
+          <w:tab w:val="left" w:pos="6412"/>
+          <w:tab w:val="left" w:pos="7328"/>
+          <w:tab w:val="left" w:pos="8244"/>
+          <w:tab w:val="left" w:pos="9160"/>
+          <w:tab w:val="left" w:pos="10076"/>
+          <w:tab w:val="left" w:pos="10992"/>
+          <w:tab w:val="left" w:pos="11908"/>
+          <w:tab w:val="left" w:pos="12824"/>
+          <w:tab w:val="left" w:pos="13740"/>
+          <w:tab w:val="left" w:pos="14656"/>
+        </w:tabs>
+        <w:rPr>
+          <w:rFonts w:asciiTheme="minorHAnsi" w:hAnsiTheme="minorHAnsi" w:cstheme="minorHAnsi"/>
+          <w:color w:val="10162F"/>
+          <w:sz w:val="20"/>
+          <w:szCs w:val="20"/>
+          <w:u w:val="single"/>
+          <w:shd w:val="clear" w:color="auto" w:fill="FFFFFF"/>
+        </w:rPr>
+      </w:pPr>
+      <w:r>
+        <w:rPr>
+          <w:rFonts w:asciiTheme="minorHAnsi" w:hAnsiTheme="minorHAnsi" w:cstheme="minorHAnsi"/>
+          <w:color w:val="10162F"/>
+          <w:sz w:val="20"/>
+          <w:szCs w:val="20"/>
+          <w:u w:val="single"/>
+          <w:shd w:val="clear" w:color="auto" w:fill="FFFFFF"/>
+        </w:rPr>
+        <w:lastRenderedPageBreak/>
+        <w:t>Adding a constant does not change the variance</w:t>
+      </w:r>
+    </w:p>
+    <w:p>
+      <w:pPr>
+        <w:shd w:val="clear" w:color="auto" w:fill="FFFFFF"/>
+        <w:tabs>
+          <w:tab w:val="left" w:pos="916"/>
+          <w:tab w:val="left" w:pos="1832"/>
+          <w:tab w:val="left" w:pos="2748"/>
+          <w:tab w:val="left" w:pos="3664"/>
+          <w:tab w:val="left" w:pos="4580"/>
+          <w:tab w:val="left" w:pos="5496"/>
+          <w:tab w:val="left" w:pos="6412"/>
+          <w:tab w:val="left" w:pos="7328"/>
+          <w:tab w:val="left" w:pos="8244"/>
+          <w:tab w:val="left" w:pos="9160"/>
+          <w:tab w:val="left" w:pos="10076"/>
+          <w:tab w:val="left" w:pos="10992"/>
+          <w:tab w:val="left" w:pos="11908"/>
+          <w:tab w:val="left" w:pos="12824"/>
+          <w:tab w:val="left" w:pos="13740"/>
+          <w:tab w:val="left" w:pos="14656"/>
+        </w:tabs>
+        <w:ind w:left="360"/>
+        <w:rPr>
+          <w:rFonts w:asciiTheme="minorHAnsi" w:hAnsiTheme="minorHAnsi" w:cstheme="minorHAnsi"/>
+          <w:color w:val="10162F"/>
+          <w:sz w:val="20"/>
+          <w:szCs w:val="20"/>
+          <w:shd w:val="clear" w:color="auto" w:fill="FFFFFF"/>
+        </w:rPr>
+      </w:pPr>
+    </w:p>
+    <w:p>
+      <w:pPr>
+        <w:shd w:val="clear" w:color="auto" w:fill="FFFFFF"/>
+        <w:tabs>
+          <w:tab w:val="left" w:pos="916"/>
+          <w:tab w:val="left" w:pos="1832"/>
+          <w:tab w:val="left" w:pos="2748"/>
+          <w:tab w:val="left" w:pos="3664"/>
+          <w:tab w:val="left" w:pos="4580"/>
+          <w:tab w:val="left" w:pos="5496"/>
+          <w:tab w:val="left" w:pos="6412"/>
+          <w:tab w:val="left" w:pos="7328"/>
+          <w:tab w:val="left" w:pos="8244"/>
+          <w:tab w:val="left" w:pos="9160"/>
+          <w:tab w:val="left" w:pos="10076"/>
+          <w:tab w:val="left" w:pos="10992"/>
+          <w:tab w:val="left" w:pos="11908"/>
+          <w:tab w:val="left" w:pos="12824"/>
+          <w:tab w:val="left" w:pos="13740"/>
+          <w:tab w:val="left" w:pos="14656"/>
+        </w:tabs>
+        <w:ind w:left="360"/>
+        <w:rPr>
+          <w:rFonts w:asciiTheme="minorHAnsi" w:hAnsiTheme="minorHAnsi" w:cstheme="minorHAnsi"/>
+          <w:color w:val="10162F"/>
+          <w:sz w:val="20"/>
+          <w:szCs w:val="20"/>
+          <w:shd w:val="clear" w:color="auto" w:fill="FFFFFF"/>
+        </w:rPr>
+      </w:pPr>
+      <w:r>
+        <w:rPr>
+          <w:rFonts w:asciiTheme="minorHAnsi" w:hAnsiTheme="minorHAnsi" w:cstheme="minorHAnsi"/>
+          <w:sz w:val="20"/>
+          <w:szCs w:val="20"/>
+        </w:rPr>
+        <w:t>Variance measures spread. If you add the same constant to every value, the spread stays the same:</w:t>
+      </w:r>
+    </w:p>
+    <w:p>
+      <w:pPr>
+        <w:shd w:val="clear" w:color="auto" w:fill="FFFFFF"/>
+        <w:tabs>
+          <w:tab w:val="left" w:pos="916"/>
+          <w:tab w:val="left" w:pos="1832"/>
+          <w:tab w:val="left" w:pos="2748"/>
+          <w:tab w:val="left" w:pos="3664"/>
+          <w:tab w:val="left" w:pos="4580"/>
+          <w:tab w:val="left" w:pos="5496"/>
+          <w:tab w:val="left" w:pos="6412"/>
+          <w:tab w:val="left" w:pos="7328"/>
+          <w:tab w:val="left" w:pos="8244"/>
+          <w:tab w:val="left" w:pos="9160"/>
+          <w:tab w:val="left" w:pos="10076"/>
+          <w:tab w:val="left" w:pos="10992"/>
+          <w:tab w:val="left" w:pos="11908"/>
+          <w:tab w:val="left" w:pos="12824"/>
+          <w:tab w:val="left" w:pos="13740"/>
+          <w:tab w:val="left" w:pos="14656"/>
+        </w:tabs>
+        <w:ind w:left="360"/>
+        <w:rPr>
+          <w:rFonts w:asciiTheme="minorHAnsi" w:hAnsiTheme="minorHAnsi" w:cstheme="minorHAnsi"/>
+          <w:color w:val="10162F"/>
+          <w:sz w:val="20"/>
+          <w:szCs w:val="20"/>
+          <w:shd w:val="clear" w:color="auto" w:fill="FFFFFF"/>
         </w:rPr>
       </w:pPr>
     </w:p>
@@ -11965,7 +12348,51 @@
           <w:szCs w:val="20"/>
           <w:shd w:val="clear" w:color="auto" w:fill="FFFFFF"/>
         </w:rPr>
-        <w:t>)</w:t>
+        <w:t xml:space="preserve">) </w:t>
+      </w:r>
+      <w:r>
+        <w:rPr>
+          <w:rStyle w:val="mrel"/>
+          <w:rFonts w:ascii="Cambria Math" w:hAnsi="Cambria Math" w:cstheme="minorHAnsi"/>
+          <w:color w:val="10162F"/>
+          <w:sz w:val="20"/>
+          <w:szCs w:val="20"/>
+          <w:shd w:val="clear" w:color="auto" w:fill="FFFFFF"/>
+        </w:rPr>
+        <w:t xml:space="preserve">= </w:t>
+      </w:r>
+      <w:r>
+        <w:rPr>
+          <w:rStyle w:val="mord"/>
+          <w:rFonts w:ascii="Cambria Math" w:hAnsi="Cambria Math" w:cstheme="minorHAnsi"/>
+          <w:color w:val="10162F"/>
+          <w:sz w:val="20"/>
+          <w:szCs w:val="20"/>
+          <w:shd w:val="clear" w:color="auto" w:fill="FFFFFF"/>
+        </w:rPr>
+        <w:t>Var</w:t>
+      </w:r>
+      <w:r>
+        <w:rPr>
+          <w:rStyle w:val="mopen"/>
+          <w:rFonts w:ascii="Cambria Math" w:hAnsi="Cambria Math" w:cstheme="minorHAnsi"/>
+          <w:color w:val="10162F"/>
+          <w:sz w:val="20"/>
+          <w:szCs w:val="20"/>
+          <w:shd w:val="clear" w:color="auto" w:fill="FFFFFF"/>
+        </w:rPr>
+        <w:t>(</w:t>
+      </w:r>
+      <w:r>
+        <w:rPr>
+          <w:rStyle w:val="mord"/>
+          <w:rFonts w:ascii="Cambria Math" w:hAnsi="Cambria Math" w:cstheme="minorHAnsi"/>
+          <w:color w:val="10162F"/>
+          <w:sz w:val="20"/>
+          <w:szCs w:val="20"/>
+          <w:shd w:val="clear" w:color="auto" w:fill="FFFFFF"/>
+        </w:rPr>
+        <w:t>X</w:t>
       </w:r>
       <w:r>
         <w:rPr>
@@ -11976,244 +12403,332 @@
           <w:szCs w:val="20"/>
           <w:shd w:val="clear" w:color="auto" w:fill="FFFFFF"/>
         </w:rPr>
-        <w:t xml:space="preserve"> </w:t>
-      </w:r>
-      <w:r>
-        <w:rPr>
-          <w:rStyle w:val="mrel"/>
-          <w:rFonts w:ascii="Cambria Math" w:hAnsi="Cambria Math" w:cstheme="minorHAnsi"/>
-          <w:color w:val="10162F"/>
-          <w:sz w:val="20"/>
-          <w:szCs w:val="20"/>
-          <w:shd w:val="clear" w:color="auto" w:fill="FFFFFF"/>
-        </w:rPr>
-        <w:t>=</w:t>
-      </w:r>
-      <w:r>
-        <w:rPr>
-          <w:rStyle w:val="mrel"/>
-          <w:rFonts w:ascii="Cambria Math" w:hAnsi="Cambria Math" w:cstheme="minorHAnsi"/>
-          <w:color w:val="10162F"/>
-          <w:sz w:val="20"/>
-          <w:szCs w:val="20"/>
-          <w:shd w:val="clear" w:color="auto" w:fill="FFFFFF"/>
-        </w:rPr>
-        <w:t xml:space="preserve"> </w:t>
-      </w:r>
-      <w:r>
-        <w:rPr>
-          <w:rStyle w:val="mord"/>
-          <w:rFonts w:ascii="Cambria Math" w:hAnsi="Cambria Math" w:cstheme="minorHAnsi"/>
-          <w:color w:val="10162F"/>
-          <w:sz w:val="20"/>
-          <w:szCs w:val="20"/>
-          <w:shd w:val="clear" w:color="auto" w:fill="FFFFFF"/>
-        </w:rPr>
-        <w:t>Var</w:t>
-      </w:r>
-      <w:r>
-        <w:rPr>
-          <w:rStyle w:val="mopen"/>
-          <w:rFonts w:ascii="Cambria Math" w:hAnsi="Cambria Math" w:cstheme="minorHAnsi"/>
-          <w:color w:val="10162F"/>
-          <w:sz w:val="20"/>
-          <w:szCs w:val="20"/>
-          <w:shd w:val="clear" w:color="auto" w:fill="FFFFFF"/>
-        </w:rPr>
-        <w:t>(</w:t>
-      </w:r>
-      <w:r>
-        <w:rPr>
-          <w:rStyle w:val="mord"/>
-          <w:rFonts w:ascii="Cambria Math" w:hAnsi="Cambria Math" w:cstheme="minorHAnsi"/>
-          <w:color w:val="10162F"/>
-          <w:sz w:val="20"/>
-          <w:szCs w:val="20"/>
-          <w:shd w:val="clear" w:color="auto" w:fill="FFFFFF"/>
-        </w:rPr>
-        <w:t>X</w:t>
-      </w:r>
-      <w:r>
-        <w:rPr>
-          <w:rStyle w:val="mclose"/>
-          <w:rFonts w:ascii="Cambria Math" w:hAnsi="Cambria Math" w:cstheme="minorHAnsi"/>
-          <w:color w:val="10162F"/>
-          <w:sz w:val="20"/>
-          <w:szCs w:val="20"/>
-          <w:shd w:val="clear" w:color="auto" w:fill="FFFFFF"/>
-        </w:rPr>
         <w:t>)</w:t>
       </w:r>
     </w:p>
     <w:p>
       <w:pPr>
-        <w:pStyle w:val="g-md-li"/>
-        <w:shd w:val="clear" w:color="auto" w:fill="FFFFFF"/>
-        <w:spacing w:before="0" w:beforeAutospacing="0" w:after="0" w:afterAutospacing="0"/>
-        <w:ind w:left="720"/>
-        <w:jc w:val="center"/>
-        <w:rPr>
-          <w:rStyle w:val="mclose"/>
-          <w:rFonts w:asciiTheme="minorHAnsi" w:hAnsiTheme="minorHAnsi" w:cstheme="minorHAnsi"/>
-          <w:color w:val="10162F"/>
-          <w:sz w:val="20"/>
-          <w:szCs w:val="20"/>
-          <w:shd w:val="clear" w:color="auto" w:fill="FFFFFF"/>
-        </w:rPr>
-      </w:pPr>
-    </w:p>
-    <w:p>
-      <w:pPr>
-        <w:pStyle w:val="g-md-li"/>
-        <w:shd w:val="clear" w:color="auto" w:fill="FFFFFF"/>
-        <w:spacing w:before="0" w:beforeAutospacing="0" w:after="0" w:afterAutospacing="0"/>
-        <w:ind w:left="360"/>
-        <w:rPr>
-          <w:rFonts w:asciiTheme="minorHAnsi" w:hAnsiTheme="minorHAnsi" w:cstheme="minorHAnsi"/>
-          <w:color w:val="10162F"/>
-          <w:sz w:val="20"/>
-          <w:szCs w:val="20"/>
-          <w:shd w:val="clear" w:color="auto" w:fill="FFFFFF"/>
-        </w:rPr>
-      </w:pPr>
-      <w:r>
-        <w:rPr>
-          <w:rFonts w:asciiTheme="minorHAnsi" w:hAnsiTheme="minorHAnsi" w:cstheme="minorHAnsi"/>
-          <w:color w:val="10162F"/>
-          <w:sz w:val="20"/>
-          <w:szCs w:val="20"/>
-          <w:shd w:val="clear" w:color="auto" w:fill="FFFFFF"/>
-        </w:rPr>
-        <w:t xml:space="preserve">This is because the variance of a constant is 0 (there is no range for a single number). Adding a constant to a random variable does not add any additional variance. Let’s take the previous example with the teacher curving </w:t>
-      </w:r>
-      <w:proofErr w:type="gramStart"/>
-      <w:r>
-        <w:rPr>
-          <w:rFonts w:asciiTheme="minorHAnsi" w:hAnsiTheme="minorHAnsi" w:cstheme="minorHAnsi"/>
-          <w:color w:val="10162F"/>
-          <w:sz w:val="20"/>
-          <w:szCs w:val="20"/>
-          <w:shd w:val="clear" w:color="auto" w:fill="FFFFFF"/>
-        </w:rPr>
-        <w:t>grades:</w:t>
-      </w:r>
-      <w:proofErr w:type="gramEnd"/>
-      <w:r>
-        <w:rPr>
-          <w:rFonts w:asciiTheme="minorHAnsi" w:hAnsiTheme="minorHAnsi" w:cstheme="minorHAnsi"/>
-          <w:color w:val="10162F"/>
-          <w:sz w:val="20"/>
-          <w:szCs w:val="20"/>
-          <w:shd w:val="clear" w:color="auto" w:fill="FFFFFF"/>
-        </w:rPr>
-        <w:t xml:space="preserve"> though the expected value (or average) of the test changes from 78 to 80, the spread and dispersion (or variance) of the test scores stays the same.</w:t>
-      </w:r>
-    </w:p>
-    <w:p>
-      <w:pPr>
-        <w:pStyle w:val="g-md-li"/>
-        <w:shd w:val="clear" w:color="auto" w:fill="FFFFFF"/>
-        <w:spacing w:before="0" w:beforeAutospacing="0" w:after="0" w:afterAutospacing="0"/>
-        <w:ind w:left="360"/>
-        <w:rPr>
-          <w:rFonts w:asciiTheme="minorHAnsi" w:hAnsiTheme="minorHAnsi" w:cstheme="minorHAnsi"/>
-          <w:color w:val="10162F"/>
-          <w:sz w:val="20"/>
-          <w:szCs w:val="20"/>
-          <w:shd w:val="clear" w:color="auto" w:fill="FFFFFF"/>
-        </w:rPr>
-      </w:pPr>
-    </w:p>
-    <w:p>
-      <w:pPr>
-        <w:pStyle w:val="g-md-li"/>
-        <w:numPr>
-          <w:ilvl w:val="0"/>
-          <w:numId w:val="3"/>
-        </w:numPr>
         <w:shd w:val="clear" w:color="auto" w:fill="FFFFFF"/>
         <w:tabs>
-          <w:tab w:val="clear" w:pos="720"/>
-          <w:tab w:val="num" w:pos="360"/>
+          <w:tab w:val="left" w:pos="916"/>
+          <w:tab w:val="left" w:pos="1832"/>
+          <w:tab w:val="left" w:pos="2748"/>
+          <w:tab w:val="left" w:pos="3664"/>
+          <w:tab w:val="left" w:pos="4580"/>
+          <w:tab w:val="left" w:pos="5496"/>
+          <w:tab w:val="left" w:pos="6412"/>
+          <w:tab w:val="left" w:pos="7328"/>
+          <w:tab w:val="left" w:pos="8244"/>
+          <w:tab w:val="left" w:pos="9160"/>
+          <w:tab w:val="left" w:pos="10076"/>
+          <w:tab w:val="left" w:pos="10992"/>
+          <w:tab w:val="left" w:pos="11908"/>
+          <w:tab w:val="left" w:pos="12824"/>
+          <w:tab w:val="left" w:pos="13740"/>
+          <w:tab w:val="left" w:pos="14656"/>
         </w:tabs>
-        <w:spacing w:before="0" w:beforeAutospacing="0" w:after="0" w:afterAutospacing="0"/>
         <w:ind w:left="360"/>
         <w:rPr>
           <w:rFonts w:asciiTheme="minorHAnsi" w:hAnsiTheme="minorHAnsi" w:cstheme="minorHAnsi"/>
           <w:color w:val="10162F"/>
           <w:sz w:val="20"/>
           <w:szCs w:val="20"/>
-        </w:rPr>
-      </w:pPr>
-      <w:r>
-        <w:rPr>
-          <w:rFonts w:asciiTheme="minorHAnsi" w:hAnsiTheme="minorHAnsi" w:cstheme="minorHAnsi"/>
-          <w:color w:val="10162F"/>
-          <w:sz w:val="20"/>
-          <w:szCs w:val="20"/>
-        </w:rPr>
-        <w:t>Scaling the values of a random variable by a constant </w:t>
-      </w:r>
-      <w:r>
-        <w:rPr>
-          <w:rStyle w:val="Emphasis"/>
-          <w:rFonts w:asciiTheme="minorHAnsi" w:hAnsiTheme="minorHAnsi" w:cstheme="minorHAnsi"/>
-          <w:color w:val="10162F"/>
-          <w:sz w:val="20"/>
-          <w:szCs w:val="20"/>
-        </w:rPr>
-        <w:t>a</w:t>
-      </w:r>
-      <w:r>
-        <w:rPr>
-          <w:rFonts w:asciiTheme="minorHAnsi" w:hAnsiTheme="minorHAnsi" w:cstheme="minorHAnsi"/>
-          <w:color w:val="10162F"/>
-          <w:sz w:val="20"/>
-          <w:szCs w:val="20"/>
-        </w:rPr>
-        <w:t> </w:t>
-      </w:r>
-      <w:proofErr w:type="gramStart"/>
-      <w:r>
-        <w:rPr>
-          <w:rFonts w:asciiTheme="minorHAnsi" w:hAnsiTheme="minorHAnsi" w:cstheme="minorHAnsi"/>
-          <w:color w:val="10162F"/>
-          <w:sz w:val="20"/>
-          <w:szCs w:val="20"/>
-        </w:rPr>
-        <w:t>scales</w:t>
-      </w:r>
-      <w:proofErr w:type="gramEnd"/>
-      <w:r>
-        <w:rPr>
-          <w:rFonts w:asciiTheme="minorHAnsi" w:hAnsiTheme="minorHAnsi" w:cstheme="minorHAnsi"/>
-          <w:color w:val="10162F"/>
-          <w:sz w:val="20"/>
-          <w:szCs w:val="20"/>
-        </w:rPr>
-        <w:t xml:space="preserve"> the variance by the constant squared</w:t>
-      </w:r>
-      <w:r>
-        <w:rPr>
-          <w:rFonts w:asciiTheme="minorHAnsi" w:hAnsiTheme="minorHAnsi" w:cstheme="minorHAnsi"/>
-          <w:color w:val="10162F"/>
-          <w:sz w:val="20"/>
-          <w:szCs w:val="20"/>
-        </w:rPr>
-        <w:t xml:space="preserve">, </w:t>
-      </w:r>
-    </w:p>
-    <w:p>
-      <w:pPr>
-        <w:pStyle w:val="g-md-li"/>
+          <w:shd w:val="clear" w:color="auto" w:fill="FFFFFF"/>
+        </w:rPr>
+      </w:pPr>
+    </w:p>
+    <w:p>
+      <w:pPr>
         <w:shd w:val="clear" w:color="auto" w:fill="FFFFFF"/>
-        <w:spacing w:before="0" w:beforeAutospacing="0" w:after="0" w:afterAutospacing="0"/>
+        <w:tabs>
+          <w:tab w:val="left" w:pos="916"/>
+          <w:tab w:val="left" w:pos="1832"/>
+          <w:tab w:val="left" w:pos="2748"/>
+          <w:tab w:val="left" w:pos="3664"/>
+          <w:tab w:val="left" w:pos="4580"/>
+          <w:tab w:val="left" w:pos="5496"/>
+          <w:tab w:val="left" w:pos="6412"/>
+          <w:tab w:val="left" w:pos="7328"/>
+          <w:tab w:val="left" w:pos="8244"/>
+          <w:tab w:val="left" w:pos="9160"/>
+          <w:tab w:val="left" w:pos="10076"/>
+          <w:tab w:val="left" w:pos="10992"/>
+          <w:tab w:val="left" w:pos="11908"/>
+          <w:tab w:val="left" w:pos="12824"/>
+          <w:tab w:val="left" w:pos="13740"/>
+          <w:tab w:val="left" w:pos="14656"/>
+        </w:tabs>
         <w:ind w:left="360"/>
         <w:rPr>
           <w:rFonts w:asciiTheme="minorHAnsi" w:hAnsiTheme="minorHAnsi" w:cstheme="minorHAnsi"/>
-          <w:color w:val="10162F"/>
-          <w:sz w:val="20"/>
-          <w:szCs w:val="20"/>
+          <w:b/>
+          <w:bCs/>
+          <w:color w:val="10162F"/>
+          <w:sz w:val="20"/>
+          <w:szCs w:val="20"/>
+          <w:shd w:val="clear" w:color="auto" w:fill="FFFFFF"/>
+        </w:rPr>
+      </w:pPr>
+      <w:r>
+        <w:rPr>
+          <w:rFonts w:asciiTheme="minorHAnsi" w:hAnsiTheme="minorHAnsi" w:cstheme="minorHAnsi"/>
+          <w:b/>
+          <w:bCs/>
+          <w:sz w:val="20"/>
+          <w:szCs w:val="20"/>
+        </w:rPr>
+        <w:t>Data science example</w:t>
+      </w:r>
+    </w:p>
+    <w:p>
+      <w:pPr>
+        <w:shd w:val="clear" w:color="auto" w:fill="FFFFFF"/>
+        <w:tabs>
+          <w:tab w:val="left" w:pos="916"/>
+          <w:tab w:val="left" w:pos="1832"/>
+          <w:tab w:val="left" w:pos="2748"/>
+          <w:tab w:val="left" w:pos="3664"/>
+          <w:tab w:val="left" w:pos="4580"/>
+          <w:tab w:val="left" w:pos="5496"/>
+          <w:tab w:val="left" w:pos="6412"/>
+          <w:tab w:val="left" w:pos="7328"/>
+          <w:tab w:val="left" w:pos="8244"/>
+          <w:tab w:val="left" w:pos="9160"/>
+          <w:tab w:val="left" w:pos="10076"/>
+          <w:tab w:val="left" w:pos="10992"/>
+          <w:tab w:val="left" w:pos="11908"/>
+          <w:tab w:val="left" w:pos="12824"/>
+          <w:tab w:val="left" w:pos="13740"/>
+          <w:tab w:val="left" w:pos="14656"/>
+        </w:tabs>
+        <w:ind w:left="360"/>
+        <w:rPr>
+          <w:rFonts w:asciiTheme="minorHAnsi" w:hAnsiTheme="minorHAnsi" w:cstheme="minorHAnsi"/>
+          <w:color w:val="10162F"/>
+          <w:sz w:val="20"/>
+          <w:szCs w:val="20"/>
+          <w:shd w:val="clear" w:color="auto" w:fill="FFFFFF"/>
+        </w:rPr>
+      </w:pPr>
+    </w:p>
+    <w:p>
+      <w:pPr>
+        <w:shd w:val="clear" w:color="auto" w:fill="FFFFFF"/>
+        <w:tabs>
+          <w:tab w:val="left" w:pos="916"/>
+          <w:tab w:val="left" w:pos="1832"/>
+          <w:tab w:val="left" w:pos="2748"/>
+          <w:tab w:val="left" w:pos="3664"/>
+          <w:tab w:val="left" w:pos="4580"/>
+          <w:tab w:val="left" w:pos="5496"/>
+          <w:tab w:val="left" w:pos="6412"/>
+          <w:tab w:val="left" w:pos="7328"/>
+          <w:tab w:val="left" w:pos="8244"/>
+          <w:tab w:val="left" w:pos="9160"/>
+          <w:tab w:val="left" w:pos="10076"/>
+          <w:tab w:val="left" w:pos="10992"/>
+          <w:tab w:val="left" w:pos="11908"/>
+          <w:tab w:val="left" w:pos="12824"/>
+          <w:tab w:val="left" w:pos="13740"/>
+          <w:tab w:val="left" w:pos="14656"/>
+        </w:tabs>
+        <w:ind w:left="360"/>
+        <w:rPr>
+          <w:rFonts w:asciiTheme="minorHAnsi" w:hAnsiTheme="minorHAnsi" w:cstheme="minorHAnsi"/>
+          <w:color w:val="10162F"/>
+          <w:sz w:val="20"/>
+          <w:szCs w:val="20"/>
+          <w:shd w:val="clear" w:color="auto" w:fill="FFFFFF"/>
+        </w:rPr>
+      </w:pPr>
+      <w:r>
+        <w:rPr>
+          <w:rFonts w:asciiTheme="minorHAnsi" w:hAnsiTheme="minorHAnsi" w:cstheme="minorHAnsi"/>
+          <w:sz w:val="20"/>
+          <w:szCs w:val="20"/>
+        </w:rPr>
+        <w:t>If all house-price predictions were adjusted upward by $5,000 because of a tax-credit correction, the predictions would all shift, but their spread would stay the same.</w:t>
+      </w:r>
+    </w:p>
+    <w:p>
+      <w:pPr>
+        <w:pStyle w:val="NormalWeb"/>
+        <w:ind w:left="360"/>
+        <w:rPr>
+          <w:rFonts w:asciiTheme="minorHAnsi" w:hAnsiTheme="minorHAnsi" w:cstheme="minorHAnsi"/>
+          <w:sz w:val="20"/>
+          <w:szCs w:val="20"/>
+        </w:rPr>
+      </w:pPr>
+      <w:r>
+        <w:rPr>
+          <w:rFonts w:asciiTheme="minorHAnsi" w:hAnsiTheme="minorHAnsi" w:cstheme="minorHAnsi"/>
+          <w:sz w:val="20"/>
+          <w:szCs w:val="20"/>
+        </w:rPr>
+        <w:t>The average prediction changes, but the variability does not</w:t>
+      </w:r>
+    </w:p>
+    <w:p>
+      <w:pPr>
+        <w:shd w:val="clear" w:color="auto" w:fill="FFFFFF"/>
+        <w:tabs>
+          <w:tab w:val="left" w:pos="916"/>
+          <w:tab w:val="left" w:pos="1832"/>
+          <w:tab w:val="left" w:pos="2748"/>
+          <w:tab w:val="left" w:pos="3664"/>
+          <w:tab w:val="left" w:pos="4580"/>
+          <w:tab w:val="left" w:pos="5496"/>
+          <w:tab w:val="left" w:pos="6412"/>
+          <w:tab w:val="left" w:pos="7328"/>
+          <w:tab w:val="left" w:pos="8244"/>
+          <w:tab w:val="left" w:pos="9160"/>
+          <w:tab w:val="left" w:pos="10076"/>
+          <w:tab w:val="left" w:pos="10992"/>
+          <w:tab w:val="left" w:pos="11908"/>
+          <w:tab w:val="left" w:pos="12824"/>
+          <w:tab w:val="left" w:pos="13740"/>
+          <w:tab w:val="left" w:pos="14656"/>
+        </w:tabs>
+        <w:rPr>
+          <w:rFonts w:asciiTheme="minorHAnsi" w:hAnsiTheme="minorHAnsi" w:cstheme="minorHAnsi"/>
+          <w:color w:val="10162F"/>
+          <w:sz w:val="20"/>
+          <w:szCs w:val="20"/>
+          <w:u w:val="single"/>
+          <w:shd w:val="clear" w:color="auto" w:fill="FFFFFF"/>
+        </w:rPr>
+      </w:pPr>
+      <w:r>
+        <w:rPr>
+          <w:rFonts w:asciiTheme="minorHAnsi" w:hAnsiTheme="minorHAnsi" w:cstheme="minorHAnsi"/>
+          <w:sz w:val="20"/>
+          <w:szCs w:val="20"/>
+          <w:u w:val="single"/>
+        </w:rPr>
+        <w:t>Scaling changes variance more dramatically</w:t>
+      </w:r>
+    </w:p>
+    <w:p>
+      <w:pPr>
+        <w:shd w:val="clear" w:color="auto" w:fill="FFFFFF"/>
+        <w:tabs>
+          <w:tab w:val="left" w:pos="916"/>
+          <w:tab w:val="left" w:pos="1832"/>
+          <w:tab w:val="left" w:pos="2748"/>
+          <w:tab w:val="left" w:pos="3664"/>
+          <w:tab w:val="left" w:pos="4580"/>
+          <w:tab w:val="left" w:pos="5496"/>
+          <w:tab w:val="left" w:pos="6412"/>
+          <w:tab w:val="left" w:pos="7328"/>
+          <w:tab w:val="left" w:pos="8244"/>
+          <w:tab w:val="left" w:pos="9160"/>
+          <w:tab w:val="left" w:pos="10076"/>
+          <w:tab w:val="left" w:pos="10992"/>
+          <w:tab w:val="left" w:pos="11908"/>
+          <w:tab w:val="left" w:pos="12824"/>
+          <w:tab w:val="left" w:pos="13740"/>
+          <w:tab w:val="left" w:pos="14656"/>
+        </w:tabs>
+        <w:ind w:left="360"/>
+        <w:rPr>
+          <w:rFonts w:asciiTheme="minorHAnsi" w:hAnsiTheme="minorHAnsi" w:cstheme="minorHAnsi"/>
+          <w:color w:val="10162F"/>
+          <w:sz w:val="20"/>
+          <w:szCs w:val="20"/>
+          <w:shd w:val="clear" w:color="auto" w:fill="FFFFFF"/>
+        </w:rPr>
+      </w:pPr>
+    </w:p>
+    <w:p>
+      <w:pPr>
+        <w:shd w:val="clear" w:color="auto" w:fill="FFFFFF"/>
+        <w:tabs>
+          <w:tab w:val="left" w:pos="916"/>
+          <w:tab w:val="left" w:pos="1832"/>
+          <w:tab w:val="left" w:pos="2748"/>
+          <w:tab w:val="left" w:pos="3664"/>
+          <w:tab w:val="left" w:pos="4580"/>
+          <w:tab w:val="left" w:pos="5496"/>
+          <w:tab w:val="left" w:pos="6412"/>
+          <w:tab w:val="left" w:pos="7328"/>
+          <w:tab w:val="left" w:pos="8244"/>
+          <w:tab w:val="left" w:pos="9160"/>
+          <w:tab w:val="left" w:pos="10076"/>
+          <w:tab w:val="left" w:pos="10992"/>
+          <w:tab w:val="left" w:pos="11908"/>
+          <w:tab w:val="left" w:pos="12824"/>
+          <w:tab w:val="left" w:pos="13740"/>
+          <w:tab w:val="left" w:pos="14656"/>
+        </w:tabs>
+        <w:ind w:left="360"/>
+        <w:rPr>
+          <w:rFonts w:asciiTheme="minorHAnsi" w:hAnsiTheme="minorHAnsi" w:cstheme="minorHAnsi"/>
+          <w:color w:val="10162F"/>
+          <w:sz w:val="20"/>
+          <w:szCs w:val="20"/>
+          <w:shd w:val="clear" w:color="auto" w:fill="FFFFFF"/>
+        </w:rPr>
+      </w:pPr>
+      <w:r>
+        <w:rPr>
+          <w:rFonts w:asciiTheme="minorHAnsi" w:hAnsiTheme="minorHAnsi" w:cstheme="minorHAnsi"/>
+          <w:color w:val="10162F"/>
+          <w:sz w:val="20"/>
+          <w:szCs w:val="20"/>
+          <w:shd w:val="clear" w:color="auto" w:fill="FFFFFF"/>
+        </w:rPr>
+        <w:t xml:space="preserve">If a random variable is multiplied by a constant, </w:t>
+      </w:r>
+      <w:r>
+        <w:rPr>
+          <w:rFonts w:asciiTheme="minorHAnsi" w:hAnsiTheme="minorHAnsi" w:cstheme="minorHAnsi"/>
+          <w:color w:val="10162F"/>
+          <w:sz w:val="20"/>
+          <w:szCs w:val="20"/>
+          <w:shd w:val="clear" w:color="auto" w:fill="FFFFFF"/>
+        </w:rPr>
+        <w:t xml:space="preserve">the </w:t>
+      </w:r>
+      <w:r>
+        <w:rPr>
+          <w:rFonts w:asciiTheme="minorHAnsi" w:hAnsiTheme="minorHAnsi" w:cstheme="minorHAnsi"/>
+          <w:color w:val="10162F"/>
+          <w:sz w:val="20"/>
+          <w:szCs w:val="20"/>
+          <w:shd w:val="clear" w:color="auto" w:fill="FFFFFF"/>
+        </w:rPr>
+        <w:t>variance is multiplied by the square of that constant:</w:t>
+      </w:r>
+    </w:p>
+    <w:p>
+      <w:pPr>
+        <w:shd w:val="clear" w:color="auto" w:fill="FFFFFF"/>
+        <w:tabs>
+          <w:tab w:val="left" w:pos="916"/>
+          <w:tab w:val="left" w:pos="1832"/>
+          <w:tab w:val="left" w:pos="2748"/>
+          <w:tab w:val="left" w:pos="3664"/>
+          <w:tab w:val="left" w:pos="4580"/>
+          <w:tab w:val="left" w:pos="5496"/>
+          <w:tab w:val="left" w:pos="6412"/>
+          <w:tab w:val="left" w:pos="7328"/>
+          <w:tab w:val="left" w:pos="8244"/>
+          <w:tab w:val="left" w:pos="9160"/>
+          <w:tab w:val="left" w:pos="10076"/>
+          <w:tab w:val="left" w:pos="10992"/>
+          <w:tab w:val="left" w:pos="11908"/>
+          <w:tab w:val="left" w:pos="12824"/>
+          <w:tab w:val="left" w:pos="13740"/>
+          <w:tab w:val="left" w:pos="14656"/>
+        </w:tabs>
+        <w:ind w:left="360"/>
+        <w:rPr>
+          <w:rFonts w:asciiTheme="minorHAnsi" w:hAnsiTheme="minorHAnsi" w:cstheme="minorHAnsi"/>
+          <w:color w:val="10162F"/>
+          <w:sz w:val="20"/>
+          <w:szCs w:val="20"/>
+          <w:shd w:val="clear" w:color="auto" w:fill="FFFFFF"/>
         </w:rPr>
       </w:pPr>
     </w:p>
@@ -12322,37 +12837,6 @@
     </w:p>
     <w:p>
       <w:pPr>
-        <w:pStyle w:val="ListParagraph"/>
-        <w:shd w:val="clear" w:color="auto" w:fill="FFFFFF"/>
-        <w:tabs>
-          <w:tab w:val="left" w:pos="916"/>
-          <w:tab w:val="left" w:pos="1832"/>
-          <w:tab w:val="left" w:pos="2748"/>
-          <w:tab w:val="left" w:pos="3664"/>
-          <w:tab w:val="left" w:pos="4580"/>
-          <w:tab w:val="left" w:pos="5496"/>
-          <w:tab w:val="left" w:pos="6412"/>
-          <w:tab w:val="left" w:pos="7328"/>
-          <w:tab w:val="left" w:pos="8244"/>
-          <w:tab w:val="left" w:pos="9160"/>
-          <w:tab w:val="left" w:pos="10076"/>
-          <w:tab w:val="left" w:pos="10992"/>
-          <w:tab w:val="left" w:pos="11908"/>
-          <w:tab w:val="left" w:pos="12824"/>
-          <w:tab w:val="left" w:pos="13740"/>
-          <w:tab w:val="left" w:pos="14656"/>
-        </w:tabs>
-        <w:jc w:val="center"/>
-        <w:rPr>
-          <w:rFonts w:ascii="Cambria Math" w:hAnsi="Cambria Math" w:cs="Courier New"/>
-          <w:color w:val="10162F"/>
-          <w:sz w:val="20"/>
-          <w:szCs w:val="20"/>
-        </w:rPr>
-      </w:pPr>
-    </w:p>
-    <w:p>
-      <w:pPr>
         <w:shd w:val="clear" w:color="auto" w:fill="FFFFFF"/>
         <w:tabs>
           <w:tab w:val="left" w:pos="916"/>
@@ -12373,35 +12857,118 @@
           <w:tab w:val="left" w:pos="14656"/>
         </w:tabs>
         <w:ind w:left="360"/>
-      </w:pPr>
-      <w:r>
-        <w:rPr>
-          <w:rFonts w:asciiTheme="minorHAnsi" w:hAnsiTheme="minorHAnsi" w:cstheme="minorHAnsi"/>
-          <w:color w:val="10162F"/>
-          <w:sz w:val="20"/>
-          <w:szCs w:val="20"/>
-        </w:rPr>
-        <w:t xml:space="preserve">Consider a game of flipping coins.  If a user flips a penny and gets </w:t>
-      </w:r>
-      <w:proofErr w:type="gramStart"/>
-      <w:r>
-        <w:rPr>
-          <w:rFonts w:asciiTheme="minorHAnsi" w:hAnsiTheme="minorHAnsi" w:cstheme="minorHAnsi"/>
-          <w:color w:val="10162F"/>
-          <w:sz w:val="20"/>
-          <w:szCs w:val="20"/>
-        </w:rPr>
-        <w:t>heads</w:t>
-      </w:r>
-      <w:proofErr w:type="gramEnd"/>
-      <w:r>
-        <w:rPr>
-          <w:rFonts w:asciiTheme="minorHAnsi" w:hAnsiTheme="minorHAnsi" w:cstheme="minorHAnsi"/>
-          <w:color w:val="10162F"/>
-          <w:sz w:val="20"/>
-          <w:szCs w:val="20"/>
-        </w:rPr>
-        <w:t xml:space="preserve"> they get 1 point.</w:t>
+        <w:rPr>
+          <w:rFonts w:asciiTheme="minorHAnsi" w:hAnsiTheme="minorHAnsi" w:cstheme="minorHAnsi"/>
+          <w:color w:val="10162F"/>
+          <w:sz w:val="20"/>
+          <w:szCs w:val="20"/>
+          <w:shd w:val="clear" w:color="auto" w:fill="FFFFFF"/>
+        </w:rPr>
+      </w:pPr>
+    </w:p>
+    <w:p>
+      <w:pPr>
+        <w:shd w:val="clear" w:color="auto" w:fill="FFFFFF"/>
+        <w:tabs>
+          <w:tab w:val="left" w:pos="916"/>
+          <w:tab w:val="left" w:pos="1832"/>
+          <w:tab w:val="left" w:pos="2748"/>
+          <w:tab w:val="left" w:pos="3664"/>
+          <w:tab w:val="left" w:pos="4580"/>
+          <w:tab w:val="left" w:pos="5496"/>
+          <w:tab w:val="left" w:pos="6412"/>
+          <w:tab w:val="left" w:pos="7328"/>
+          <w:tab w:val="left" w:pos="8244"/>
+          <w:tab w:val="left" w:pos="9160"/>
+          <w:tab w:val="left" w:pos="10076"/>
+          <w:tab w:val="left" w:pos="10992"/>
+          <w:tab w:val="left" w:pos="11908"/>
+          <w:tab w:val="left" w:pos="12824"/>
+          <w:tab w:val="left" w:pos="13740"/>
+          <w:tab w:val="left" w:pos="14656"/>
+        </w:tabs>
+        <w:ind w:left="360"/>
+        <w:rPr>
+          <w:rFonts w:asciiTheme="minorHAnsi" w:hAnsiTheme="minorHAnsi" w:cstheme="minorHAnsi"/>
+          <w:b/>
+          <w:bCs/>
+          <w:color w:val="10162F"/>
+          <w:sz w:val="20"/>
+          <w:szCs w:val="20"/>
+          <w:shd w:val="clear" w:color="auto" w:fill="FFFFFF"/>
+        </w:rPr>
+      </w:pPr>
+      <w:r>
+        <w:rPr>
+          <w:rFonts w:asciiTheme="minorHAnsi" w:hAnsiTheme="minorHAnsi" w:cstheme="minorHAnsi"/>
+          <w:b/>
+          <w:bCs/>
+          <w:sz w:val="20"/>
+          <w:szCs w:val="20"/>
+        </w:rPr>
+        <w:t>Data science example</w:t>
+      </w:r>
+    </w:p>
+    <w:p>
+      <w:pPr>
+        <w:shd w:val="clear" w:color="auto" w:fill="FFFFFF"/>
+        <w:tabs>
+          <w:tab w:val="left" w:pos="916"/>
+          <w:tab w:val="left" w:pos="1832"/>
+          <w:tab w:val="left" w:pos="2748"/>
+          <w:tab w:val="left" w:pos="3664"/>
+          <w:tab w:val="left" w:pos="4580"/>
+          <w:tab w:val="left" w:pos="5496"/>
+          <w:tab w:val="left" w:pos="6412"/>
+          <w:tab w:val="left" w:pos="7328"/>
+          <w:tab w:val="left" w:pos="8244"/>
+          <w:tab w:val="left" w:pos="9160"/>
+          <w:tab w:val="left" w:pos="10076"/>
+          <w:tab w:val="left" w:pos="10992"/>
+          <w:tab w:val="left" w:pos="11908"/>
+          <w:tab w:val="left" w:pos="12824"/>
+          <w:tab w:val="left" w:pos="13740"/>
+          <w:tab w:val="left" w:pos="14656"/>
+        </w:tabs>
+        <w:rPr>
+          <w:rFonts w:ascii="Cambria Math" w:hAnsi="Cambria Math" w:cs="Courier New"/>
+          <w:color w:val="10162F"/>
+          <w:sz w:val="20"/>
+          <w:szCs w:val="20"/>
+        </w:rPr>
+      </w:pPr>
+    </w:p>
+    <w:p>
+      <w:pPr>
+        <w:shd w:val="clear" w:color="auto" w:fill="FFFFFF"/>
+        <w:tabs>
+          <w:tab w:val="left" w:pos="916"/>
+          <w:tab w:val="left" w:pos="1832"/>
+          <w:tab w:val="left" w:pos="2748"/>
+          <w:tab w:val="left" w:pos="3664"/>
+          <w:tab w:val="left" w:pos="4580"/>
+          <w:tab w:val="left" w:pos="5496"/>
+          <w:tab w:val="left" w:pos="6412"/>
+          <w:tab w:val="left" w:pos="7328"/>
+          <w:tab w:val="left" w:pos="8244"/>
+          <w:tab w:val="left" w:pos="9160"/>
+          <w:tab w:val="left" w:pos="10076"/>
+          <w:tab w:val="left" w:pos="10992"/>
+          <w:tab w:val="left" w:pos="11908"/>
+          <w:tab w:val="left" w:pos="12824"/>
+          <w:tab w:val="left" w:pos="13740"/>
+          <w:tab w:val="left" w:pos="14656"/>
+        </w:tabs>
+        <w:ind w:left="360"/>
+      </w:pPr>
+      <w:r>
+        <w:rPr>
+          <w:rFonts w:asciiTheme="minorHAnsi" w:hAnsiTheme="minorHAnsi" w:cstheme="minorHAnsi"/>
+          <w:color w:val="10162F"/>
+          <w:sz w:val="20"/>
+          <w:szCs w:val="20"/>
+        </w:rPr>
+        <w:t>Consider a game of flipping coins.  If a user flips a penny and gets heads they get 1 point.</w:t>
       </w:r>
       <w:r>
         <w:rPr>
@@ -12579,7 +13146,6 @@
         </w:rPr>
         <w:t>(</w:t>
       </w:r>
-      <w:proofErr w:type="gramStart"/>
       <w:r>
         <w:rPr>
           <w:rStyle w:val="mord"/>
@@ -12607,7 +13173,6 @@
         </w:rPr>
         <w:t>(</w:t>
       </w:r>
-      <w:proofErr w:type="gramEnd"/>
       <w:r>
         <w:rPr>
           <w:rStyle w:val="mord"/>
@@ -12906,16 +13471,7 @@
           <w:sz w:val="20"/>
           <w:szCs w:val="20"/>
         </w:rPr>
-        <w:t>)</w:t>
-      </w:r>
-      <w:r>
-        <w:rPr>
-          <w:rStyle w:val="mclose"/>
-          <w:rFonts w:ascii="Cambria Math" w:hAnsi="Cambria Math"/>
-          <w:sz w:val="20"/>
-          <w:szCs w:val="20"/>
-        </w:rPr>
-        <w:t xml:space="preserve"> </w:t>
+        <w:t xml:space="preserve">) </w:t>
       </w:r>
       <w:r>
         <w:rPr>
@@ -12924,16 +13480,7 @@
           <w:sz w:val="20"/>
           <w:szCs w:val="20"/>
         </w:rPr>
-        <w:t>=</w:t>
-      </w:r>
-      <w:r>
-        <w:rPr>
-          <w:rStyle w:val="mrel"/>
-          <w:rFonts w:ascii="Cambria Math" w:hAnsi="Cambria Math"/>
-          <w:sz w:val="20"/>
-          <w:szCs w:val="20"/>
-        </w:rPr>
-        <w:t xml:space="preserve"> </w:t>
+        <w:t xml:space="preserve">= </w:t>
       </w:r>
       <w:r>
         <w:rPr>
@@ -13177,7 +13724,60 @@
         <w:pStyle w:val="g-md-li"/>
         <w:shd w:val="clear" w:color="auto" w:fill="FFFFFF"/>
         <w:spacing w:before="0" w:beforeAutospacing="0" w:after="0" w:afterAutospacing="0"/>
-        <w:ind w:left="360"/>
+        <w:rPr>
+          <w:rFonts w:asciiTheme="minorHAnsi" w:hAnsiTheme="minorHAnsi" w:cstheme="minorHAnsi"/>
+          <w:color w:val="10162F"/>
+          <w:sz w:val="20"/>
+          <w:szCs w:val="20"/>
+          <w:shd w:val="clear" w:color="auto" w:fill="FFFFFF"/>
+        </w:rPr>
+      </w:pPr>
+    </w:p>
+    <w:p>
+      <w:pPr>
+        <w:shd w:val="clear" w:color="auto" w:fill="FFFFFF"/>
+        <w:tabs>
+          <w:tab w:val="left" w:pos="916"/>
+          <w:tab w:val="left" w:pos="1832"/>
+          <w:tab w:val="left" w:pos="2748"/>
+          <w:tab w:val="left" w:pos="3664"/>
+          <w:tab w:val="left" w:pos="4580"/>
+          <w:tab w:val="left" w:pos="5496"/>
+          <w:tab w:val="left" w:pos="6412"/>
+          <w:tab w:val="left" w:pos="7328"/>
+          <w:tab w:val="left" w:pos="8244"/>
+          <w:tab w:val="left" w:pos="9160"/>
+          <w:tab w:val="left" w:pos="10076"/>
+          <w:tab w:val="left" w:pos="10992"/>
+          <w:tab w:val="left" w:pos="11908"/>
+          <w:tab w:val="left" w:pos="12824"/>
+          <w:tab w:val="left" w:pos="13740"/>
+          <w:tab w:val="left" w:pos="14656"/>
+        </w:tabs>
+        <w:rPr>
+          <w:rFonts w:asciiTheme="minorHAnsi" w:hAnsiTheme="minorHAnsi" w:cstheme="minorHAnsi"/>
+          <w:color w:val="10162F"/>
+          <w:sz w:val="20"/>
+          <w:szCs w:val="20"/>
+          <w:u w:val="single"/>
+          <w:shd w:val="clear" w:color="auto" w:fill="FFFFFF"/>
+        </w:rPr>
+      </w:pPr>
+      <w:r>
+        <w:rPr>
+          <w:rFonts w:asciiTheme="minorHAnsi" w:hAnsiTheme="minorHAnsi" w:cstheme="minorHAnsi"/>
+          <w:sz w:val="20"/>
+          <w:szCs w:val="20"/>
+          <w:u w:val="single"/>
+        </w:rPr>
+        <w:t>Independent variances add</w:t>
+      </w:r>
+    </w:p>
+    <w:p>
+      <w:pPr>
+        <w:pStyle w:val="g-md-li"/>
+        <w:shd w:val="clear" w:color="auto" w:fill="FFFFFF"/>
+        <w:spacing w:before="0" w:beforeAutospacing="0" w:after="0" w:afterAutospacing="0"/>
         <w:rPr>
           <w:rFonts w:asciiTheme="minorHAnsi" w:hAnsiTheme="minorHAnsi" w:cstheme="minorHAnsi"/>
           <w:color w:val="10162F"/>
@@ -13201,165 +13801,24 @@
           <w:shd w:val="clear" w:color="auto" w:fill="FFFFFF"/>
         </w:rPr>
       </w:pPr>
-    </w:p>
-    <w:p>
-      <w:pPr>
-        <w:pStyle w:val="g-md-li"/>
-        <w:shd w:val="clear" w:color="auto" w:fill="FFFFFF"/>
-        <w:spacing w:before="0" w:beforeAutospacing="0" w:after="0" w:afterAutospacing="0"/>
-        <w:ind w:left="360"/>
-        <w:rPr>
-          <w:rFonts w:asciiTheme="minorHAnsi" w:hAnsiTheme="minorHAnsi" w:cstheme="minorHAnsi"/>
-          <w:color w:val="10162F"/>
-          <w:sz w:val="20"/>
-          <w:szCs w:val="20"/>
-          <w:shd w:val="clear" w:color="auto" w:fill="FFFFFF"/>
-        </w:rPr>
-      </w:pPr>
-    </w:p>
-    <w:p>
-      <w:pPr>
-        <w:pStyle w:val="g-md-li"/>
-        <w:shd w:val="clear" w:color="auto" w:fill="FFFFFF"/>
-        <w:spacing w:before="0" w:beforeAutospacing="0" w:after="0" w:afterAutospacing="0"/>
-        <w:ind w:left="360"/>
-        <w:rPr>
-          <w:rFonts w:asciiTheme="minorHAnsi" w:hAnsiTheme="minorHAnsi" w:cstheme="minorHAnsi"/>
-          <w:color w:val="10162F"/>
-          <w:sz w:val="20"/>
-          <w:szCs w:val="20"/>
-          <w:shd w:val="clear" w:color="auto" w:fill="FFFFFF"/>
-        </w:rPr>
-      </w:pPr>
-    </w:p>
-    <w:p>
-      <w:pPr>
-        <w:pStyle w:val="g-md-li"/>
-        <w:shd w:val="clear" w:color="auto" w:fill="FFFFFF"/>
-        <w:spacing w:before="0" w:beforeAutospacing="0" w:after="0" w:afterAutospacing="0"/>
-        <w:ind w:left="360"/>
-        <w:rPr>
-          <w:rFonts w:asciiTheme="minorHAnsi" w:hAnsiTheme="minorHAnsi" w:cstheme="minorHAnsi"/>
-          <w:color w:val="10162F"/>
-          <w:sz w:val="20"/>
-          <w:szCs w:val="20"/>
-          <w:shd w:val="clear" w:color="auto" w:fill="FFFFFF"/>
-        </w:rPr>
-      </w:pPr>
-    </w:p>
-    <w:p>
-      <w:pPr>
-        <w:pStyle w:val="g-md-li"/>
-        <w:shd w:val="clear" w:color="auto" w:fill="FFFFFF"/>
-        <w:spacing w:before="0" w:beforeAutospacing="0" w:after="0" w:afterAutospacing="0"/>
-        <w:ind w:left="360"/>
-        <w:rPr>
-          <w:rFonts w:asciiTheme="minorHAnsi" w:hAnsiTheme="minorHAnsi" w:cstheme="minorHAnsi"/>
-          <w:color w:val="10162F"/>
-          <w:sz w:val="20"/>
-          <w:szCs w:val="20"/>
-          <w:shd w:val="clear" w:color="auto" w:fill="FFFFFF"/>
-        </w:rPr>
-      </w:pPr>
-    </w:p>
-    <w:p>
-      <w:pPr>
-        <w:pStyle w:val="g-md-li"/>
-        <w:shd w:val="clear" w:color="auto" w:fill="FFFFFF"/>
-        <w:spacing w:before="0" w:beforeAutospacing="0" w:after="0" w:afterAutospacing="0"/>
-        <w:ind w:left="360"/>
-        <w:rPr>
-          <w:rFonts w:asciiTheme="minorHAnsi" w:hAnsiTheme="minorHAnsi" w:cstheme="minorHAnsi"/>
-          <w:color w:val="10162F"/>
-          <w:sz w:val="20"/>
-          <w:szCs w:val="20"/>
-          <w:shd w:val="clear" w:color="auto" w:fill="FFFFFF"/>
-        </w:rPr>
-      </w:pPr>
-    </w:p>
-    <w:p>
-      <w:pPr>
-        <w:pStyle w:val="g-md-li"/>
-        <w:shd w:val="clear" w:color="auto" w:fill="FFFFFF"/>
-        <w:spacing w:before="0" w:beforeAutospacing="0" w:after="0" w:afterAutospacing="0"/>
-        <w:ind w:left="360"/>
-        <w:rPr>
-          <w:rFonts w:asciiTheme="minorHAnsi" w:hAnsiTheme="minorHAnsi" w:cstheme="minorHAnsi"/>
-          <w:color w:val="10162F"/>
-          <w:sz w:val="20"/>
-          <w:szCs w:val="20"/>
-          <w:shd w:val="clear" w:color="auto" w:fill="FFFFFF"/>
-        </w:rPr>
-      </w:pPr>
-    </w:p>
-    <w:p>
-      <w:pPr>
-        <w:pStyle w:val="g-md-li"/>
-        <w:shd w:val="clear" w:color="auto" w:fill="FFFFFF"/>
-        <w:spacing w:before="0" w:beforeAutospacing="0" w:after="0" w:afterAutospacing="0"/>
-        <w:ind w:left="360"/>
-        <w:rPr>
-          <w:rFonts w:asciiTheme="minorHAnsi" w:hAnsiTheme="minorHAnsi" w:cstheme="minorHAnsi"/>
-          <w:color w:val="10162F"/>
-          <w:sz w:val="20"/>
-          <w:szCs w:val="20"/>
-          <w:shd w:val="clear" w:color="auto" w:fill="FFFFFF"/>
-        </w:rPr>
-      </w:pPr>
-    </w:p>
-    <w:p>
-      <w:pPr>
-        <w:pStyle w:val="g-md-li"/>
-        <w:shd w:val="clear" w:color="auto" w:fill="FFFFFF"/>
-        <w:spacing w:before="0" w:beforeAutospacing="0" w:after="0" w:afterAutospacing="0"/>
-        <w:ind w:left="360"/>
-        <w:rPr>
-          <w:rFonts w:asciiTheme="minorHAnsi" w:hAnsiTheme="minorHAnsi" w:cstheme="minorHAnsi"/>
-          <w:color w:val="10162F"/>
-          <w:sz w:val="20"/>
-          <w:szCs w:val="20"/>
-          <w:shd w:val="clear" w:color="auto" w:fill="FFFFFF"/>
-        </w:rPr>
-      </w:pPr>
-    </w:p>
-    <w:p>
-      <w:pPr>
-        <w:pStyle w:val="g-md-li"/>
-        <w:numPr>
-          <w:ilvl w:val="0"/>
-          <w:numId w:val="3"/>
-        </w:numPr>
-        <w:shd w:val="clear" w:color="auto" w:fill="FFFFFF"/>
-        <w:tabs>
-          <w:tab w:val="clear" w:pos="720"/>
-          <w:tab w:val="num" w:pos="360"/>
-        </w:tabs>
-        <w:spacing w:before="0" w:beforeAutospacing="0" w:after="0" w:afterAutospacing="0"/>
-        <w:ind w:left="360"/>
-        <w:rPr>
-          <w:rFonts w:asciiTheme="minorHAnsi" w:hAnsiTheme="minorHAnsi" w:cstheme="minorHAnsi"/>
-          <w:color w:val="10162F"/>
-          <w:sz w:val="20"/>
-          <w:szCs w:val="20"/>
-        </w:rPr>
-      </w:pPr>
-      <w:r>
-        <w:rPr>
-          <w:rFonts w:asciiTheme="minorHAnsi" w:hAnsiTheme="minorHAnsi" w:cstheme="minorHAnsi"/>
-          <w:color w:val="10162F"/>
-          <w:sz w:val="20"/>
-          <w:szCs w:val="20"/>
-        </w:rPr>
-        <w:t>The variance of the sum of two random variables is the sum of the individual variances</w:t>
-      </w:r>
-      <w:r>
-        <w:rPr>
-          <w:rFonts w:asciiTheme="minorHAnsi" w:hAnsiTheme="minorHAnsi" w:cstheme="minorHAnsi"/>
-          <w:color w:val="10162F"/>
-          <w:sz w:val="20"/>
-          <w:szCs w:val="20"/>
-        </w:rPr>
-        <w:t xml:space="preserve">, </w:t>
+      <w:r>
+        <w:rPr>
+          <w:rFonts w:asciiTheme="minorHAnsi" w:hAnsiTheme="minorHAnsi" w:cstheme="minorHAnsi"/>
+          <w:color w:val="10162F"/>
+          <w:sz w:val="20"/>
+          <w:szCs w:val="20"/>
+          <w:shd w:val="clear" w:color="auto" w:fill="FFFFFF"/>
+        </w:rPr>
+        <w:t>If two random variables are independent, the variance of their sum is the sum of their variances:</w:t>
+      </w:r>
+      <w:r>
+        <w:rPr>
+          <w:rFonts w:asciiTheme="minorHAnsi" w:hAnsiTheme="minorHAnsi" w:cstheme="minorHAnsi"/>
+          <w:color w:val="10162F"/>
+          <w:sz w:val="20"/>
+          <w:szCs w:val="20"/>
+        </w:rPr>
+        <w:t xml:space="preserve"> </w:t>
       </w:r>
     </w:p>
     <w:p>
@@ -13555,46 +14014,9 @@
           <w:color w:val="10162F"/>
           <w:sz w:val="20"/>
           <w:szCs w:val="20"/>
-        </w:rPr>
-      </w:pPr>
-      <w:r>
-        <w:rPr>
-          <w:rFonts w:asciiTheme="minorHAnsi" w:hAnsiTheme="minorHAnsi" w:cstheme="minorHAnsi"/>
-          <w:color w:val="10162F"/>
-          <w:sz w:val="20"/>
-          <w:szCs w:val="20"/>
-        </w:rPr>
-        <w:t xml:space="preserve">This principle ONLY holds if the X and Y are independent random variables. Let’s say that X is the event getting a </w:t>
-      </w:r>
-      <w:proofErr w:type="gramStart"/>
-      <w:r>
-        <w:rPr>
-          <w:rFonts w:asciiTheme="minorHAnsi" w:hAnsiTheme="minorHAnsi" w:cstheme="minorHAnsi"/>
-          <w:color w:val="10162F"/>
-          <w:sz w:val="20"/>
-          <w:szCs w:val="20"/>
-        </w:rPr>
-        <w:t>heads</w:t>
-      </w:r>
-      <w:proofErr w:type="gramEnd"/>
-      <w:r>
-        <w:rPr>
-          <w:rFonts w:asciiTheme="minorHAnsi" w:hAnsiTheme="minorHAnsi" w:cstheme="minorHAnsi"/>
-          <w:color w:val="10162F"/>
-          <w:sz w:val="20"/>
-          <w:szCs w:val="20"/>
-        </w:rPr>
-        <w:t xml:space="preserve"> on a single fair coin flip, and Y is the event rolling a 2 on a fair six-sided die</w:t>
-      </w:r>
-      <w:r>
-        <w:rPr>
-          <w:rFonts w:asciiTheme="minorHAnsi" w:hAnsiTheme="minorHAnsi" w:cstheme="minorHAnsi"/>
-          <w:color w:val="10162F"/>
-          <w:sz w:val="20"/>
-          <w:szCs w:val="20"/>
-        </w:rPr>
-        <w:t xml:space="preserve">, </w:t>
-      </w:r>
+          <w:shd w:val="clear" w:color="auto" w:fill="FFFFFF"/>
+        </w:rPr>
+      </w:pPr>
     </w:p>
     <w:p>
       <w:pPr>
@@ -13617,13 +14039,72 @@
           <w:tab w:val="left" w:pos="13740"/>
           <w:tab w:val="left" w:pos="14656"/>
         </w:tabs>
-        <w:rPr>
-          <w:rFonts w:asciiTheme="minorHAnsi" w:hAnsiTheme="minorHAnsi" w:cstheme="minorHAnsi"/>
-          <w:color w:val="10162F"/>
-          <w:sz w:val="20"/>
-          <w:szCs w:val="20"/>
-        </w:rPr>
-      </w:pPr>
+        <w:ind w:left="360"/>
+        <w:rPr>
+          <w:rFonts w:asciiTheme="minorHAnsi" w:hAnsiTheme="minorHAnsi" w:cstheme="minorHAnsi"/>
+          <w:b/>
+          <w:bCs/>
+          <w:sz w:val="20"/>
+          <w:szCs w:val="20"/>
+        </w:rPr>
+      </w:pPr>
+      <w:r>
+        <w:rPr>
+          <w:rFonts w:asciiTheme="minorHAnsi" w:hAnsiTheme="minorHAnsi" w:cstheme="minorHAnsi"/>
+          <w:b/>
+          <w:bCs/>
+          <w:sz w:val="20"/>
+          <w:szCs w:val="20"/>
+        </w:rPr>
+        <w:t>Data science example</w:t>
+      </w:r>
+    </w:p>
+    <w:p>
+      <w:pPr>
+        <w:spacing w:before="100" w:beforeAutospacing="1" w:after="100" w:afterAutospacing="1"/>
+        <w:ind w:left="360"/>
+        <w:rPr>
+          <w:rFonts w:asciiTheme="minorHAnsi" w:hAnsiTheme="minorHAnsi" w:cstheme="minorHAnsi"/>
+          <w:sz w:val="20"/>
+          <w:szCs w:val="20"/>
+        </w:rPr>
+      </w:pPr>
+      <w:r>
+        <w:rPr>
+          <w:rFonts w:asciiTheme="minorHAnsi" w:hAnsiTheme="minorHAnsi" w:cstheme="minorHAnsi"/>
+          <w:sz w:val="20"/>
+          <w:szCs w:val="20"/>
+        </w:rPr>
+        <w:t>Suppose X is the daily number of app crashes on Android and Y is the daily number on iPhone.</w:t>
+      </w:r>
+      <w:r>
+        <w:rPr>
+          <w:rFonts w:asciiTheme="minorHAnsi" w:hAnsiTheme="minorHAnsi" w:cstheme="minorHAnsi"/>
+          <w:sz w:val="20"/>
+          <w:szCs w:val="20"/>
+        </w:rPr>
+        <w:br/>
+        <w:t>If those counts are treated as independent, then the variability in the total daily crashes is</w:t>
+      </w:r>
+    </w:p>
+    <w:p>
+      <w:pPr>
+        <w:ind w:left="360"/>
+        <w:jc w:val="center"/>
+        <w:rPr>
+          <w:rFonts w:ascii="Cambria Math" w:hAnsi="Cambria Math" w:cstheme="minorHAnsi"/>
+          <w:sz w:val="20"/>
+          <w:szCs w:val="20"/>
+        </w:rPr>
+      </w:pPr>
+      <w:r>
+        <w:rPr>
+          <w:rFonts w:ascii="Cambria Math" w:hAnsi="Cambria Math" w:cstheme="minorHAnsi"/>
+          <w:sz w:val="20"/>
+          <w:szCs w:val="20"/>
+        </w:rPr>
+        <w:t>Var(X+Y)=Var(X)+Var(Y)</w:t>
+      </w:r>
     </w:p>
     <w:p>
       <w:pPr>
@@ -13646,57 +14127,78 @@
           <w:tab w:val="left" w:pos="13740"/>
           <w:tab w:val="left" w:pos="14656"/>
         </w:tabs>
-        <w:jc w:val="center"/>
-        <w:rPr>
-          <w:rFonts w:ascii="Cambria Math" w:hAnsi="Cambria Math"/>
-          <w:i/>
-          <w:iCs/>
-          <w:color w:val="10162F"/>
-          <w:sz w:val="20"/>
-          <w:szCs w:val="20"/>
-        </w:rPr>
-      </w:pPr>
-      <w:r>
-        <w:rPr>
-          <w:rFonts w:ascii="Cambria Math" w:hAnsi="Cambria Math"/>
-          <w:color w:val="10162F"/>
-          <w:sz w:val="20"/>
-          <w:szCs w:val="20"/>
-          <w:bdr w:val="none" w:sz="0" w:space="0" w:color="auto" w:frame="1"/>
-        </w:rPr>
-        <w:t>Var(X)=0.5</w:t>
-      </w:r>
-      <w:proofErr w:type="gramStart"/>
-      <w:r>
-        <w:rPr>
-          <w:rFonts w:ascii="Cambria Math" w:hAnsi="Cambria Math" w:cs="Cambria Math"/>
-          <w:color w:val="10162F"/>
-          <w:sz w:val="20"/>
-          <w:szCs w:val="20"/>
-          <w:bdr w:val="none" w:sz="0" w:space="0" w:color="auto" w:frame="1"/>
-        </w:rPr>
-        <w:t>∗</w:t>
-      </w:r>
-      <w:r>
-        <w:rPr>
-          <w:rFonts w:ascii="Cambria Math" w:hAnsi="Cambria Math"/>
-          <w:color w:val="10162F"/>
-          <w:sz w:val="20"/>
-          <w:szCs w:val="20"/>
-          <w:bdr w:val="none" w:sz="0" w:space="0" w:color="auto" w:frame="1"/>
-        </w:rPr>
-        <w:t>(</w:t>
-      </w:r>
-      <w:proofErr w:type="gramEnd"/>
-      <w:r>
-        <w:rPr>
-          <w:rFonts w:ascii="Cambria Math" w:hAnsi="Cambria Math"/>
-          <w:color w:val="10162F"/>
-          <w:sz w:val="20"/>
-          <w:szCs w:val="20"/>
-          <w:bdr w:val="none" w:sz="0" w:space="0" w:color="auto" w:frame="1"/>
-        </w:rPr>
-        <w:t>1−0.5)=0.25</w:t>
+        <w:rPr>
+          <w:rFonts w:asciiTheme="minorHAnsi" w:hAnsiTheme="minorHAnsi" w:cstheme="minorHAnsi"/>
+          <w:color w:val="10162F"/>
+          <w:sz w:val="20"/>
+          <w:szCs w:val="20"/>
+        </w:rPr>
+      </w:pPr>
+    </w:p>
+    <w:p>
+      <w:pPr>
+        <w:rPr>
+          <w:rFonts w:asciiTheme="minorHAnsi" w:hAnsiTheme="minorHAnsi" w:cstheme="minorHAnsi"/>
+          <w:b/>
+          <w:bCs/>
+          <w:color w:val="002060"/>
+          <w:sz w:val="20"/>
+          <w:szCs w:val="20"/>
+          <w:u w:val="single"/>
+          <w:shd w:val="clear" w:color="auto" w:fill="FFFFFF"/>
+        </w:rPr>
+      </w:pPr>
+      <w:r>
+        <w:rPr>
+          <w:rFonts w:asciiTheme="minorHAnsi" w:hAnsiTheme="minorHAnsi" w:cstheme="minorHAnsi"/>
+          <w:b/>
+          <w:bCs/>
+          <w:color w:val="002060"/>
+          <w:sz w:val="20"/>
+          <w:szCs w:val="20"/>
+          <w:u w:val="single"/>
+          <w:shd w:val="clear" w:color="auto" w:fill="FFFFFF"/>
+        </w:rPr>
+        <w:t xml:space="preserve">Skill </w:t>
+      </w:r>
+      <w:r>
+        <w:rPr>
+          <w:rFonts w:asciiTheme="minorHAnsi" w:hAnsiTheme="minorHAnsi" w:cstheme="minorHAnsi"/>
+          <w:b/>
+          <w:bCs/>
+          <w:color w:val="002060"/>
+          <w:sz w:val="20"/>
+          <w:szCs w:val="20"/>
+          <w:u w:val="single"/>
+          <w:shd w:val="clear" w:color="auto" w:fill="FFFFFF"/>
+        </w:rPr>
+        <w:t>3</w:t>
+      </w:r>
+      <w:r>
+        <w:rPr>
+          <w:rFonts w:asciiTheme="minorHAnsi" w:hAnsiTheme="minorHAnsi" w:cstheme="minorHAnsi"/>
+          <w:b/>
+          <w:bCs/>
+          <w:color w:val="002060"/>
+          <w:sz w:val="20"/>
+          <w:szCs w:val="20"/>
+          <w:u w:val="single"/>
+          <w:shd w:val="clear" w:color="auto" w:fill="FFFFFF"/>
+        </w:rPr>
+        <w:t>3</w:t>
+      </w:r>
+      <w:r>
+        <w:rPr>
+          <w:rFonts w:asciiTheme="minorHAnsi" w:hAnsiTheme="minorHAnsi" w:cstheme="minorHAnsi"/>
+          <w:b/>
+          <w:bCs/>
+          <w:color w:val="002060"/>
+          <w:sz w:val="20"/>
+          <w:szCs w:val="20"/>
+          <w:u w:val="single"/>
+          <w:shd w:val="clear" w:color="auto" w:fill="FFFFFF"/>
+        </w:rPr>
+        <w:t>.8 Exercise 1</w:t>
       </w:r>
     </w:p>
     <w:p>
@@ -13720,393 +14222,13 @@
           <w:tab w:val="left" w:pos="13740"/>
           <w:tab w:val="left" w:pos="14656"/>
         </w:tabs>
-        <w:jc w:val="center"/>
-        <w:rPr>
-          <w:rFonts w:ascii="Cambria Math" w:hAnsi="Cambria Math"/>
-          <w:i/>
-          <w:iCs/>
-          <w:color w:val="10162F"/>
-          <w:sz w:val="20"/>
-          <w:szCs w:val="20"/>
-        </w:rPr>
-      </w:pPr>
-    </w:p>
-    <w:p>
-      <w:pPr>
-        <w:shd w:val="clear" w:color="auto" w:fill="FFFFFF"/>
-        <w:tabs>
-          <w:tab w:val="left" w:pos="916"/>
-          <w:tab w:val="left" w:pos="1832"/>
-          <w:tab w:val="left" w:pos="2748"/>
-          <w:tab w:val="left" w:pos="3664"/>
-          <w:tab w:val="left" w:pos="4580"/>
-          <w:tab w:val="left" w:pos="5496"/>
-          <w:tab w:val="left" w:pos="6412"/>
-          <w:tab w:val="left" w:pos="7328"/>
-          <w:tab w:val="left" w:pos="8244"/>
-          <w:tab w:val="left" w:pos="9160"/>
-          <w:tab w:val="left" w:pos="10076"/>
-          <w:tab w:val="left" w:pos="10992"/>
-          <w:tab w:val="left" w:pos="11908"/>
-          <w:tab w:val="left" w:pos="12824"/>
-          <w:tab w:val="left" w:pos="13740"/>
-          <w:tab w:val="left" w:pos="14656"/>
-        </w:tabs>
-        <w:jc w:val="center"/>
-        <w:rPr>
-          <w:rStyle w:val="mord"/>
-          <w:rFonts w:ascii="Cambria Math" w:hAnsi="Cambria Math"/>
-          <w:color w:val="10162F"/>
-          <w:sz w:val="20"/>
-          <w:szCs w:val="20"/>
-          <w:shd w:val="clear" w:color="auto" w:fill="FFFFFF"/>
-        </w:rPr>
-      </w:pPr>
-      <w:r>
-        <w:rPr>
-          <w:rStyle w:val="mord"/>
-          <w:rFonts w:ascii="Cambria Math" w:hAnsi="Cambria Math"/>
-          <w:color w:val="10162F"/>
-          <w:sz w:val="20"/>
-          <w:szCs w:val="20"/>
-          <w:shd w:val="clear" w:color="auto" w:fill="FFFFFF"/>
-        </w:rPr>
-        <w:t>Var</w:t>
-      </w:r>
-      <w:r>
-        <w:rPr>
-          <w:rStyle w:val="mopen"/>
-          <w:rFonts w:ascii="Cambria Math" w:hAnsi="Cambria Math"/>
-          <w:color w:val="10162F"/>
-          <w:sz w:val="20"/>
-          <w:szCs w:val="20"/>
-          <w:shd w:val="clear" w:color="auto" w:fill="FFFFFF"/>
-        </w:rPr>
-        <w:t>(</w:t>
-      </w:r>
-      <w:r>
-        <w:rPr>
-          <w:rStyle w:val="mord"/>
-          <w:rFonts w:ascii="Cambria Math" w:hAnsi="Cambria Math"/>
-          <w:color w:val="10162F"/>
-          <w:sz w:val="20"/>
-          <w:szCs w:val="20"/>
-          <w:shd w:val="clear" w:color="auto" w:fill="FFFFFF"/>
-        </w:rPr>
-        <w:t>Y</w:t>
-      </w:r>
-      <w:r>
-        <w:rPr>
-          <w:rStyle w:val="mclose"/>
-          <w:rFonts w:ascii="Cambria Math" w:hAnsi="Cambria Math"/>
-          <w:color w:val="10162F"/>
-          <w:sz w:val="20"/>
-          <w:szCs w:val="20"/>
-          <w:shd w:val="clear" w:color="auto" w:fill="FFFFFF"/>
-        </w:rPr>
-        <w:t>)</w:t>
-      </w:r>
-      <w:r>
-        <w:rPr>
-          <w:rStyle w:val="mrel"/>
-          <w:rFonts w:ascii="Cambria Math" w:hAnsi="Cambria Math"/>
-          <w:color w:val="10162F"/>
-          <w:sz w:val="20"/>
-          <w:szCs w:val="20"/>
-          <w:shd w:val="clear" w:color="auto" w:fill="FFFFFF"/>
-        </w:rPr>
-        <w:t>=</w:t>
-      </w:r>
-      <w:r>
-        <w:rPr>
-          <w:rStyle w:val="mord"/>
-          <w:rFonts w:ascii="Cambria Math" w:hAnsi="Cambria Math"/>
-          <w:color w:val="10162F"/>
-          <w:sz w:val="20"/>
-          <w:szCs w:val="20"/>
-          <w:shd w:val="clear" w:color="auto" w:fill="FFFFFF"/>
-        </w:rPr>
-        <w:t>0.167</w:t>
-      </w:r>
-      <w:proofErr w:type="gramStart"/>
-      <w:r>
-        <w:rPr>
-          <w:rStyle w:val="mbin"/>
-          <w:rFonts w:ascii="Cambria Math" w:hAnsi="Cambria Math" w:cs="Cambria Math"/>
-          <w:color w:val="10162F"/>
-          <w:sz w:val="20"/>
-          <w:szCs w:val="20"/>
-          <w:shd w:val="clear" w:color="auto" w:fill="FFFFFF"/>
-        </w:rPr>
-        <w:t>∗</w:t>
-      </w:r>
-      <w:r>
-        <w:rPr>
-          <w:rStyle w:val="mopen"/>
-          <w:rFonts w:ascii="Cambria Math" w:hAnsi="Cambria Math"/>
-          <w:color w:val="10162F"/>
-          <w:sz w:val="20"/>
-          <w:szCs w:val="20"/>
-          <w:shd w:val="clear" w:color="auto" w:fill="FFFFFF"/>
-        </w:rPr>
-        <w:t>(</w:t>
-      </w:r>
-      <w:proofErr w:type="gramEnd"/>
-      <w:r>
-        <w:rPr>
-          <w:rStyle w:val="mord"/>
-          <w:rFonts w:ascii="Cambria Math" w:hAnsi="Cambria Math"/>
-          <w:color w:val="10162F"/>
-          <w:sz w:val="20"/>
-          <w:szCs w:val="20"/>
-          <w:shd w:val="clear" w:color="auto" w:fill="FFFFFF"/>
-        </w:rPr>
-        <w:t>1</w:t>
-      </w:r>
-      <w:r>
-        <w:rPr>
-          <w:rStyle w:val="mbin"/>
-          <w:rFonts w:ascii="Cambria Math" w:hAnsi="Cambria Math"/>
-          <w:color w:val="10162F"/>
-          <w:sz w:val="20"/>
-          <w:szCs w:val="20"/>
-          <w:shd w:val="clear" w:color="auto" w:fill="FFFFFF"/>
-        </w:rPr>
-        <w:t>−</w:t>
-      </w:r>
-      <w:r>
-        <w:rPr>
-          <w:rStyle w:val="mord"/>
-          <w:rFonts w:ascii="Cambria Math" w:hAnsi="Cambria Math"/>
-          <w:color w:val="10162F"/>
-          <w:sz w:val="20"/>
-          <w:szCs w:val="20"/>
-          <w:shd w:val="clear" w:color="auto" w:fill="FFFFFF"/>
-        </w:rPr>
-        <w:t>0.167</w:t>
-      </w:r>
-      <w:r>
-        <w:rPr>
-          <w:rStyle w:val="mclose"/>
-          <w:rFonts w:ascii="Cambria Math" w:hAnsi="Cambria Math"/>
-          <w:color w:val="10162F"/>
-          <w:sz w:val="20"/>
-          <w:szCs w:val="20"/>
-          <w:shd w:val="clear" w:color="auto" w:fill="FFFFFF"/>
-        </w:rPr>
-        <w:t>)</w:t>
-      </w:r>
-      <w:r>
-        <w:rPr>
-          <w:rStyle w:val="mrel"/>
-          <w:rFonts w:ascii="Cambria Math" w:hAnsi="Cambria Math"/>
-          <w:color w:val="10162F"/>
-          <w:sz w:val="20"/>
-          <w:szCs w:val="20"/>
-          <w:shd w:val="clear" w:color="auto" w:fill="FFFFFF"/>
-        </w:rPr>
-        <w:t>=</w:t>
-      </w:r>
-      <w:r>
-        <w:rPr>
-          <w:rStyle w:val="mord"/>
-          <w:rFonts w:ascii="Cambria Math" w:hAnsi="Cambria Math"/>
-          <w:color w:val="10162F"/>
-          <w:sz w:val="20"/>
-          <w:szCs w:val="20"/>
-          <w:shd w:val="clear" w:color="auto" w:fill="FFFFFF"/>
-        </w:rPr>
-        <w:t>0.139</w:t>
-      </w:r>
-    </w:p>
-    <w:p>
-      <w:pPr>
-        <w:shd w:val="clear" w:color="auto" w:fill="FFFFFF"/>
-        <w:tabs>
-          <w:tab w:val="left" w:pos="916"/>
-          <w:tab w:val="left" w:pos="1832"/>
-          <w:tab w:val="left" w:pos="2748"/>
-          <w:tab w:val="left" w:pos="3664"/>
-          <w:tab w:val="left" w:pos="4580"/>
-          <w:tab w:val="left" w:pos="5496"/>
-          <w:tab w:val="left" w:pos="6412"/>
-          <w:tab w:val="left" w:pos="7328"/>
-          <w:tab w:val="left" w:pos="8244"/>
-          <w:tab w:val="left" w:pos="9160"/>
-          <w:tab w:val="left" w:pos="10076"/>
-          <w:tab w:val="left" w:pos="10992"/>
-          <w:tab w:val="left" w:pos="11908"/>
-          <w:tab w:val="left" w:pos="12824"/>
-          <w:tab w:val="left" w:pos="13740"/>
-          <w:tab w:val="left" w:pos="14656"/>
-        </w:tabs>
-        <w:jc w:val="center"/>
-        <w:rPr>
-          <w:rStyle w:val="mord"/>
-          <w:rFonts w:ascii="Cambria Math" w:hAnsi="Cambria Math"/>
-          <w:color w:val="10162F"/>
-          <w:sz w:val="20"/>
-          <w:szCs w:val="20"/>
-          <w:shd w:val="clear" w:color="auto" w:fill="FFFFFF"/>
-        </w:rPr>
-      </w:pPr>
-    </w:p>
-    <w:p>
-      <w:pPr>
-        <w:shd w:val="clear" w:color="auto" w:fill="FFFFFF"/>
-        <w:tabs>
-          <w:tab w:val="left" w:pos="916"/>
-          <w:tab w:val="left" w:pos="1832"/>
-          <w:tab w:val="left" w:pos="2748"/>
-          <w:tab w:val="left" w:pos="3664"/>
-          <w:tab w:val="left" w:pos="4580"/>
-          <w:tab w:val="left" w:pos="5496"/>
-          <w:tab w:val="left" w:pos="6412"/>
-          <w:tab w:val="left" w:pos="7328"/>
-          <w:tab w:val="left" w:pos="8244"/>
-          <w:tab w:val="left" w:pos="9160"/>
-          <w:tab w:val="left" w:pos="10076"/>
-          <w:tab w:val="left" w:pos="10992"/>
-          <w:tab w:val="left" w:pos="11908"/>
-          <w:tab w:val="left" w:pos="12824"/>
-          <w:tab w:val="left" w:pos="13740"/>
-          <w:tab w:val="left" w:pos="14656"/>
-        </w:tabs>
-        <w:jc w:val="center"/>
-        <w:rPr>
-          <w:rFonts w:ascii="Cambria Math" w:hAnsi="Cambria Math" w:cs="Courier New"/>
-          <w:color w:val="10162F"/>
-          <w:sz w:val="20"/>
-          <w:szCs w:val="20"/>
-        </w:rPr>
-      </w:pPr>
-      <w:r>
-        <w:rPr>
-          <w:rFonts w:ascii="Cambria Math" w:hAnsi="Cambria Math"/>
-          <w:color w:val="10162F"/>
-          <w:sz w:val="20"/>
-          <w:szCs w:val="20"/>
-          <w:bdr w:val="none" w:sz="0" w:space="0" w:color="auto" w:frame="1"/>
-        </w:rPr>
-        <w:t>Var(X+</w:t>
-      </w:r>
-      <w:proofErr w:type="gramStart"/>
-      <w:r>
-        <w:rPr>
-          <w:rFonts w:ascii="Cambria Math" w:hAnsi="Cambria Math"/>
-          <w:color w:val="10162F"/>
-          <w:sz w:val="20"/>
-          <w:szCs w:val="20"/>
-          <w:bdr w:val="none" w:sz="0" w:space="0" w:color="auto" w:frame="1"/>
-        </w:rPr>
-        <w:t>Y)=</w:t>
-      </w:r>
-      <w:proofErr w:type="gramEnd"/>
-      <w:r>
-        <w:rPr>
-          <w:rFonts w:ascii="Cambria Math" w:hAnsi="Cambria Math"/>
-          <w:color w:val="10162F"/>
-          <w:sz w:val="20"/>
-          <w:szCs w:val="20"/>
-          <w:bdr w:val="none" w:sz="0" w:space="0" w:color="auto" w:frame="1"/>
-        </w:rPr>
-        <w:t>Var(X)+Var(Y)=0.25+0.139=0.389</w:t>
-      </w:r>
-    </w:p>
-    <w:p>
-      <w:pPr>
-        <w:shd w:val="clear" w:color="auto" w:fill="FFFFFF"/>
-        <w:tabs>
-          <w:tab w:val="left" w:pos="916"/>
-          <w:tab w:val="left" w:pos="1832"/>
-          <w:tab w:val="left" w:pos="2748"/>
-          <w:tab w:val="left" w:pos="3664"/>
-          <w:tab w:val="left" w:pos="4580"/>
-          <w:tab w:val="left" w:pos="5496"/>
-          <w:tab w:val="left" w:pos="6412"/>
-          <w:tab w:val="left" w:pos="7328"/>
-          <w:tab w:val="left" w:pos="8244"/>
-          <w:tab w:val="left" w:pos="9160"/>
-          <w:tab w:val="left" w:pos="10076"/>
-          <w:tab w:val="left" w:pos="10992"/>
-          <w:tab w:val="left" w:pos="11908"/>
-          <w:tab w:val="left" w:pos="12824"/>
-          <w:tab w:val="left" w:pos="13740"/>
-          <w:tab w:val="left" w:pos="14656"/>
-        </w:tabs>
-        <w:rPr>
-          <w:rFonts w:asciiTheme="minorHAnsi" w:hAnsiTheme="minorHAnsi" w:cstheme="minorHAnsi"/>
-          <w:color w:val="10162F"/>
-          <w:sz w:val="20"/>
-          <w:szCs w:val="20"/>
-        </w:rPr>
-      </w:pPr>
-    </w:p>
-    <w:p>
-      <w:pPr>
-        <w:rPr>
-          <w:rFonts w:asciiTheme="minorHAnsi" w:hAnsiTheme="minorHAnsi" w:cstheme="minorHAnsi"/>
-          <w:b/>
-          <w:bCs/>
-          <w:color w:val="002060"/>
-          <w:sz w:val="20"/>
-          <w:szCs w:val="20"/>
-          <w:u w:val="single"/>
-          <w:shd w:val="clear" w:color="auto" w:fill="FFFFFF"/>
-        </w:rPr>
-      </w:pPr>
-      <w:r>
-        <w:rPr>
-          <w:rFonts w:asciiTheme="minorHAnsi" w:hAnsiTheme="minorHAnsi" w:cstheme="minorHAnsi"/>
-          <w:b/>
-          <w:bCs/>
-          <w:color w:val="002060"/>
-          <w:sz w:val="20"/>
-          <w:szCs w:val="20"/>
-          <w:u w:val="single"/>
-          <w:shd w:val="clear" w:color="auto" w:fill="FFFFFF"/>
-        </w:rPr>
-        <w:t xml:space="preserve">Skill </w:t>
-      </w:r>
-      <w:r>
-        <w:rPr>
-          <w:rFonts w:asciiTheme="minorHAnsi" w:hAnsiTheme="minorHAnsi" w:cstheme="minorHAnsi"/>
-          <w:b/>
-          <w:bCs/>
-          <w:color w:val="002060"/>
-          <w:sz w:val="20"/>
-          <w:szCs w:val="20"/>
-          <w:u w:val="single"/>
-          <w:shd w:val="clear" w:color="auto" w:fill="FFFFFF"/>
-        </w:rPr>
-        <w:t>3</w:t>
-      </w:r>
-      <w:r>
-        <w:rPr>
-          <w:rFonts w:asciiTheme="minorHAnsi" w:hAnsiTheme="minorHAnsi" w:cstheme="minorHAnsi"/>
-          <w:b/>
-          <w:bCs/>
-          <w:color w:val="002060"/>
-          <w:sz w:val="20"/>
-          <w:szCs w:val="20"/>
-          <w:u w:val="single"/>
-          <w:shd w:val="clear" w:color="auto" w:fill="FFFFFF"/>
-        </w:rPr>
-        <w:t>3</w:t>
-      </w:r>
-      <w:r>
-        <w:rPr>
-          <w:rFonts w:asciiTheme="minorHAnsi" w:hAnsiTheme="minorHAnsi" w:cstheme="minorHAnsi"/>
-          <w:b/>
-          <w:bCs/>
-          <w:color w:val="002060"/>
-          <w:sz w:val="20"/>
-          <w:szCs w:val="20"/>
-          <w:u w:val="single"/>
-          <w:shd w:val="clear" w:color="auto" w:fill="FFFFFF"/>
-        </w:rPr>
-        <w:t>.8 Exercise 1</w:t>
-      </w:r>
+        <w:rPr>
+          <w:rFonts w:asciiTheme="minorHAnsi" w:hAnsiTheme="minorHAnsi" w:cstheme="minorHAnsi"/>
+          <w:sz w:val="20"/>
+          <w:szCs w:val="20"/>
+          <w:shd w:val="clear" w:color="auto" w:fill="FFFFFF"/>
+        </w:rPr>
+      </w:pPr>
     </w:p>
     <w:p>
       <w:pPr>
@@ -14451,6 +14573,155 @@
     </w:lvl>
   </w:abstractNum>
   <w:abstractNum w:abstractNumId="2" w15:restartNumberingAfterBreak="0">
+    <w:nsid w:val="73490C20"/>
+    <w:multiLevelType w:val="multilevel"/>
+    <w:tmpl w:val="98DCCE4C"/>
+    <w:lvl w:ilvl="0">
+      <w:start w:val="1"/>
+      <w:numFmt w:val="bullet"/>
+      <w:lvlText w:val=""/>
+      <w:lvlJc w:val="left"/>
+      <w:pPr>
+        <w:tabs>
+          <w:tab w:val="num" w:pos="720"/>
+        </w:tabs>
+        <w:ind w:left="720" w:hanging="360"/>
+      </w:pPr>
+      <w:rPr>
+        <w:rFonts w:ascii="Symbol" w:hAnsi="Symbol" w:hint="default"/>
+        <w:sz w:val="20"/>
+      </w:rPr>
+    </w:lvl>
+    <w:lvl w:ilvl="1" w:tentative="1">
+      <w:start w:val="1"/>
+      <w:numFmt w:val="bullet"/>
+      <w:lvlText w:val="o"/>
+      <w:lvlJc w:val="left"/>
+      <w:pPr>
+        <w:tabs>
+          <w:tab w:val="num" w:pos="1440"/>
+        </w:tabs>
+        <w:ind w:left="1440" w:hanging="360"/>
+      </w:pPr>
+      <w:rPr>
+        <w:rFonts w:ascii="Courier New" w:hAnsi="Courier New" w:hint="default"/>
+        <w:sz w:val="20"/>
+      </w:rPr>
+    </w:lvl>
+    <w:lvl w:ilvl="2" w:tentative="1">
+      <w:start w:val="1"/>
+      <w:numFmt w:val="bullet"/>
+      <w:lvlText w:val=""/>
+      <w:lvlJc w:val="left"/>
+      <w:pPr>
+        <w:tabs>
+          <w:tab w:val="num" w:pos="2160"/>
+        </w:tabs>
+        <w:ind w:left="2160" w:hanging="360"/>
+      </w:pPr>
+      <w:rPr>
+        <w:rFonts w:ascii="Wingdings" w:hAnsi="Wingdings" w:hint="default"/>
+        <w:sz w:val="20"/>
+      </w:rPr>
+    </w:lvl>
+    <w:lvl w:ilvl="3" w:tentative="1">
+      <w:start w:val="1"/>
+      <w:numFmt w:val="bullet"/>
+      <w:lvlText w:val=""/>
+      <w:lvlJc w:val="left"/>
+      <w:pPr>
+        <w:tabs>
+          <w:tab w:val="num" w:pos="2880"/>
+        </w:tabs>
+        <w:ind w:left="2880" w:hanging="360"/>
+      </w:pPr>
+      <w:rPr>
+        <w:rFonts w:ascii="Wingdings" w:hAnsi="Wingdings" w:hint="default"/>
+        <w:sz w:val="20"/>
+      </w:rPr>
+    </w:lvl>
+    <w:lvl w:ilvl="4" w:tentative="1">
+      <w:start w:val="1"/>
+      <w:numFmt w:val="bullet"/>
+      <w:lvlText w:val=""/>
+      <w:lvlJc w:val="left"/>
+      <w:pPr>
+        <w:tabs>
+          <w:tab w:val="num" w:pos="3600"/>
+        </w:tabs>
+        <w:ind w:left="3600" w:hanging="360"/>
+      </w:pPr>
+      <w:rPr>
+        <w:rFonts w:ascii="Wingdings" w:hAnsi="Wingdings" w:hint="default"/>
+        <w:sz w:val="20"/>
+      </w:rPr>
+    </w:lvl>
+    <w:lvl w:ilvl="5" w:tentative="1">
+      <w:start w:val="1"/>
+      <w:numFmt w:val="bullet"/>
+      <w:lvlText w:val=""/>
+      <w:lvlJc w:val="left"/>
+      <w:pPr>
+        <w:tabs>
+          <w:tab w:val="num" w:pos="4320"/>
+        </w:tabs>
+        <w:ind w:left="4320" w:hanging="360"/>
+      </w:pPr>
+      <w:rPr>
+        <w:rFonts w:ascii="Wingdings" w:hAnsi="Wingdings" w:hint="default"/>
+        <w:sz w:val="20"/>
+      </w:rPr>
+    </w:lvl>
+    <w:lvl w:ilvl="6" w:tentative="1">
+      <w:start w:val="1"/>
+      <w:numFmt w:val="bullet"/>
+      <w:lvlText w:val=""/>
+      <w:lvlJc w:val="left"/>
+      <w:pPr>
+        <w:tabs>
+          <w:tab w:val="num" w:pos="5040"/>
+        </w:tabs>
+        <w:ind w:left="5040" w:hanging="360"/>
+      </w:pPr>
+      <w:rPr>
+        <w:rFonts w:ascii="Wingdings" w:hAnsi="Wingdings" w:hint="default"/>
+        <w:sz w:val="20"/>
+      </w:rPr>
+    </w:lvl>
+    <w:lvl w:ilvl="7" w:tentative="1">
+      <w:start w:val="1"/>
+      <w:numFmt w:val="bullet"/>
+      <w:lvlText w:val=""/>
+      <w:lvlJc w:val="left"/>
+      <w:pPr>
+        <w:tabs>
+          <w:tab w:val="num" w:pos="5760"/>
+        </w:tabs>
+        <w:ind w:left="5760" w:hanging="360"/>
+      </w:pPr>
+      <w:rPr>
+        <w:rFonts w:ascii="Wingdings" w:hAnsi="Wingdings" w:hint="default"/>
+        <w:sz w:val="20"/>
+      </w:rPr>
+    </w:lvl>
+    <w:lvl w:ilvl="8" w:tentative="1">
+      <w:start w:val="1"/>
+      <w:numFmt w:val="bullet"/>
+      <w:lvlText w:val=""/>
+      <w:lvlJc w:val="left"/>
+      <w:pPr>
+        <w:tabs>
+          <w:tab w:val="num" w:pos="6480"/>
+        </w:tabs>
+        <w:ind w:left="6480" w:hanging="360"/>
+      </w:pPr>
+      <w:rPr>
+        <w:rFonts w:ascii="Wingdings" w:hAnsi="Wingdings" w:hint="default"/>
+        <w:sz w:val="20"/>
+      </w:rPr>
+    </w:lvl>
+  </w:abstractNum>
+  <w:abstractNum w:abstractNumId="3" w15:restartNumberingAfterBreak="0">
     <w:nsid w:val="78650E55"/>
     <w:multiLevelType w:val="hybridMultilevel"/>
     <w:tmpl w:val="6874B3E2"/>
@@ -14543,10 +14814,13 @@
     <w:abstractNumId w:val="0"/>
   </w:num>
   <w:num w:numId="2">
-    <w:abstractNumId w:val="2"/>
+    <w:abstractNumId w:val="3"/>
   </w:num>
   <w:num w:numId="3">
     <w:abstractNumId w:val="1"/>
+  </w:num>
+  <w:num w:numId="4">
+    <w:abstractNumId w:val="2"/>
   </w:num>
   <w:numIdMacAtCleanup w:val="3"/>
 </w:numbering>
